--- a/public/documentos/INT-01-registro-y-analisis-de-interesados.docx
+++ b/public/documentos/INT-01-registro-y-analisis-de-interesados.docx
@@ -52,7 +52,7 @@
                 <w:noProof/>
               </w:rPr>
               <w:drawing>
-                <wp:inline distT="0" distB="0" distL="0" distR="0" wp14:anchorId="1CBA2CC0" wp14:editId="2D5370BB">
+                <wp:inline distT="0" distB="0" distL="0" distR="0" wp14:anchorId="2A1F996D" wp14:editId="194DC09E">
                   <wp:extent cx="990600" cy="990600"/>
                   <wp:effectExtent l="0" t="0" r="0" b="0"/>
                   <wp:docPr id="1" name="Imagen 1"/>
@@ -171,10 +171,10 @@
                 <w:noProof/>
               </w:rPr>
               <w:drawing>
-                <wp:inline distT="0" distB="0" distL="0" distR="0" wp14:anchorId="75188B80" wp14:editId="49AC97F9">
+                <wp:inline distT="0" distB="0" distL="0" distR="0" wp14:anchorId="56E334F4" wp14:editId="65736063">
                   <wp:extent cx="800100" cy="800100"/>
                   <wp:effectExtent l="0" t="0" r="0" b="0"/>
-                  <wp:docPr id="347453371" name="Imagen 347453371"/>
+                  <wp:docPr id="600637564" name="Imagen 600637564"/>
                   <wp:cNvGraphicFramePr>
                     <a:graphicFrameLocks xmlns:a="http://schemas.openxmlformats.org/drawingml/2006/main" noChangeAspect="1"/>
                   </wp:cNvGraphicFramePr>
@@ -2585,7 +2585,7 @@
     <w:sdt>
       <w:sdtPr>
         <w:alias w:val="Contenido"/>
-        <w:id w:val="-1466970866"/>
+        <w:id w:val="-1863886231"/>
       </w:sdtPr>
       <w:sdtEndPr/>
       <w:sdtContent>
@@ -2611,7 +2611,7 @@
           <w:r>
             <w:fldChar w:fldCharType="separate"/>
           </w:r>
-          <w:hyperlink w:anchor="_Toc242536715" w:history="1">
+          <w:hyperlink w:anchor="_Toc242538713" w:history="1">
             <w:r>
               <w:rPr>
                 <w:rStyle w:val="Hipervnculo"/>
@@ -2635,7 +2635,7 @@
               <w:rPr>
                 <w:noProof/>
               </w:rPr>
-              <w:instrText xml:space="preserve"> PAGEREF _Toc242536715 \h </w:instrText>
+              <w:instrText xml:space="preserve"> PAGEREF _Toc242538713 \h </w:instrText>
             </w:r>
             <w:r>
               <w:rPr>
@@ -2675,7 +2675,7 @@
               <w14:ligatures w14:val="standardContextual"/>
             </w:rPr>
           </w:pPr>
-          <w:hyperlink w:anchor="_Toc242536716" w:history="1">
+          <w:hyperlink w:anchor="_Toc242538714" w:history="1">
             <w:r>
               <w:rPr>
                 <w:rStyle w:val="Hipervnculo"/>
@@ -2699,7 +2699,7 @@
               <w:rPr>
                 <w:noProof/>
               </w:rPr>
-              <w:instrText xml:space="preserve"> PAGEREF _Toc242536716 \h </w:instrText>
+              <w:instrText xml:space="preserve"> PAGEREF _Toc242538714 \h </w:instrText>
             </w:r>
             <w:r>
               <w:rPr>
@@ -2739,7 +2739,7 @@
               <w14:ligatures w14:val="standardContextual"/>
             </w:rPr>
           </w:pPr>
-          <w:hyperlink w:anchor="_Toc242536717" w:history="1">
+          <w:hyperlink w:anchor="_Toc242538715" w:history="1">
             <w:r>
               <w:rPr>
                 <w:rStyle w:val="Hipervnculo"/>
@@ -2763,7 +2763,7 @@
               <w:rPr>
                 <w:noProof/>
               </w:rPr>
-              <w:instrText xml:space="preserve"> PAGEREF _Toc242536717 \h </w:instrText>
+              <w:instrText xml:space="preserve"> PAGEREF _Toc242538715 \h </w:instrText>
             </w:r>
             <w:r>
               <w:rPr>
@@ -2803,7 +2803,7 @@
               <w14:ligatures w14:val="standardContextual"/>
             </w:rPr>
           </w:pPr>
-          <w:hyperlink w:anchor="_Toc242536718" w:history="1">
+          <w:hyperlink w:anchor="_Toc242538716" w:history="1">
             <w:r>
               <w:rPr>
                 <w:rStyle w:val="Hipervnculo"/>
@@ -2827,7 +2827,7 @@
               <w:rPr>
                 <w:noProof/>
               </w:rPr>
-              <w:instrText xml:space="preserve"> PAGEREF _Toc242536718 \h </w:instrText>
+              <w:instrText xml:space="preserve"> PAGEREF _Toc242538716 \h </w:instrText>
             </w:r>
             <w:r>
               <w:rPr>
@@ -2867,7 +2867,7 @@
               <w14:ligatures w14:val="standardContextual"/>
             </w:rPr>
           </w:pPr>
-          <w:hyperlink w:anchor="_Toc242536719" w:history="1">
+          <w:hyperlink w:anchor="_Toc242538717" w:history="1">
             <w:r>
               <w:rPr>
                 <w:rStyle w:val="Hipervnculo"/>
@@ -2891,7 +2891,7 @@
               <w:rPr>
                 <w:noProof/>
               </w:rPr>
-              <w:instrText xml:space="preserve"> PAGEREF _Toc242536719 \h </w:instrText>
+              <w:instrText xml:space="preserve"> PAGEREF _Toc242538717 \h </w:instrText>
             </w:r>
             <w:r>
               <w:rPr>
@@ -2931,7 +2931,7 @@
               <w14:ligatures w14:val="standardContextual"/>
             </w:rPr>
           </w:pPr>
-          <w:hyperlink w:anchor="_Toc242536720" w:history="1">
+          <w:hyperlink w:anchor="_Toc242538718" w:history="1">
             <w:r>
               <w:rPr>
                 <w:rStyle w:val="Hipervnculo"/>
@@ -2955,7 +2955,7 @@
               <w:rPr>
                 <w:noProof/>
               </w:rPr>
-              <w:instrText xml:space="preserve"> PAGEREF _Toc242536720 \h </w:instrText>
+              <w:instrText xml:space="preserve"> PAGEREF _Toc242538718 \h </w:instrText>
             </w:r>
             <w:r>
               <w:rPr>
@@ -2995,7 +2995,7 @@
               <w14:ligatures w14:val="standardContextual"/>
             </w:rPr>
           </w:pPr>
-          <w:hyperlink w:anchor="_Toc242536721" w:history="1">
+          <w:hyperlink w:anchor="_Toc242538719" w:history="1">
             <w:r>
               <w:rPr>
                 <w:rStyle w:val="Hipervnculo"/>
@@ -3019,7 +3019,7 @@
               <w:rPr>
                 <w:noProof/>
               </w:rPr>
-              <w:instrText xml:space="preserve"> PAGEREF _Toc242536721 \h </w:instrText>
+              <w:instrText xml:space="preserve"> PAGEREF _Toc242538719 \h </w:instrText>
             </w:r>
             <w:r>
               <w:rPr>
@@ -3059,7 +3059,7 @@
               <w14:ligatures w14:val="standardContextual"/>
             </w:rPr>
           </w:pPr>
-          <w:hyperlink w:anchor="_Toc242536722" w:history="1">
+          <w:hyperlink w:anchor="_Toc242538720" w:history="1">
             <w:r>
               <w:rPr>
                 <w:rStyle w:val="Hipervnculo"/>
@@ -3083,7 +3083,7 @@
               <w:rPr>
                 <w:noProof/>
               </w:rPr>
-              <w:instrText xml:space="preserve"> PAGEREF _Toc242536722 \h </w:instrText>
+              <w:instrText xml:space="preserve"> PAGEREF _Toc242538720 \h </w:instrText>
             </w:r>
             <w:r>
               <w:rPr>
@@ -3123,7 +3123,7 @@
               <w14:ligatures w14:val="standardContextual"/>
             </w:rPr>
           </w:pPr>
-          <w:hyperlink w:anchor="_Toc242536723" w:history="1">
+          <w:hyperlink w:anchor="_Toc242538721" w:history="1">
             <w:r>
               <w:rPr>
                 <w:rStyle w:val="Hipervnculo"/>
@@ -3147,7 +3147,7 @@
               <w:rPr>
                 <w:noProof/>
               </w:rPr>
-              <w:instrText xml:space="preserve"> PAGEREF _Toc242536723 \h </w:instrText>
+              <w:instrText xml:space="preserve"> PAGEREF _Toc242538721 \h </w:instrText>
             </w:r>
             <w:r>
               <w:rPr>
@@ -3197,7 +3197,7 @@
       <w:pPr>
         <w:pStyle w:val="Ttulo1"/>
       </w:pPr>
-      <w:bookmarkStart w:id="0" w:name="_Toc242536715"/>
+      <w:bookmarkStart w:id="0" w:name="_Toc242538713"/>
       <w:r>
         <w:lastRenderedPageBreak/>
         <w:t>1. Cómo se identificó a los interesados</w:t>
@@ -3933,7 +3933,7 @@
       <w:pPr>
         <w:pStyle w:val="Ttulo1"/>
       </w:pPr>
-      <w:bookmarkStart w:id="1" w:name="_Toc242536716"/>
+      <w:bookmarkStart w:id="1" w:name="_Toc242538714"/>
       <w:r>
         <w:t>2. Registro de interesados</w:t>
       </w:r>
@@ -8334,7 +8334,7 @@
       <w:pPr>
         <w:pStyle w:val="Ttulo1"/>
       </w:pPr>
-      <w:bookmarkStart w:id="2" w:name="_Toc242536717"/>
+      <w:bookmarkStart w:id="2" w:name="_Toc242538715"/>
       <w:r>
         <w:lastRenderedPageBreak/>
         <w:t>3. Evaluación</w:t>
@@ -13411,7 +13411,7 @@
       <w:pPr>
         <w:pStyle w:val="Ttulo1"/>
       </w:pPr>
-      <w:bookmarkStart w:id="3" w:name="_Toc242536718"/>
+      <w:bookmarkStart w:id="3" w:name="_Toc242538716"/>
       <w:r>
         <w:lastRenderedPageBreak/>
         <w:t>4. Matriz de poder e interés</w:t>
@@ -14065,7 +14065,7 @@
       <w:pPr>
         <w:pStyle w:val="Ttulo1"/>
       </w:pPr>
-      <w:bookmarkStart w:id="4" w:name="_Toc242536719"/>
+      <w:bookmarkStart w:id="4" w:name="_Toc242538717"/>
       <w:r>
         <w:t>5. Cubo de interesados</w:t>
       </w:r>
@@ -15387,7 +15387,7 @@
       <w:pPr>
         <w:pStyle w:val="Ttulo1"/>
       </w:pPr>
-      <w:bookmarkStart w:id="5" w:name="_Toc242536720"/>
+      <w:bookmarkStart w:id="5" w:name="_Toc242538718"/>
       <w:r>
         <w:t>6. Dirección de la influencia</w:t>
       </w:r>
@@ -16016,7 +16016,7 @@
       <w:pPr>
         <w:pStyle w:val="Ttulo1"/>
       </w:pPr>
-      <w:bookmarkStart w:id="6" w:name="_Toc242536721"/>
+      <w:bookmarkStart w:id="6" w:name="_Toc242538719"/>
       <w:r>
         <w:t>7. Modelo de prominencia</w:t>
       </w:r>
@@ -20855,7 +20855,7 @@
       <w:pPr>
         <w:pStyle w:val="Ttulo1"/>
       </w:pPr>
-      <w:bookmarkStart w:id="7" w:name="_Toc242536722"/>
+      <w:bookmarkStart w:id="7" w:name="_Toc242538720"/>
       <w:r>
         <w:t>8. Priorización</w:t>
       </w:r>
@@ -21014,7 +21014,7 @@
       <w:pPr>
         <w:pStyle w:val="Ttulo1"/>
       </w:pPr>
-      <w:bookmarkStart w:id="8" w:name="_Toc242536723"/>
+      <w:bookmarkStart w:id="8" w:name="_Toc242538721"/>
       <w:r>
         <w:t>9. Cambios respecto al registro anterior</w:t>
       </w:r>
@@ -21928,10 +21928,118 @@
 <file path=word/numbering.xml><?xml version="1.0" encoding="utf-8"?>
 <w:numbering xmlns:wpc="http://schemas.microsoft.com/office/word/2010/wordprocessingCanvas" xmlns:cx="http://schemas.microsoft.com/office/drawing/2014/chartex" xmlns:cx1="http://schemas.microsoft.com/office/drawing/2015/9/8/chartex" xmlns:cx2="http://schemas.microsoft.com/office/drawing/2015/10/21/chartex" xmlns:cx3="http://schemas.microsoft.com/office/drawing/2016/5/9/chartex" xmlns:cx4="http://schemas.microsoft.com/office/drawing/2016/5/10/chartex" xmlns:cx5="http://schemas.microsoft.com/office/drawing/2016/5/11/chartex" xmlns:cx6="http://schemas.microsoft.com/office/drawing/2016/5/12/chartex" xmlns:cx7="http://schemas.microsoft.com/office/drawing/2016/5/13/chartex" xmlns:cx8="http://schemas.microsoft.com/office/drawing/2016/5/14/chartex" xmlns:mc="http://schemas.openxmlformats.org/markup-compatibility/2006" xmlns:aink="http://schemas.microsoft.com/office/drawing/2016/ink" xmlns:am3d="http://schemas.microsoft.com/office/drawing/2017/model3d" xmlns:o="urn:schemas-microsoft-com:office:office" xmlns:oel="http://schemas.microsoft.com/office/2019/extlst" xmlns:r="http://schemas.openxmlformats.org/officeDocument/2006/relationships" xmlns:m="http://schemas.openxmlformats.org/officeDocument/2006/math" xmlns:v="urn:schemas-microsoft-com:vml" xmlns:wp14="http://schemas.microsoft.com/office/word/2010/wordprocessingDrawing" xmlns:wp="http://schemas.openxmlformats.org/drawingml/2006/wordprocessingDrawing" xmlns:w10="urn:schemas-microsoft-com:office:word" xmlns:w="http://schemas.openxmlformats.org/wordprocessingml/2006/main" xmlns:w14="http://schemas.microsoft.com/office/word/2010/wordml" xmlns:w15="http://schemas.microsoft.com/office/word/2012/wordml" xmlns:w16cex="http://schemas.microsoft.com/office/word/2018/wordml/cex" xmlns:w16cid="http://schemas.microsoft.com/office/word/2016/wordml/cid" xmlns:w16="http://schemas.microsoft.com/office/word/2018/wordml" xmlns:w16du="http://schemas.microsoft.com/office/word/2023/wordml/word16du" xmlns:w16sdtdh="http://schemas.microsoft.com/office/word/2020/wordml/sdtdatahash" xmlns:w16sdtfl="http://schemas.microsoft.com/office/word/2024/wordml/sdtformatlock" xmlns:w16se="http://schemas.microsoft.com/office/word/2015/wordml/symex" xmlns:wpg="http://schemas.microsoft.com/office/word/2010/wordprocessingGroup" xmlns:wpi="http://schemas.microsoft.com/office/word/2010/wordprocessingInk" xmlns:wne="http://schemas.microsoft.com/office/word/2006/wordml" xmlns:wps="http://schemas.microsoft.com/office/word/2010/wordprocessingShape" mc:Ignorable="w14 w15 w16se w16cid w16 w16cex w16sdtdh w16sdtfl w16du wp14">
   <w:abstractNum w:abstractNumId="0" w15:restartNumberingAfterBreak="0">
-    <w:nsid w:val="337B33D7"/>
+    <w:nsid w:val="211E3636"/>
     <w:multiLevelType w:val="hybridMultilevel"/>
-    <w:tmpl w:val="E2764FE2"/>
-    <w:lvl w:ilvl="0" w:tplc="111A7410">
+    <w:tmpl w:val="FC7A9446"/>
+    <w:lvl w:ilvl="0" w:tplc="EE76EADA">
+      <w:start w:val="1"/>
+      <w:numFmt w:val="decimal"/>
+      <w:lvlText w:val="%1."/>
+      <w:lvlJc w:val="left"/>
+      <w:pPr>
+        <w:ind w:left="560" w:hanging="340"/>
+      </w:pPr>
+    </w:lvl>
+    <w:lvl w:ilvl="1" w:tplc="5A282C5C">
+      <w:numFmt w:val="decimal"/>
+      <w:lvlText w:val=""/>
+      <w:lvlJc w:val="left"/>
+    </w:lvl>
+    <w:lvl w:ilvl="2" w:tplc="0ED8DDF6">
+      <w:numFmt w:val="decimal"/>
+      <w:lvlText w:val=""/>
+      <w:lvlJc w:val="left"/>
+    </w:lvl>
+    <w:lvl w:ilvl="3" w:tplc="DE843138">
+      <w:numFmt w:val="decimal"/>
+      <w:lvlText w:val=""/>
+      <w:lvlJc w:val="left"/>
+    </w:lvl>
+    <w:lvl w:ilvl="4" w:tplc="AC0AA976">
+      <w:numFmt w:val="decimal"/>
+      <w:lvlText w:val=""/>
+      <w:lvlJc w:val="left"/>
+    </w:lvl>
+    <w:lvl w:ilvl="5" w:tplc="7E2E3BBA">
+      <w:numFmt w:val="decimal"/>
+      <w:lvlText w:val=""/>
+      <w:lvlJc w:val="left"/>
+    </w:lvl>
+    <w:lvl w:ilvl="6" w:tplc="AA561394">
+      <w:numFmt w:val="decimal"/>
+      <w:lvlText w:val=""/>
+      <w:lvlJc w:val="left"/>
+    </w:lvl>
+    <w:lvl w:ilvl="7" w:tplc="8A1CB85E">
+      <w:numFmt w:val="decimal"/>
+      <w:lvlText w:val=""/>
+      <w:lvlJc w:val="left"/>
+    </w:lvl>
+    <w:lvl w:ilvl="8" w:tplc="68D2A256">
+      <w:numFmt w:val="decimal"/>
+      <w:lvlText w:val=""/>
+      <w:lvlJc w:val="left"/>
+    </w:lvl>
+  </w:abstractNum>
+  <w:abstractNum w:abstractNumId="1" w15:restartNumberingAfterBreak="0">
+    <w:nsid w:val="3DEC4F2C"/>
+    <w:multiLevelType w:val="hybridMultilevel"/>
+    <w:tmpl w:val="1FEC2478"/>
+    <w:lvl w:ilvl="0" w:tplc="6CB84990">
+      <w:start w:val="1"/>
+      <w:numFmt w:val="bullet"/>
+      <w:lvlText w:val="•"/>
+      <w:lvlJc w:val="left"/>
+      <w:pPr>
+        <w:ind w:left="560" w:hanging="280"/>
+      </w:pPr>
+    </w:lvl>
+    <w:lvl w:ilvl="1" w:tplc="AD3436E6">
+      <w:numFmt w:val="decimal"/>
+      <w:lvlText w:val=""/>
+      <w:lvlJc w:val="left"/>
+    </w:lvl>
+    <w:lvl w:ilvl="2" w:tplc="A7A4B85C">
+      <w:numFmt w:val="decimal"/>
+      <w:lvlText w:val=""/>
+      <w:lvlJc w:val="left"/>
+    </w:lvl>
+    <w:lvl w:ilvl="3" w:tplc="353A6808">
+      <w:numFmt w:val="decimal"/>
+      <w:lvlText w:val=""/>
+      <w:lvlJc w:val="left"/>
+    </w:lvl>
+    <w:lvl w:ilvl="4" w:tplc="97AE8F22">
+      <w:numFmt w:val="decimal"/>
+      <w:lvlText w:val=""/>
+      <w:lvlJc w:val="left"/>
+    </w:lvl>
+    <w:lvl w:ilvl="5" w:tplc="7592E744">
+      <w:numFmt w:val="decimal"/>
+      <w:lvlText w:val=""/>
+      <w:lvlJc w:val="left"/>
+    </w:lvl>
+    <w:lvl w:ilvl="6" w:tplc="9C12DC7C">
+      <w:numFmt w:val="decimal"/>
+      <w:lvlText w:val=""/>
+      <w:lvlJc w:val="left"/>
+    </w:lvl>
+    <w:lvl w:ilvl="7" w:tplc="3872EC7C">
+      <w:numFmt w:val="decimal"/>
+      <w:lvlText w:val=""/>
+      <w:lvlJc w:val="left"/>
+    </w:lvl>
+    <w:lvl w:ilvl="8" w:tplc="16F2A4A4">
+      <w:numFmt w:val="decimal"/>
+      <w:lvlText w:val=""/>
+      <w:lvlJc w:val="left"/>
+    </w:lvl>
+  </w:abstractNum>
+  <w:abstractNum w:abstractNumId="2" w15:restartNumberingAfterBreak="0">
+    <w:nsid w:val="49335CFA"/>
+    <w:multiLevelType w:val="hybridMultilevel"/>
+    <w:tmpl w:val="7CA2EA80"/>
+    <w:lvl w:ilvl="0" w:tplc="C27A7680">
       <w:start w:val="1"/>
       <w:numFmt w:val="bullet"/>
       <w:lvlText w:val="●"/>
@@ -21940,7 +22048,7 @@
         <w:ind w:left="720" w:hanging="360"/>
       </w:pPr>
     </w:lvl>
-    <w:lvl w:ilvl="1" w:tplc="F52AF51E">
+    <w:lvl w:ilvl="1" w:tplc="94D6641A">
       <w:start w:val="1"/>
       <w:numFmt w:val="bullet"/>
       <w:lvlText w:val="○"/>
@@ -21949,7 +22057,7 @@
         <w:ind w:left="1440" w:hanging="360"/>
       </w:pPr>
     </w:lvl>
-    <w:lvl w:ilvl="2" w:tplc="345E4378">
+    <w:lvl w:ilvl="2" w:tplc="B68E1DD2">
       <w:start w:val="1"/>
       <w:numFmt w:val="bullet"/>
       <w:lvlText w:val="■"/>
@@ -21958,7 +22066,7 @@
         <w:ind w:left="2160" w:hanging="360"/>
       </w:pPr>
     </w:lvl>
-    <w:lvl w:ilvl="3" w:tplc="BEE4D5CA">
+    <w:lvl w:ilvl="3" w:tplc="8342FDF4">
       <w:start w:val="1"/>
       <w:numFmt w:val="bullet"/>
       <w:lvlText w:val="●"/>
@@ -21967,7 +22075,7 @@
         <w:ind w:left="2880" w:hanging="360"/>
       </w:pPr>
     </w:lvl>
-    <w:lvl w:ilvl="4" w:tplc="50AA030C">
+    <w:lvl w:ilvl="4" w:tplc="18B05E00">
       <w:start w:val="1"/>
       <w:numFmt w:val="bullet"/>
       <w:lvlText w:val="○"/>
@@ -21976,7 +22084,7 @@
         <w:ind w:left="3600" w:hanging="360"/>
       </w:pPr>
     </w:lvl>
-    <w:lvl w:ilvl="5" w:tplc="28D0F998">
+    <w:lvl w:ilvl="5" w:tplc="C268C0DA">
       <w:start w:val="1"/>
       <w:numFmt w:val="bullet"/>
       <w:lvlText w:val="■"/>
@@ -21985,7 +22093,7 @@
         <w:ind w:left="4320" w:hanging="360"/>
       </w:pPr>
     </w:lvl>
-    <w:lvl w:ilvl="6" w:tplc="FC4C98BC">
+    <w:lvl w:ilvl="6" w:tplc="F2D473FE">
       <w:start w:val="1"/>
       <w:numFmt w:val="bullet"/>
       <w:lvlText w:val="●"/>
@@ -21994,7 +22102,7 @@
         <w:ind w:left="5040" w:hanging="360"/>
       </w:pPr>
     </w:lvl>
-    <w:lvl w:ilvl="7" w:tplc="068A538C">
+    <w:lvl w:ilvl="7" w:tplc="49B8AE16">
       <w:start w:val="1"/>
       <w:numFmt w:val="bullet"/>
       <w:lvlText w:val="●"/>
@@ -22003,7 +22111,7 @@
         <w:ind w:left="5760" w:hanging="360"/>
       </w:pPr>
     </w:lvl>
-    <w:lvl w:ilvl="8" w:tplc="9E42E688">
+    <w:lvl w:ilvl="8" w:tplc="209A002E">
       <w:start w:val="1"/>
       <w:numFmt w:val="bullet"/>
       <w:lvlText w:val="●"/>
@@ -22013,122 +22121,14 @@
       </w:pPr>
     </w:lvl>
   </w:abstractNum>
-  <w:abstractNum w:abstractNumId="1" w15:restartNumberingAfterBreak="0">
-    <w:nsid w:val="38930C1E"/>
-    <w:multiLevelType w:val="hybridMultilevel"/>
-    <w:tmpl w:val="0A861112"/>
-    <w:lvl w:ilvl="0" w:tplc="63E0000A">
-      <w:start w:val="1"/>
-      <w:numFmt w:val="decimal"/>
-      <w:lvlText w:val="%1."/>
-      <w:lvlJc w:val="left"/>
-      <w:pPr>
-        <w:ind w:left="560" w:hanging="340"/>
-      </w:pPr>
-    </w:lvl>
-    <w:lvl w:ilvl="1" w:tplc="FA74DE66">
-      <w:numFmt w:val="decimal"/>
-      <w:lvlText w:val=""/>
-      <w:lvlJc w:val="left"/>
-    </w:lvl>
-    <w:lvl w:ilvl="2" w:tplc="ACF00A44">
-      <w:numFmt w:val="decimal"/>
-      <w:lvlText w:val=""/>
-      <w:lvlJc w:val="left"/>
-    </w:lvl>
-    <w:lvl w:ilvl="3" w:tplc="4C8AD17C">
-      <w:numFmt w:val="decimal"/>
-      <w:lvlText w:val=""/>
-      <w:lvlJc w:val="left"/>
-    </w:lvl>
-    <w:lvl w:ilvl="4" w:tplc="40C070AE">
-      <w:numFmt w:val="decimal"/>
-      <w:lvlText w:val=""/>
-      <w:lvlJc w:val="left"/>
-    </w:lvl>
-    <w:lvl w:ilvl="5" w:tplc="214E1F7E">
-      <w:numFmt w:val="decimal"/>
-      <w:lvlText w:val=""/>
-      <w:lvlJc w:val="left"/>
-    </w:lvl>
-    <w:lvl w:ilvl="6" w:tplc="95B27BB8">
-      <w:numFmt w:val="decimal"/>
-      <w:lvlText w:val=""/>
-      <w:lvlJc w:val="left"/>
-    </w:lvl>
-    <w:lvl w:ilvl="7" w:tplc="9FE24CC0">
-      <w:numFmt w:val="decimal"/>
-      <w:lvlText w:val=""/>
-      <w:lvlJc w:val="left"/>
-    </w:lvl>
-    <w:lvl w:ilvl="8" w:tplc="E8D2407C">
-      <w:numFmt w:val="decimal"/>
-      <w:lvlText w:val=""/>
-      <w:lvlJc w:val="left"/>
-    </w:lvl>
-  </w:abstractNum>
-  <w:abstractNum w:abstractNumId="2" w15:restartNumberingAfterBreak="0">
-    <w:nsid w:val="45FD375B"/>
-    <w:multiLevelType w:val="hybridMultilevel"/>
-    <w:tmpl w:val="B2723956"/>
-    <w:lvl w:ilvl="0" w:tplc="F8E4DBEA">
-      <w:start w:val="1"/>
-      <w:numFmt w:val="bullet"/>
-      <w:lvlText w:val="•"/>
-      <w:lvlJc w:val="left"/>
-      <w:pPr>
-        <w:ind w:left="560" w:hanging="280"/>
-      </w:pPr>
-    </w:lvl>
-    <w:lvl w:ilvl="1" w:tplc="35488358">
-      <w:numFmt w:val="decimal"/>
-      <w:lvlText w:val=""/>
-      <w:lvlJc w:val="left"/>
-    </w:lvl>
-    <w:lvl w:ilvl="2" w:tplc="60EA6DDE">
-      <w:numFmt w:val="decimal"/>
-      <w:lvlText w:val=""/>
-      <w:lvlJc w:val="left"/>
-    </w:lvl>
-    <w:lvl w:ilvl="3" w:tplc="6DF6E588">
-      <w:numFmt w:val="decimal"/>
-      <w:lvlText w:val=""/>
-      <w:lvlJc w:val="left"/>
-    </w:lvl>
-    <w:lvl w:ilvl="4" w:tplc="32DA48BA">
-      <w:numFmt w:val="decimal"/>
-      <w:lvlText w:val=""/>
-      <w:lvlJc w:val="left"/>
-    </w:lvl>
-    <w:lvl w:ilvl="5" w:tplc="7F788524">
-      <w:numFmt w:val="decimal"/>
-      <w:lvlText w:val=""/>
-      <w:lvlJc w:val="left"/>
-    </w:lvl>
-    <w:lvl w:ilvl="6" w:tplc="2ABCF59C">
-      <w:numFmt w:val="decimal"/>
-      <w:lvlText w:val=""/>
-      <w:lvlJc w:val="left"/>
-    </w:lvl>
-    <w:lvl w:ilvl="7" w:tplc="ED6AA1FE">
-      <w:numFmt w:val="decimal"/>
-      <w:lvlText w:val=""/>
-      <w:lvlJc w:val="left"/>
-    </w:lvl>
-    <w:lvl w:ilvl="8" w:tplc="048E27B6">
-      <w:numFmt w:val="decimal"/>
-      <w:lvlText w:val=""/>
-      <w:lvlJc w:val="left"/>
-    </w:lvl>
-  </w:abstractNum>
-  <w:num w:numId="1" w16cid:durableId="982193282">
-    <w:abstractNumId w:val="0"/>
+  <w:num w:numId="1" w16cid:durableId="410783981">
+    <w:abstractNumId w:val="2"/>
     <w:lvlOverride w:ilvl="0">
       <w:startOverride w:val="1"/>
     </w:lvlOverride>
   </w:num>
-  <w:num w:numId="2" w16cid:durableId="1930195555">
-    <w:abstractNumId w:val="1"/>
+  <w:num w:numId="2" w16cid:durableId="1800026125">
+    <w:abstractNumId w:val="0"/>
     <w:lvlOverride w:ilvl="0">
       <w:startOverride w:val="1"/>
     </w:lvlOverride>
@@ -22721,7 +22721,7 @@
     <w:autoRedefine/>
     <w:uiPriority w:val="39"/>
     <w:unhideWhenUsed/>
-    <w:rsid w:val="00643576"/>
+    <w:rsid w:val="00F82D81"/>
     <w:pPr>
       <w:spacing w:after="100"/>
     </w:pPr>

--- a/public/documentos/INT-01-registro-y-analisis-de-interesados.docx
+++ b/public/documentos/INT-01-registro-y-analisis-de-interesados.docx
@@ -52,7 +52,7 @@
                 <w:noProof/>
               </w:rPr>
               <w:drawing>
-                <wp:inline distT="0" distB="0" distL="0" distR="0" wp14:anchorId="2A1F996D" wp14:editId="194DC09E">
+                <wp:inline distT="0" distB="0" distL="0" distR="0" wp14:anchorId="11AE9FEF" wp14:editId="733A59A8">
                   <wp:extent cx="990600" cy="990600"/>
                   <wp:effectExtent l="0" t="0" r="0" b="0"/>
                   <wp:docPr id="1" name="Imagen 1"/>
@@ -171,10 +171,10 @@
                 <w:noProof/>
               </w:rPr>
               <w:drawing>
-                <wp:inline distT="0" distB="0" distL="0" distR="0" wp14:anchorId="56E334F4" wp14:editId="65736063">
+                <wp:inline distT="0" distB="0" distL="0" distR="0" wp14:anchorId="208E66F6" wp14:editId="1210B89F">
                   <wp:extent cx="800100" cy="800100"/>
                   <wp:effectExtent l="0" t="0" r="0" b="0"/>
-                  <wp:docPr id="600637564" name="Imagen 600637564"/>
+                  <wp:docPr id="1833471165" name="Imagen 1833471165"/>
                   <wp:cNvGraphicFramePr>
                     <a:graphicFrameLocks xmlns:a="http://schemas.openxmlformats.org/drawingml/2006/main" noChangeAspect="1"/>
                   </wp:cNvGraphicFramePr>
@@ -2585,7 +2585,7 @@
     <w:sdt>
       <w:sdtPr>
         <w:alias w:val="Contenido"/>
-        <w:id w:val="-1863886231"/>
+        <w:id w:val="1621887046"/>
       </w:sdtPr>
       <w:sdtEndPr/>
       <w:sdtContent>
@@ -2611,7 +2611,7 @@
           <w:r>
             <w:fldChar w:fldCharType="separate"/>
           </w:r>
-          <w:hyperlink w:anchor="_Toc242538713" w:history="1">
+          <w:hyperlink w:anchor="_Toc242540287" w:history="1">
             <w:r>
               <w:rPr>
                 <w:rStyle w:val="Hipervnculo"/>
@@ -2635,7 +2635,7 @@
               <w:rPr>
                 <w:noProof/>
               </w:rPr>
-              <w:instrText xml:space="preserve"> PAGEREF _Toc242538713 \h </w:instrText>
+              <w:instrText xml:space="preserve"> PAGEREF _Toc242540287 \h </w:instrText>
             </w:r>
             <w:r>
               <w:rPr>
@@ -2675,7 +2675,7 @@
               <w14:ligatures w14:val="standardContextual"/>
             </w:rPr>
           </w:pPr>
-          <w:hyperlink w:anchor="_Toc242538714" w:history="1">
+          <w:hyperlink w:anchor="_Toc242540288" w:history="1">
             <w:r>
               <w:rPr>
                 <w:rStyle w:val="Hipervnculo"/>
@@ -2699,7 +2699,7 @@
               <w:rPr>
                 <w:noProof/>
               </w:rPr>
-              <w:instrText xml:space="preserve"> PAGEREF _Toc242538714 \h </w:instrText>
+              <w:instrText xml:space="preserve"> PAGEREF _Toc242540288 \h </w:instrText>
             </w:r>
             <w:r>
               <w:rPr>
@@ -2739,7 +2739,7 @@
               <w14:ligatures w14:val="standardContextual"/>
             </w:rPr>
           </w:pPr>
-          <w:hyperlink w:anchor="_Toc242538715" w:history="1">
+          <w:hyperlink w:anchor="_Toc242540289" w:history="1">
             <w:r>
               <w:rPr>
                 <w:rStyle w:val="Hipervnculo"/>
@@ -2763,7 +2763,7 @@
               <w:rPr>
                 <w:noProof/>
               </w:rPr>
-              <w:instrText xml:space="preserve"> PAGEREF _Toc242538715 \h </w:instrText>
+              <w:instrText xml:space="preserve"> PAGEREF _Toc242540289 \h </w:instrText>
             </w:r>
             <w:r>
               <w:rPr>
@@ -2803,7 +2803,7 @@
               <w14:ligatures w14:val="standardContextual"/>
             </w:rPr>
           </w:pPr>
-          <w:hyperlink w:anchor="_Toc242538716" w:history="1">
+          <w:hyperlink w:anchor="_Toc242540290" w:history="1">
             <w:r>
               <w:rPr>
                 <w:rStyle w:val="Hipervnculo"/>
@@ -2827,7 +2827,7 @@
               <w:rPr>
                 <w:noProof/>
               </w:rPr>
-              <w:instrText xml:space="preserve"> PAGEREF _Toc242538716 \h </w:instrText>
+              <w:instrText xml:space="preserve"> PAGEREF _Toc242540290 \h </w:instrText>
             </w:r>
             <w:r>
               <w:rPr>
@@ -2867,7 +2867,7 @@
               <w14:ligatures w14:val="standardContextual"/>
             </w:rPr>
           </w:pPr>
-          <w:hyperlink w:anchor="_Toc242538717" w:history="1">
+          <w:hyperlink w:anchor="_Toc242540291" w:history="1">
             <w:r>
               <w:rPr>
                 <w:rStyle w:val="Hipervnculo"/>
@@ -2891,7 +2891,7 @@
               <w:rPr>
                 <w:noProof/>
               </w:rPr>
-              <w:instrText xml:space="preserve"> PAGEREF _Toc242538717 \h </w:instrText>
+              <w:instrText xml:space="preserve"> PAGEREF _Toc242540291 \h </w:instrText>
             </w:r>
             <w:r>
               <w:rPr>
@@ -2931,7 +2931,7 @@
               <w14:ligatures w14:val="standardContextual"/>
             </w:rPr>
           </w:pPr>
-          <w:hyperlink w:anchor="_Toc242538718" w:history="1">
+          <w:hyperlink w:anchor="_Toc242540292" w:history="1">
             <w:r>
               <w:rPr>
                 <w:rStyle w:val="Hipervnculo"/>
@@ -2955,7 +2955,7 @@
               <w:rPr>
                 <w:noProof/>
               </w:rPr>
-              <w:instrText xml:space="preserve"> PAGEREF _Toc242538718 \h </w:instrText>
+              <w:instrText xml:space="preserve"> PAGEREF _Toc242540292 \h </w:instrText>
             </w:r>
             <w:r>
               <w:rPr>
@@ -2995,7 +2995,7 @@
               <w14:ligatures w14:val="standardContextual"/>
             </w:rPr>
           </w:pPr>
-          <w:hyperlink w:anchor="_Toc242538719" w:history="1">
+          <w:hyperlink w:anchor="_Toc242540293" w:history="1">
             <w:r>
               <w:rPr>
                 <w:rStyle w:val="Hipervnculo"/>
@@ -3019,7 +3019,7 @@
               <w:rPr>
                 <w:noProof/>
               </w:rPr>
-              <w:instrText xml:space="preserve"> PAGEREF _Toc242538719 \h </w:instrText>
+              <w:instrText xml:space="preserve"> PAGEREF _Toc242540293 \h </w:instrText>
             </w:r>
             <w:r>
               <w:rPr>
@@ -3059,7 +3059,7 @@
               <w14:ligatures w14:val="standardContextual"/>
             </w:rPr>
           </w:pPr>
-          <w:hyperlink w:anchor="_Toc242538720" w:history="1">
+          <w:hyperlink w:anchor="_Toc242540294" w:history="1">
             <w:r>
               <w:rPr>
                 <w:rStyle w:val="Hipervnculo"/>
@@ -3083,7 +3083,7 @@
               <w:rPr>
                 <w:noProof/>
               </w:rPr>
-              <w:instrText xml:space="preserve"> PAGEREF _Toc242538720 \h </w:instrText>
+              <w:instrText xml:space="preserve"> PAGEREF _Toc242540294 \h </w:instrText>
             </w:r>
             <w:r>
               <w:rPr>
@@ -3123,7 +3123,7 @@
               <w14:ligatures w14:val="standardContextual"/>
             </w:rPr>
           </w:pPr>
-          <w:hyperlink w:anchor="_Toc242538721" w:history="1">
+          <w:hyperlink w:anchor="_Toc242540295" w:history="1">
             <w:r>
               <w:rPr>
                 <w:rStyle w:val="Hipervnculo"/>
@@ -3147,7 +3147,7 @@
               <w:rPr>
                 <w:noProof/>
               </w:rPr>
-              <w:instrText xml:space="preserve"> PAGEREF _Toc242538721 \h </w:instrText>
+              <w:instrText xml:space="preserve"> PAGEREF _Toc242540295 \h </w:instrText>
             </w:r>
             <w:r>
               <w:rPr>
@@ -3197,7 +3197,7 @@
       <w:pPr>
         <w:pStyle w:val="Ttulo1"/>
       </w:pPr>
-      <w:bookmarkStart w:id="0" w:name="_Toc242538713"/>
+      <w:bookmarkStart w:id="0" w:name="_Toc242540287"/>
       <w:r>
         <w:lastRenderedPageBreak/>
         <w:t>1. Cómo se identificó a los interesados</w:t>
@@ -3933,7 +3933,7 @@
       <w:pPr>
         <w:pStyle w:val="Ttulo1"/>
       </w:pPr>
-      <w:bookmarkStart w:id="1" w:name="_Toc242538714"/>
+      <w:bookmarkStart w:id="1" w:name="_Toc242540288"/>
       <w:r>
         <w:t>2. Registro de interesados</w:t>
       </w:r>
@@ -8334,7 +8334,7 @@
       <w:pPr>
         <w:pStyle w:val="Ttulo1"/>
       </w:pPr>
-      <w:bookmarkStart w:id="2" w:name="_Toc242538715"/>
+      <w:bookmarkStart w:id="2" w:name="_Toc242540289"/>
       <w:r>
         <w:lastRenderedPageBreak/>
         <w:t>3. Evaluación</w:t>
@@ -13411,7 +13411,7 @@
       <w:pPr>
         <w:pStyle w:val="Ttulo1"/>
       </w:pPr>
-      <w:bookmarkStart w:id="3" w:name="_Toc242538716"/>
+      <w:bookmarkStart w:id="3" w:name="_Toc242540290"/>
       <w:r>
         <w:lastRenderedPageBreak/>
         <w:t>4. Matriz de poder e interés</w:t>
@@ -14065,7 +14065,7 @@
       <w:pPr>
         <w:pStyle w:val="Ttulo1"/>
       </w:pPr>
-      <w:bookmarkStart w:id="4" w:name="_Toc242538717"/>
+      <w:bookmarkStart w:id="4" w:name="_Toc242540291"/>
       <w:r>
         <w:t>5. Cubo de interesados</w:t>
       </w:r>
@@ -15387,7 +15387,7 @@
       <w:pPr>
         <w:pStyle w:val="Ttulo1"/>
       </w:pPr>
-      <w:bookmarkStart w:id="5" w:name="_Toc242538718"/>
+      <w:bookmarkStart w:id="5" w:name="_Toc242540292"/>
       <w:r>
         <w:t>6. Dirección de la influencia</w:t>
       </w:r>
@@ -16016,7 +16016,7 @@
       <w:pPr>
         <w:pStyle w:val="Ttulo1"/>
       </w:pPr>
-      <w:bookmarkStart w:id="6" w:name="_Toc242538719"/>
+      <w:bookmarkStart w:id="6" w:name="_Toc242540293"/>
       <w:r>
         <w:t>7. Modelo de prominencia</w:t>
       </w:r>
@@ -20855,7 +20855,7 @@
       <w:pPr>
         <w:pStyle w:val="Ttulo1"/>
       </w:pPr>
-      <w:bookmarkStart w:id="7" w:name="_Toc242538720"/>
+      <w:bookmarkStart w:id="7" w:name="_Toc242540294"/>
       <w:r>
         <w:t>8. Priorización</w:t>
       </w:r>
@@ -21014,7 +21014,7 @@
       <w:pPr>
         <w:pStyle w:val="Ttulo1"/>
       </w:pPr>
-      <w:bookmarkStart w:id="8" w:name="_Toc242538721"/>
+      <w:bookmarkStart w:id="8" w:name="_Toc242540295"/>
       <w:r>
         <w:t>9. Cambios respecto al registro anterior</w:t>
       </w:r>
@@ -21928,118 +21928,10 @@
 <file path=word/numbering.xml><?xml version="1.0" encoding="utf-8"?>
 <w:numbering xmlns:wpc="http://schemas.microsoft.com/office/word/2010/wordprocessingCanvas" xmlns:cx="http://schemas.microsoft.com/office/drawing/2014/chartex" xmlns:cx1="http://schemas.microsoft.com/office/drawing/2015/9/8/chartex" xmlns:cx2="http://schemas.microsoft.com/office/drawing/2015/10/21/chartex" xmlns:cx3="http://schemas.microsoft.com/office/drawing/2016/5/9/chartex" xmlns:cx4="http://schemas.microsoft.com/office/drawing/2016/5/10/chartex" xmlns:cx5="http://schemas.microsoft.com/office/drawing/2016/5/11/chartex" xmlns:cx6="http://schemas.microsoft.com/office/drawing/2016/5/12/chartex" xmlns:cx7="http://schemas.microsoft.com/office/drawing/2016/5/13/chartex" xmlns:cx8="http://schemas.microsoft.com/office/drawing/2016/5/14/chartex" xmlns:mc="http://schemas.openxmlformats.org/markup-compatibility/2006" xmlns:aink="http://schemas.microsoft.com/office/drawing/2016/ink" xmlns:am3d="http://schemas.microsoft.com/office/drawing/2017/model3d" xmlns:o="urn:schemas-microsoft-com:office:office" xmlns:oel="http://schemas.microsoft.com/office/2019/extlst" xmlns:r="http://schemas.openxmlformats.org/officeDocument/2006/relationships" xmlns:m="http://schemas.openxmlformats.org/officeDocument/2006/math" xmlns:v="urn:schemas-microsoft-com:vml" xmlns:wp14="http://schemas.microsoft.com/office/word/2010/wordprocessingDrawing" xmlns:wp="http://schemas.openxmlformats.org/drawingml/2006/wordprocessingDrawing" xmlns:w10="urn:schemas-microsoft-com:office:word" xmlns:w="http://schemas.openxmlformats.org/wordprocessingml/2006/main" xmlns:w14="http://schemas.microsoft.com/office/word/2010/wordml" xmlns:w15="http://schemas.microsoft.com/office/word/2012/wordml" xmlns:w16cex="http://schemas.microsoft.com/office/word/2018/wordml/cex" xmlns:w16cid="http://schemas.microsoft.com/office/word/2016/wordml/cid" xmlns:w16="http://schemas.microsoft.com/office/word/2018/wordml" xmlns:w16du="http://schemas.microsoft.com/office/word/2023/wordml/word16du" xmlns:w16sdtdh="http://schemas.microsoft.com/office/word/2020/wordml/sdtdatahash" xmlns:w16sdtfl="http://schemas.microsoft.com/office/word/2024/wordml/sdtformatlock" xmlns:w16se="http://schemas.microsoft.com/office/word/2015/wordml/symex" xmlns:wpg="http://schemas.microsoft.com/office/word/2010/wordprocessingGroup" xmlns:wpi="http://schemas.microsoft.com/office/word/2010/wordprocessingInk" xmlns:wne="http://schemas.microsoft.com/office/word/2006/wordml" xmlns:wps="http://schemas.microsoft.com/office/word/2010/wordprocessingShape" mc:Ignorable="w14 w15 w16se w16cid w16 w16cex w16sdtdh w16sdtfl w16du wp14">
   <w:abstractNum w:abstractNumId="0" w15:restartNumberingAfterBreak="0">
-    <w:nsid w:val="211E3636"/>
+    <w:nsid w:val="02163597"/>
     <w:multiLevelType w:val="hybridMultilevel"/>
-    <w:tmpl w:val="FC7A9446"/>
-    <w:lvl w:ilvl="0" w:tplc="EE76EADA">
-      <w:start w:val="1"/>
-      <w:numFmt w:val="decimal"/>
-      <w:lvlText w:val="%1."/>
-      <w:lvlJc w:val="left"/>
-      <w:pPr>
-        <w:ind w:left="560" w:hanging="340"/>
-      </w:pPr>
-    </w:lvl>
-    <w:lvl w:ilvl="1" w:tplc="5A282C5C">
-      <w:numFmt w:val="decimal"/>
-      <w:lvlText w:val=""/>
-      <w:lvlJc w:val="left"/>
-    </w:lvl>
-    <w:lvl w:ilvl="2" w:tplc="0ED8DDF6">
-      <w:numFmt w:val="decimal"/>
-      <w:lvlText w:val=""/>
-      <w:lvlJc w:val="left"/>
-    </w:lvl>
-    <w:lvl w:ilvl="3" w:tplc="DE843138">
-      <w:numFmt w:val="decimal"/>
-      <w:lvlText w:val=""/>
-      <w:lvlJc w:val="left"/>
-    </w:lvl>
-    <w:lvl w:ilvl="4" w:tplc="AC0AA976">
-      <w:numFmt w:val="decimal"/>
-      <w:lvlText w:val=""/>
-      <w:lvlJc w:val="left"/>
-    </w:lvl>
-    <w:lvl w:ilvl="5" w:tplc="7E2E3BBA">
-      <w:numFmt w:val="decimal"/>
-      <w:lvlText w:val=""/>
-      <w:lvlJc w:val="left"/>
-    </w:lvl>
-    <w:lvl w:ilvl="6" w:tplc="AA561394">
-      <w:numFmt w:val="decimal"/>
-      <w:lvlText w:val=""/>
-      <w:lvlJc w:val="left"/>
-    </w:lvl>
-    <w:lvl w:ilvl="7" w:tplc="8A1CB85E">
-      <w:numFmt w:val="decimal"/>
-      <w:lvlText w:val=""/>
-      <w:lvlJc w:val="left"/>
-    </w:lvl>
-    <w:lvl w:ilvl="8" w:tplc="68D2A256">
-      <w:numFmt w:val="decimal"/>
-      <w:lvlText w:val=""/>
-      <w:lvlJc w:val="left"/>
-    </w:lvl>
-  </w:abstractNum>
-  <w:abstractNum w:abstractNumId="1" w15:restartNumberingAfterBreak="0">
-    <w:nsid w:val="3DEC4F2C"/>
-    <w:multiLevelType w:val="hybridMultilevel"/>
-    <w:tmpl w:val="1FEC2478"/>
-    <w:lvl w:ilvl="0" w:tplc="6CB84990">
-      <w:start w:val="1"/>
-      <w:numFmt w:val="bullet"/>
-      <w:lvlText w:val="•"/>
-      <w:lvlJc w:val="left"/>
-      <w:pPr>
-        <w:ind w:left="560" w:hanging="280"/>
-      </w:pPr>
-    </w:lvl>
-    <w:lvl w:ilvl="1" w:tplc="AD3436E6">
-      <w:numFmt w:val="decimal"/>
-      <w:lvlText w:val=""/>
-      <w:lvlJc w:val="left"/>
-    </w:lvl>
-    <w:lvl w:ilvl="2" w:tplc="A7A4B85C">
-      <w:numFmt w:val="decimal"/>
-      <w:lvlText w:val=""/>
-      <w:lvlJc w:val="left"/>
-    </w:lvl>
-    <w:lvl w:ilvl="3" w:tplc="353A6808">
-      <w:numFmt w:val="decimal"/>
-      <w:lvlText w:val=""/>
-      <w:lvlJc w:val="left"/>
-    </w:lvl>
-    <w:lvl w:ilvl="4" w:tplc="97AE8F22">
-      <w:numFmt w:val="decimal"/>
-      <w:lvlText w:val=""/>
-      <w:lvlJc w:val="left"/>
-    </w:lvl>
-    <w:lvl w:ilvl="5" w:tplc="7592E744">
-      <w:numFmt w:val="decimal"/>
-      <w:lvlText w:val=""/>
-      <w:lvlJc w:val="left"/>
-    </w:lvl>
-    <w:lvl w:ilvl="6" w:tplc="9C12DC7C">
-      <w:numFmt w:val="decimal"/>
-      <w:lvlText w:val=""/>
-      <w:lvlJc w:val="left"/>
-    </w:lvl>
-    <w:lvl w:ilvl="7" w:tplc="3872EC7C">
-      <w:numFmt w:val="decimal"/>
-      <w:lvlText w:val=""/>
-      <w:lvlJc w:val="left"/>
-    </w:lvl>
-    <w:lvl w:ilvl="8" w:tplc="16F2A4A4">
-      <w:numFmt w:val="decimal"/>
-      <w:lvlText w:val=""/>
-      <w:lvlJc w:val="left"/>
-    </w:lvl>
-  </w:abstractNum>
-  <w:abstractNum w:abstractNumId="2" w15:restartNumberingAfterBreak="0">
-    <w:nsid w:val="49335CFA"/>
-    <w:multiLevelType w:val="hybridMultilevel"/>
-    <w:tmpl w:val="7CA2EA80"/>
-    <w:lvl w:ilvl="0" w:tplc="C27A7680">
+    <w:tmpl w:val="3D44B504"/>
+    <w:lvl w:ilvl="0" w:tplc="D3727458">
       <w:start w:val="1"/>
       <w:numFmt w:val="bullet"/>
       <w:lvlText w:val="●"/>
@@ -22048,7 +21940,7 @@
         <w:ind w:left="720" w:hanging="360"/>
       </w:pPr>
     </w:lvl>
-    <w:lvl w:ilvl="1" w:tplc="94D6641A">
+    <w:lvl w:ilvl="1" w:tplc="CAEC3444">
       <w:start w:val="1"/>
       <w:numFmt w:val="bullet"/>
       <w:lvlText w:val="○"/>
@@ -22057,7 +21949,7 @@
         <w:ind w:left="1440" w:hanging="360"/>
       </w:pPr>
     </w:lvl>
-    <w:lvl w:ilvl="2" w:tplc="B68E1DD2">
+    <w:lvl w:ilvl="2" w:tplc="788C2196">
       <w:start w:val="1"/>
       <w:numFmt w:val="bullet"/>
       <w:lvlText w:val="■"/>
@@ -22066,7 +21958,7 @@
         <w:ind w:left="2160" w:hanging="360"/>
       </w:pPr>
     </w:lvl>
-    <w:lvl w:ilvl="3" w:tplc="8342FDF4">
+    <w:lvl w:ilvl="3" w:tplc="D722EEBC">
       <w:start w:val="1"/>
       <w:numFmt w:val="bullet"/>
       <w:lvlText w:val="●"/>
@@ -22075,7 +21967,7 @@
         <w:ind w:left="2880" w:hanging="360"/>
       </w:pPr>
     </w:lvl>
-    <w:lvl w:ilvl="4" w:tplc="18B05E00">
+    <w:lvl w:ilvl="4" w:tplc="680AE944">
       <w:start w:val="1"/>
       <w:numFmt w:val="bullet"/>
       <w:lvlText w:val="○"/>
@@ -22084,7 +21976,7 @@
         <w:ind w:left="3600" w:hanging="360"/>
       </w:pPr>
     </w:lvl>
-    <w:lvl w:ilvl="5" w:tplc="C268C0DA">
+    <w:lvl w:ilvl="5" w:tplc="5BEA8CAA">
       <w:start w:val="1"/>
       <w:numFmt w:val="bullet"/>
       <w:lvlText w:val="■"/>
@@ -22093,7 +21985,7 @@
         <w:ind w:left="4320" w:hanging="360"/>
       </w:pPr>
     </w:lvl>
-    <w:lvl w:ilvl="6" w:tplc="F2D473FE">
+    <w:lvl w:ilvl="6" w:tplc="E47A9EAC">
       <w:start w:val="1"/>
       <w:numFmt w:val="bullet"/>
       <w:lvlText w:val="●"/>
@@ -22102,7 +21994,7 @@
         <w:ind w:left="5040" w:hanging="360"/>
       </w:pPr>
     </w:lvl>
-    <w:lvl w:ilvl="7" w:tplc="49B8AE16">
+    <w:lvl w:ilvl="7" w:tplc="DA14B112">
       <w:start w:val="1"/>
       <w:numFmt w:val="bullet"/>
       <w:lvlText w:val="●"/>
@@ -22111,7 +22003,7 @@
         <w:ind w:left="5760" w:hanging="360"/>
       </w:pPr>
     </w:lvl>
-    <w:lvl w:ilvl="8" w:tplc="209A002E">
+    <w:lvl w:ilvl="8" w:tplc="8A849618">
       <w:start w:val="1"/>
       <w:numFmt w:val="bullet"/>
       <w:lvlText w:val="●"/>
@@ -22121,14 +22013,122 @@
       </w:pPr>
     </w:lvl>
   </w:abstractNum>
-  <w:num w:numId="1" w16cid:durableId="410783981">
-    <w:abstractNumId w:val="2"/>
+  <w:abstractNum w:abstractNumId="1" w15:restartNumberingAfterBreak="0">
+    <w:nsid w:val="24E77CB7"/>
+    <w:multiLevelType w:val="hybridMultilevel"/>
+    <w:tmpl w:val="A718DB02"/>
+    <w:lvl w:ilvl="0" w:tplc="76C02390">
+      <w:start w:val="1"/>
+      <w:numFmt w:val="decimal"/>
+      <w:lvlText w:val="%1."/>
+      <w:lvlJc w:val="left"/>
+      <w:pPr>
+        <w:ind w:left="560" w:hanging="340"/>
+      </w:pPr>
+    </w:lvl>
+    <w:lvl w:ilvl="1" w:tplc="8EAA9654">
+      <w:numFmt w:val="decimal"/>
+      <w:lvlText w:val=""/>
+      <w:lvlJc w:val="left"/>
+    </w:lvl>
+    <w:lvl w:ilvl="2" w:tplc="7BAE4598">
+      <w:numFmt w:val="decimal"/>
+      <w:lvlText w:val=""/>
+      <w:lvlJc w:val="left"/>
+    </w:lvl>
+    <w:lvl w:ilvl="3" w:tplc="3496A46C">
+      <w:numFmt w:val="decimal"/>
+      <w:lvlText w:val=""/>
+      <w:lvlJc w:val="left"/>
+    </w:lvl>
+    <w:lvl w:ilvl="4" w:tplc="42BA5086">
+      <w:numFmt w:val="decimal"/>
+      <w:lvlText w:val=""/>
+      <w:lvlJc w:val="left"/>
+    </w:lvl>
+    <w:lvl w:ilvl="5" w:tplc="835CCD34">
+      <w:numFmt w:val="decimal"/>
+      <w:lvlText w:val=""/>
+      <w:lvlJc w:val="left"/>
+    </w:lvl>
+    <w:lvl w:ilvl="6" w:tplc="FB7C7D38">
+      <w:numFmt w:val="decimal"/>
+      <w:lvlText w:val=""/>
+      <w:lvlJc w:val="left"/>
+    </w:lvl>
+    <w:lvl w:ilvl="7" w:tplc="5CF8F85C">
+      <w:numFmt w:val="decimal"/>
+      <w:lvlText w:val=""/>
+      <w:lvlJc w:val="left"/>
+    </w:lvl>
+    <w:lvl w:ilvl="8" w:tplc="AC4449A0">
+      <w:numFmt w:val="decimal"/>
+      <w:lvlText w:val=""/>
+      <w:lvlJc w:val="left"/>
+    </w:lvl>
+  </w:abstractNum>
+  <w:abstractNum w:abstractNumId="2" w15:restartNumberingAfterBreak="0">
+    <w:nsid w:val="613737C2"/>
+    <w:multiLevelType w:val="hybridMultilevel"/>
+    <w:tmpl w:val="7CC27BCA"/>
+    <w:lvl w:ilvl="0" w:tplc="65049F4A">
+      <w:start w:val="1"/>
+      <w:numFmt w:val="bullet"/>
+      <w:lvlText w:val="•"/>
+      <w:lvlJc w:val="left"/>
+      <w:pPr>
+        <w:ind w:left="560" w:hanging="280"/>
+      </w:pPr>
+    </w:lvl>
+    <w:lvl w:ilvl="1" w:tplc="4AA2A062">
+      <w:numFmt w:val="decimal"/>
+      <w:lvlText w:val=""/>
+      <w:lvlJc w:val="left"/>
+    </w:lvl>
+    <w:lvl w:ilvl="2" w:tplc="46766B8A">
+      <w:numFmt w:val="decimal"/>
+      <w:lvlText w:val=""/>
+      <w:lvlJc w:val="left"/>
+    </w:lvl>
+    <w:lvl w:ilvl="3" w:tplc="FF72450E">
+      <w:numFmt w:val="decimal"/>
+      <w:lvlText w:val=""/>
+      <w:lvlJc w:val="left"/>
+    </w:lvl>
+    <w:lvl w:ilvl="4" w:tplc="9398D5F4">
+      <w:numFmt w:val="decimal"/>
+      <w:lvlText w:val=""/>
+      <w:lvlJc w:val="left"/>
+    </w:lvl>
+    <w:lvl w:ilvl="5" w:tplc="7506E220">
+      <w:numFmt w:val="decimal"/>
+      <w:lvlText w:val=""/>
+      <w:lvlJc w:val="left"/>
+    </w:lvl>
+    <w:lvl w:ilvl="6" w:tplc="7D0E1472">
+      <w:numFmt w:val="decimal"/>
+      <w:lvlText w:val=""/>
+      <w:lvlJc w:val="left"/>
+    </w:lvl>
+    <w:lvl w:ilvl="7" w:tplc="D95EA192">
+      <w:numFmt w:val="decimal"/>
+      <w:lvlText w:val=""/>
+      <w:lvlJc w:val="left"/>
+    </w:lvl>
+    <w:lvl w:ilvl="8" w:tplc="088E7A7E">
+      <w:numFmt w:val="decimal"/>
+      <w:lvlText w:val=""/>
+      <w:lvlJc w:val="left"/>
+    </w:lvl>
+  </w:abstractNum>
+  <w:num w:numId="1" w16cid:durableId="983781096">
+    <w:abstractNumId w:val="0"/>
     <w:lvlOverride w:ilvl="0">
       <w:startOverride w:val="1"/>
     </w:lvlOverride>
   </w:num>
-  <w:num w:numId="2" w16cid:durableId="1800026125">
-    <w:abstractNumId w:val="0"/>
+  <w:num w:numId="2" w16cid:durableId="646670990">
+    <w:abstractNumId w:val="1"/>
     <w:lvlOverride w:ilvl="0">
       <w:startOverride w:val="1"/>
     </w:lvlOverride>
@@ -22721,7 +22721,7 @@
     <w:autoRedefine/>
     <w:uiPriority w:val="39"/>
     <w:unhideWhenUsed/>
-    <w:rsid w:val="00F82D81"/>
+    <w:rsid w:val="001B07F1"/>
     <w:pPr>
       <w:spacing w:after="100"/>
     </w:pPr>

--- a/public/documentos/INT-01-registro-y-analisis-de-interesados.docx
+++ b/public/documentos/INT-01-registro-y-analisis-de-interesados.docx
@@ -18,7 +18,7 @@
           <w:left w:w="10" w:type="dxa"/>
           <w:right w:w="10" w:type="dxa"/>
         </w:tblCellMar>
-        <w:tblLook w:val="04A0" w:firstRow="1" w:lastRow="0" w:firstColumn="1" w:lastColumn="0" w:noHBand="0" w:noVBand="1"/>
+        <w:tblLook w:val="0000" w:firstRow="0" w:lastRow="0" w:firstColumn="0" w:lastColumn="0" w:noHBand="0" w:noVBand="0"/>
       </w:tblPr>
       <w:tblGrid>
         <w:gridCol w:w="1757"/>
@@ -52,7 +52,7 @@
                 <w:noProof/>
               </w:rPr>
               <w:drawing>
-                <wp:inline distT="0" distB="0" distL="0" distR="0" wp14:anchorId="11AE9FEF" wp14:editId="733A59A8">
+                <wp:inline distT="0" distB="0" distL="0" distR="0" wp14:anchorId="79C7646D" wp14:editId="716496C4">
                   <wp:extent cx="990600" cy="990600"/>
                   <wp:effectExtent l="0" t="0" r="0" b="0"/>
                   <wp:docPr id="1" name="Imagen 1"/>
@@ -171,10 +171,10 @@
                 <w:noProof/>
               </w:rPr>
               <w:drawing>
-                <wp:inline distT="0" distB="0" distL="0" distR="0" wp14:anchorId="208E66F6" wp14:editId="1210B89F">
+                <wp:inline distT="0" distB="0" distL="0" distR="0" wp14:anchorId="3AF8D012" wp14:editId="7653078C">
                   <wp:extent cx="800100" cy="800100"/>
                   <wp:effectExtent l="0" t="0" r="0" b="0"/>
-                  <wp:docPr id="1833471165" name="Imagen 1833471165"/>
+                  <wp:docPr id="1283854973" name="Imagen 1283854973"/>
                   <wp:cNvGraphicFramePr>
                     <a:graphicFrameLocks xmlns:a="http://schemas.openxmlformats.org/drawingml/2006/main" noChangeAspect="1"/>
                   </wp:cNvGraphicFramePr>
@@ -308,7 +308,7 @@
           <w:left w:w="10" w:type="dxa"/>
           <w:right w:w="10" w:type="dxa"/>
         </w:tblCellMar>
-        <w:tblLook w:val="04A0" w:firstRow="1" w:lastRow="0" w:firstColumn="1" w:lastColumn="0" w:noHBand="0" w:noVBand="1"/>
+        <w:tblLook w:val="0000" w:firstRow="0" w:lastRow="0" w:firstColumn="0" w:lastColumn="0" w:noHBand="0" w:noVBand="0"/>
       </w:tblPr>
       <w:tblGrid>
         <w:gridCol w:w="2636"/>
@@ -786,7 +786,7 @@
           <w:left w:w="10" w:type="dxa"/>
           <w:right w:w="10" w:type="dxa"/>
         </w:tblCellMar>
-        <w:tblLook w:val="04A0" w:firstRow="1" w:lastRow="0" w:firstColumn="1" w:lastColumn="0" w:noHBand="0" w:noVBand="1"/>
+        <w:tblLook w:val="0000" w:firstRow="0" w:lastRow="0" w:firstColumn="0" w:lastColumn="0" w:noHBand="0" w:noVBand="0"/>
       </w:tblPr>
       <w:tblGrid>
         <w:gridCol w:w="4042"/>
@@ -1399,7 +1399,7 @@
           <w:left w:w="10" w:type="dxa"/>
           <w:right w:w="10" w:type="dxa"/>
         </w:tblCellMar>
-        <w:tblLook w:val="04A0" w:firstRow="1" w:lastRow="0" w:firstColumn="1" w:lastColumn="0" w:noHBand="0" w:noVBand="1"/>
+        <w:tblLook w:val="0000" w:firstRow="0" w:lastRow="0" w:firstColumn="0" w:lastColumn="0" w:noHBand="0" w:noVBand="0"/>
       </w:tblPr>
       <w:tblGrid>
         <w:gridCol w:w="2636"/>
@@ -1817,7 +1817,7 @@
           <w:left w:w="10" w:type="dxa"/>
           <w:right w:w="10" w:type="dxa"/>
         </w:tblCellMar>
-        <w:tblLook w:val="04A0" w:firstRow="1" w:lastRow="0" w:firstColumn="1" w:lastColumn="0" w:noHBand="0" w:noVBand="1"/>
+        <w:tblLook w:val="0000" w:firstRow="0" w:lastRow="0" w:firstColumn="0" w:lastColumn="0" w:noHBand="0" w:noVBand="0"/>
       </w:tblPr>
       <w:tblGrid>
         <w:gridCol w:w="1054"/>
@@ -2158,7 +2158,7 @@
           <w:left w:w="10" w:type="dxa"/>
           <w:right w:w="10" w:type="dxa"/>
         </w:tblCellMar>
-        <w:tblLook w:val="04A0" w:firstRow="1" w:lastRow="0" w:firstColumn="1" w:lastColumn="0" w:noHBand="0" w:noVBand="1"/>
+        <w:tblLook w:val="0000" w:firstRow="0" w:lastRow="0" w:firstColumn="0" w:lastColumn="0" w:noHBand="0" w:noVBand="0"/>
       </w:tblPr>
       <w:tblGrid>
         <w:gridCol w:w="2636"/>
@@ -2498,7 +2498,7 @@
           <w:left w:w="10" w:type="dxa"/>
           <w:right w:w="10" w:type="dxa"/>
         </w:tblCellMar>
-        <w:tblLook w:val="04A0" w:firstRow="1" w:lastRow="0" w:firstColumn="1" w:lastColumn="0" w:noHBand="0" w:noVBand="1"/>
+        <w:tblLook w:val="0000" w:firstRow="0" w:lastRow="0" w:firstColumn="0" w:lastColumn="0" w:noHBand="0" w:noVBand="0"/>
       </w:tblPr>
       <w:tblGrid>
         <w:gridCol w:w="8787"/>
@@ -2585,7 +2585,7 @@
     <w:sdt>
       <w:sdtPr>
         <w:alias w:val="Contenido"/>
-        <w:id w:val="1621887046"/>
+        <w:id w:val="-646359452"/>
       </w:sdtPr>
       <w:sdtEndPr/>
       <w:sdtContent>
@@ -2611,7 +2611,7 @@
           <w:r>
             <w:fldChar w:fldCharType="separate"/>
           </w:r>
-          <w:hyperlink w:anchor="_Toc242540287" w:history="1">
+          <w:hyperlink w:anchor="_Toc242543367" w:history="1">
             <w:r>
               <w:rPr>
                 <w:rStyle w:val="Hipervnculo"/>
@@ -2635,7 +2635,7 @@
               <w:rPr>
                 <w:noProof/>
               </w:rPr>
-              <w:instrText xml:space="preserve"> PAGEREF _Toc242540287 \h </w:instrText>
+              <w:instrText xml:space="preserve"> PAGEREF _Toc242543367 \h </w:instrText>
             </w:r>
             <w:r>
               <w:rPr>
@@ -2675,7 +2675,7 @@
               <w14:ligatures w14:val="standardContextual"/>
             </w:rPr>
           </w:pPr>
-          <w:hyperlink w:anchor="_Toc242540288" w:history="1">
+          <w:hyperlink w:anchor="_Toc242543368" w:history="1">
             <w:r>
               <w:rPr>
                 <w:rStyle w:val="Hipervnculo"/>
@@ -2699,7 +2699,7 @@
               <w:rPr>
                 <w:noProof/>
               </w:rPr>
-              <w:instrText xml:space="preserve"> PAGEREF _Toc242540288 \h </w:instrText>
+              <w:instrText xml:space="preserve"> PAGEREF _Toc242543368 \h </w:instrText>
             </w:r>
             <w:r>
               <w:rPr>
@@ -2739,7 +2739,7 @@
               <w14:ligatures w14:val="standardContextual"/>
             </w:rPr>
           </w:pPr>
-          <w:hyperlink w:anchor="_Toc242540289" w:history="1">
+          <w:hyperlink w:anchor="_Toc242543369" w:history="1">
             <w:r>
               <w:rPr>
                 <w:rStyle w:val="Hipervnculo"/>
@@ -2763,7 +2763,7 @@
               <w:rPr>
                 <w:noProof/>
               </w:rPr>
-              <w:instrText xml:space="preserve"> PAGEREF _Toc242540289 \h </w:instrText>
+              <w:instrText xml:space="preserve"> PAGEREF _Toc242543369 \h </w:instrText>
             </w:r>
             <w:r>
               <w:rPr>
@@ -2803,7 +2803,7 @@
               <w14:ligatures w14:val="standardContextual"/>
             </w:rPr>
           </w:pPr>
-          <w:hyperlink w:anchor="_Toc242540290" w:history="1">
+          <w:hyperlink w:anchor="_Toc242543370" w:history="1">
             <w:r>
               <w:rPr>
                 <w:rStyle w:val="Hipervnculo"/>
@@ -2827,7 +2827,7 @@
               <w:rPr>
                 <w:noProof/>
               </w:rPr>
-              <w:instrText xml:space="preserve"> PAGEREF _Toc242540290 \h </w:instrText>
+              <w:instrText xml:space="preserve"> PAGEREF _Toc242543370 \h </w:instrText>
             </w:r>
             <w:r>
               <w:rPr>
@@ -2867,7 +2867,7 @@
               <w14:ligatures w14:val="standardContextual"/>
             </w:rPr>
           </w:pPr>
-          <w:hyperlink w:anchor="_Toc242540291" w:history="1">
+          <w:hyperlink w:anchor="_Toc242543371" w:history="1">
             <w:r>
               <w:rPr>
                 <w:rStyle w:val="Hipervnculo"/>
@@ -2891,7 +2891,7 @@
               <w:rPr>
                 <w:noProof/>
               </w:rPr>
-              <w:instrText xml:space="preserve"> PAGEREF _Toc242540291 \h </w:instrText>
+              <w:instrText xml:space="preserve"> PAGEREF _Toc242543371 \h </w:instrText>
             </w:r>
             <w:r>
               <w:rPr>
@@ -2931,7 +2931,7 @@
               <w14:ligatures w14:val="standardContextual"/>
             </w:rPr>
           </w:pPr>
-          <w:hyperlink w:anchor="_Toc242540292" w:history="1">
+          <w:hyperlink w:anchor="_Toc242543372" w:history="1">
             <w:r>
               <w:rPr>
                 <w:rStyle w:val="Hipervnculo"/>
@@ -2955,7 +2955,7 @@
               <w:rPr>
                 <w:noProof/>
               </w:rPr>
-              <w:instrText xml:space="preserve"> PAGEREF _Toc242540292 \h </w:instrText>
+              <w:instrText xml:space="preserve"> PAGEREF _Toc242543372 \h </w:instrText>
             </w:r>
             <w:r>
               <w:rPr>
@@ -2995,7 +2995,7 @@
               <w14:ligatures w14:val="standardContextual"/>
             </w:rPr>
           </w:pPr>
-          <w:hyperlink w:anchor="_Toc242540293" w:history="1">
+          <w:hyperlink w:anchor="_Toc242543373" w:history="1">
             <w:r>
               <w:rPr>
                 <w:rStyle w:val="Hipervnculo"/>
@@ -3019,7 +3019,7 @@
               <w:rPr>
                 <w:noProof/>
               </w:rPr>
-              <w:instrText xml:space="preserve"> PAGEREF _Toc242540293 \h </w:instrText>
+              <w:instrText xml:space="preserve"> PAGEREF _Toc242543373 \h </w:instrText>
             </w:r>
             <w:r>
               <w:rPr>
@@ -3059,7 +3059,7 @@
               <w14:ligatures w14:val="standardContextual"/>
             </w:rPr>
           </w:pPr>
-          <w:hyperlink w:anchor="_Toc242540294" w:history="1">
+          <w:hyperlink w:anchor="_Toc242543374" w:history="1">
             <w:r>
               <w:rPr>
                 <w:rStyle w:val="Hipervnculo"/>
@@ -3083,7 +3083,7 @@
               <w:rPr>
                 <w:noProof/>
               </w:rPr>
-              <w:instrText xml:space="preserve"> PAGEREF _Toc242540294 \h </w:instrText>
+              <w:instrText xml:space="preserve"> PAGEREF _Toc242543374 \h </w:instrText>
             </w:r>
             <w:r>
               <w:rPr>
@@ -3123,7 +3123,7 @@
               <w14:ligatures w14:val="standardContextual"/>
             </w:rPr>
           </w:pPr>
-          <w:hyperlink w:anchor="_Toc242540295" w:history="1">
+          <w:hyperlink w:anchor="_Toc242543375" w:history="1">
             <w:r>
               <w:rPr>
                 <w:rStyle w:val="Hipervnculo"/>
@@ -3147,7 +3147,7 @@
               <w:rPr>
                 <w:noProof/>
               </w:rPr>
-              <w:instrText xml:space="preserve"> PAGEREF _Toc242540295 \h </w:instrText>
+              <w:instrText xml:space="preserve"> PAGEREF _Toc242543375 \h </w:instrText>
             </w:r>
             <w:r>
               <w:rPr>
@@ -3197,7 +3197,7 @@
       <w:pPr>
         <w:pStyle w:val="Ttulo1"/>
       </w:pPr>
-      <w:bookmarkStart w:id="0" w:name="_Toc242540287"/>
+      <w:bookmarkStart w:id="0" w:name="_Toc242543367"/>
       <w:r>
         <w:lastRenderedPageBreak/>
         <w:t>1. Cómo se identificó a los interesados</w:t>
@@ -3246,7 +3246,7 @@
           <w:left w:w="10" w:type="dxa"/>
           <w:right w:w="10" w:type="dxa"/>
         </w:tblCellMar>
-        <w:tblLook w:val="04A0" w:firstRow="1" w:lastRow="0" w:firstColumn="1" w:lastColumn="0" w:noHBand="0" w:noVBand="1"/>
+        <w:tblLook w:val="0000" w:firstRow="0" w:lastRow="0" w:firstColumn="0" w:lastColumn="0" w:noHBand="0" w:noVBand="0"/>
       </w:tblPr>
       <w:tblGrid>
         <w:gridCol w:w="3205"/>
@@ -3933,7 +3933,7 @@
       <w:pPr>
         <w:pStyle w:val="Ttulo1"/>
       </w:pPr>
-      <w:bookmarkStart w:id="1" w:name="_Toc242540288"/>
+      <w:bookmarkStart w:id="1" w:name="_Toc242543368"/>
       <w:r>
         <w:t>2. Registro de interesados</w:t>
       </w:r>
@@ -3981,7 +3981,7 @@
           <w:left w:w="10" w:type="dxa"/>
           <w:right w:w="10" w:type="dxa"/>
         </w:tblCellMar>
-        <w:tblLook w:val="04A0" w:firstRow="1" w:lastRow="0" w:firstColumn="1" w:lastColumn="0" w:noHBand="0" w:noVBand="1"/>
+        <w:tblLook w:val="0000" w:firstRow="0" w:lastRow="0" w:firstColumn="0" w:lastColumn="0" w:noHBand="0" w:noVBand="0"/>
       </w:tblPr>
       <w:tblGrid>
         <w:gridCol w:w="728"/>
@@ -8334,7 +8334,7 @@
       <w:pPr>
         <w:pStyle w:val="Ttulo1"/>
       </w:pPr>
-      <w:bookmarkStart w:id="2" w:name="_Toc242540289"/>
+      <w:bookmarkStart w:id="2" w:name="_Toc242543369"/>
       <w:r>
         <w:lastRenderedPageBreak/>
         <w:t>3. Evaluación</w:t>
@@ -8383,7 +8383,7 @@
           <w:left w:w="10" w:type="dxa"/>
           <w:right w:w="10" w:type="dxa"/>
         </w:tblCellMar>
-        <w:tblLook w:val="04A0" w:firstRow="1" w:lastRow="0" w:firstColumn="1" w:lastColumn="0" w:noHBand="0" w:noVBand="1"/>
+        <w:tblLook w:val="0000" w:firstRow="0" w:lastRow="0" w:firstColumn="0" w:lastColumn="0" w:noHBand="0" w:noVBand="0"/>
       </w:tblPr>
       <w:tblGrid>
         <w:gridCol w:w="874"/>
@@ -13411,7 +13411,7 @@
       <w:pPr>
         <w:pStyle w:val="Ttulo1"/>
       </w:pPr>
-      <w:bookmarkStart w:id="3" w:name="_Toc242540290"/>
+      <w:bookmarkStart w:id="3" w:name="_Toc242543370"/>
       <w:r>
         <w:lastRenderedPageBreak/>
         <w:t>4. Matriz de poder e interés</w:t>
@@ -13460,7 +13460,7 @@
           <w:left w:w="10" w:type="dxa"/>
           <w:right w:w="10" w:type="dxa"/>
         </w:tblCellMar>
-        <w:tblLook w:val="04A0" w:firstRow="1" w:lastRow="0" w:firstColumn="1" w:lastColumn="0" w:noHBand="0" w:noVBand="1"/>
+        <w:tblLook w:val="0000" w:firstRow="0" w:lastRow="0" w:firstColumn="0" w:lastColumn="0" w:noHBand="0" w:noVBand="0"/>
       </w:tblPr>
       <w:tblGrid>
         <w:gridCol w:w="2039"/>
@@ -14065,7 +14065,7 @@
       <w:pPr>
         <w:pStyle w:val="Ttulo1"/>
       </w:pPr>
-      <w:bookmarkStart w:id="4" w:name="_Toc242540291"/>
+      <w:bookmarkStart w:id="4" w:name="_Toc242543371"/>
       <w:r>
         <w:t>5. Cubo de interesados</w:t>
       </w:r>
@@ -14122,7 +14122,7 @@
           <w:left w:w="10" w:type="dxa"/>
           <w:right w:w="10" w:type="dxa"/>
         </w:tblCellMar>
-        <w:tblLook w:val="04A0" w:firstRow="1" w:lastRow="0" w:firstColumn="1" w:lastColumn="0" w:noHBand="0" w:noVBand="1"/>
+        <w:tblLook w:val="0000" w:firstRow="0" w:lastRow="0" w:firstColumn="0" w:lastColumn="0" w:noHBand="0" w:noVBand="0"/>
       </w:tblPr>
       <w:tblGrid>
         <w:gridCol w:w="1457"/>
@@ -15387,7 +15387,7 @@
       <w:pPr>
         <w:pStyle w:val="Ttulo1"/>
       </w:pPr>
-      <w:bookmarkStart w:id="5" w:name="_Toc242540292"/>
+      <w:bookmarkStart w:id="5" w:name="_Toc242543372"/>
       <w:r>
         <w:t>6. Dirección de la influencia</w:t>
       </w:r>
@@ -15435,7 +15435,7 @@
           <w:left w:w="10" w:type="dxa"/>
           <w:right w:w="10" w:type="dxa"/>
         </w:tblCellMar>
-        <w:tblLook w:val="04A0" w:firstRow="1" w:lastRow="0" w:firstColumn="1" w:lastColumn="0" w:noHBand="0" w:noVBand="1"/>
+        <w:tblLook w:val="0000" w:firstRow="0" w:lastRow="0" w:firstColumn="0" w:lastColumn="0" w:noHBand="0" w:noVBand="0"/>
       </w:tblPr>
       <w:tblGrid>
         <w:gridCol w:w="2331"/>
@@ -16016,7 +16016,7 @@
       <w:pPr>
         <w:pStyle w:val="Ttulo1"/>
       </w:pPr>
-      <w:bookmarkStart w:id="6" w:name="_Toc242540293"/>
+      <w:bookmarkStart w:id="6" w:name="_Toc242543373"/>
       <w:r>
         <w:t>7. Modelo de prominencia</w:t>
       </w:r>
@@ -16074,7 +16074,7 @@
           <w:left w:w="10" w:type="dxa"/>
           <w:right w:w="10" w:type="dxa"/>
         </w:tblCellMar>
-        <w:tblLook w:val="04A0" w:firstRow="1" w:lastRow="0" w:firstColumn="1" w:lastColumn="0" w:noHBand="0" w:noVBand="1"/>
+        <w:tblLook w:val="0000" w:firstRow="0" w:lastRow="0" w:firstColumn="0" w:lastColumn="0" w:noHBand="0" w:noVBand="0"/>
       </w:tblPr>
       <w:tblGrid>
         <w:gridCol w:w="1165"/>
@@ -19936,7 +19936,7 @@
           <w:left w:w="10" w:type="dxa"/>
           <w:right w:w="10" w:type="dxa"/>
         </w:tblCellMar>
-        <w:tblLook w:val="04A0" w:firstRow="1" w:lastRow="0" w:firstColumn="1" w:lastColumn="0" w:noHBand="0" w:noVBand="1"/>
+        <w:tblLook w:val="0000" w:firstRow="0" w:lastRow="0" w:firstColumn="0" w:lastColumn="0" w:noHBand="0" w:noVBand="0"/>
       </w:tblPr>
       <w:tblGrid>
         <w:gridCol w:w="2331"/>
@@ -20855,7 +20855,7 @@
       <w:pPr>
         <w:pStyle w:val="Ttulo1"/>
       </w:pPr>
-      <w:bookmarkStart w:id="7" w:name="_Toc242540294"/>
+      <w:bookmarkStart w:id="7" w:name="_Toc242543374"/>
       <w:r>
         <w:t>8. Priorización</w:t>
       </w:r>
@@ -21014,7 +21014,7 @@
       <w:pPr>
         <w:pStyle w:val="Ttulo1"/>
       </w:pPr>
-      <w:bookmarkStart w:id="8" w:name="_Toc242540295"/>
+      <w:bookmarkStart w:id="8" w:name="_Toc242543375"/>
       <w:r>
         <w:t>9. Cambios respecto al registro anterior</w:t>
       </w:r>
@@ -21062,7 +21062,7 @@
           <w:left w:w="10" w:type="dxa"/>
           <w:right w:w="10" w:type="dxa"/>
         </w:tblCellMar>
-        <w:tblLook w:val="04A0" w:firstRow="1" w:lastRow="0" w:firstColumn="1" w:lastColumn="0" w:noHBand="0" w:noVBand="1"/>
+        <w:tblLook w:val="0000" w:firstRow="0" w:lastRow="0" w:firstColumn="0" w:lastColumn="0" w:noHBand="0" w:noVBand="0"/>
       </w:tblPr>
       <w:tblGrid>
         <w:gridCol w:w="7285"/>
@@ -21928,10 +21928,64 @@
 <file path=word/numbering.xml><?xml version="1.0" encoding="utf-8"?>
 <w:numbering xmlns:wpc="http://schemas.microsoft.com/office/word/2010/wordprocessingCanvas" xmlns:cx="http://schemas.microsoft.com/office/drawing/2014/chartex" xmlns:cx1="http://schemas.microsoft.com/office/drawing/2015/9/8/chartex" xmlns:cx2="http://schemas.microsoft.com/office/drawing/2015/10/21/chartex" xmlns:cx3="http://schemas.microsoft.com/office/drawing/2016/5/9/chartex" xmlns:cx4="http://schemas.microsoft.com/office/drawing/2016/5/10/chartex" xmlns:cx5="http://schemas.microsoft.com/office/drawing/2016/5/11/chartex" xmlns:cx6="http://schemas.microsoft.com/office/drawing/2016/5/12/chartex" xmlns:cx7="http://schemas.microsoft.com/office/drawing/2016/5/13/chartex" xmlns:cx8="http://schemas.microsoft.com/office/drawing/2016/5/14/chartex" xmlns:mc="http://schemas.openxmlformats.org/markup-compatibility/2006" xmlns:aink="http://schemas.microsoft.com/office/drawing/2016/ink" xmlns:am3d="http://schemas.microsoft.com/office/drawing/2017/model3d" xmlns:o="urn:schemas-microsoft-com:office:office" xmlns:oel="http://schemas.microsoft.com/office/2019/extlst" xmlns:r="http://schemas.openxmlformats.org/officeDocument/2006/relationships" xmlns:m="http://schemas.openxmlformats.org/officeDocument/2006/math" xmlns:v="urn:schemas-microsoft-com:vml" xmlns:wp14="http://schemas.microsoft.com/office/word/2010/wordprocessingDrawing" xmlns:wp="http://schemas.openxmlformats.org/drawingml/2006/wordprocessingDrawing" xmlns:w10="urn:schemas-microsoft-com:office:word" xmlns:w="http://schemas.openxmlformats.org/wordprocessingml/2006/main" xmlns:w14="http://schemas.microsoft.com/office/word/2010/wordml" xmlns:w15="http://schemas.microsoft.com/office/word/2012/wordml" xmlns:w16cex="http://schemas.microsoft.com/office/word/2018/wordml/cex" xmlns:w16cid="http://schemas.microsoft.com/office/word/2016/wordml/cid" xmlns:w16="http://schemas.microsoft.com/office/word/2018/wordml" xmlns:w16du="http://schemas.microsoft.com/office/word/2023/wordml/word16du" xmlns:w16sdtdh="http://schemas.microsoft.com/office/word/2020/wordml/sdtdatahash" xmlns:w16sdtfl="http://schemas.microsoft.com/office/word/2024/wordml/sdtformatlock" xmlns:w16se="http://schemas.microsoft.com/office/word/2015/wordml/symex" xmlns:wpg="http://schemas.microsoft.com/office/word/2010/wordprocessingGroup" xmlns:wpi="http://schemas.microsoft.com/office/word/2010/wordprocessingInk" xmlns:wne="http://schemas.microsoft.com/office/word/2006/wordml" xmlns:wps="http://schemas.microsoft.com/office/word/2010/wordprocessingShape" mc:Ignorable="w14 w15 w16se w16cid w16 w16cex w16sdtdh w16sdtfl w16du wp14">
   <w:abstractNum w:abstractNumId="0" w15:restartNumberingAfterBreak="0">
-    <w:nsid w:val="02163597"/>
+    <w:nsid w:val="4BBC30D2"/>
     <w:multiLevelType w:val="hybridMultilevel"/>
-    <w:tmpl w:val="3D44B504"/>
-    <w:lvl w:ilvl="0" w:tplc="D3727458">
+    <w:tmpl w:val="666E1370"/>
+    <w:lvl w:ilvl="0" w:tplc="0772E2B0">
+      <w:start w:val="1"/>
+      <w:numFmt w:val="decimal"/>
+      <w:lvlText w:val="%1."/>
+      <w:lvlJc w:val="left"/>
+      <w:pPr>
+        <w:ind w:left="560" w:hanging="340"/>
+      </w:pPr>
+    </w:lvl>
+    <w:lvl w:ilvl="1" w:tplc="FCD65326">
+      <w:numFmt w:val="decimal"/>
+      <w:lvlText w:val=""/>
+      <w:lvlJc w:val="left"/>
+    </w:lvl>
+    <w:lvl w:ilvl="2" w:tplc="6C241DEA">
+      <w:numFmt w:val="decimal"/>
+      <w:lvlText w:val=""/>
+      <w:lvlJc w:val="left"/>
+    </w:lvl>
+    <w:lvl w:ilvl="3" w:tplc="1C54145C">
+      <w:numFmt w:val="decimal"/>
+      <w:lvlText w:val=""/>
+      <w:lvlJc w:val="left"/>
+    </w:lvl>
+    <w:lvl w:ilvl="4" w:tplc="8ABE3AB6">
+      <w:numFmt w:val="decimal"/>
+      <w:lvlText w:val=""/>
+      <w:lvlJc w:val="left"/>
+    </w:lvl>
+    <w:lvl w:ilvl="5" w:tplc="B9822E3C">
+      <w:numFmt w:val="decimal"/>
+      <w:lvlText w:val=""/>
+      <w:lvlJc w:val="left"/>
+    </w:lvl>
+    <w:lvl w:ilvl="6" w:tplc="10A85DB6">
+      <w:numFmt w:val="decimal"/>
+      <w:lvlText w:val=""/>
+      <w:lvlJc w:val="left"/>
+    </w:lvl>
+    <w:lvl w:ilvl="7" w:tplc="915607A2">
+      <w:numFmt w:val="decimal"/>
+      <w:lvlText w:val=""/>
+      <w:lvlJc w:val="left"/>
+    </w:lvl>
+    <w:lvl w:ilvl="8" w:tplc="2FFA0864">
+      <w:numFmt w:val="decimal"/>
+      <w:lvlText w:val=""/>
+      <w:lvlJc w:val="left"/>
+    </w:lvl>
+  </w:abstractNum>
+  <w:abstractNum w:abstractNumId="1" w15:restartNumberingAfterBreak="0">
+    <w:nsid w:val="4CE64A96"/>
+    <w:multiLevelType w:val="hybridMultilevel"/>
+    <w:tmpl w:val="4A60BE76"/>
+    <w:lvl w:ilvl="0" w:tplc="64E655D8">
       <w:start w:val="1"/>
       <w:numFmt w:val="bullet"/>
       <w:lvlText w:val="●"/>
@@ -21940,7 +21994,7 @@
         <w:ind w:left="720" w:hanging="360"/>
       </w:pPr>
     </w:lvl>
-    <w:lvl w:ilvl="1" w:tplc="CAEC3444">
+    <w:lvl w:ilvl="1" w:tplc="A45E488C">
       <w:start w:val="1"/>
       <w:numFmt w:val="bullet"/>
       <w:lvlText w:val="○"/>
@@ -21949,7 +22003,7 @@
         <w:ind w:left="1440" w:hanging="360"/>
       </w:pPr>
     </w:lvl>
-    <w:lvl w:ilvl="2" w:tplc="788C2196">
+    <w:lvl w:ilvl="2" w:tplc="96B0657E">
       <w:start w:val="1"/>
       <w:numFmt w:val="bullet"/>
       <w:lvlText w:val="■"/>
@@ -21958,7 +22012,7 @@
         <w:ind w:left="2160" w:hanging="360"/>
       </w:pPr>
     </w:lvl>
-    <w:lvl w:ilvl="3" w:tplc="D722EEBC">
+    <w:lvl w:ilvl="3" w:tplc="FDEABB88">
       <w:start w:val="1"/>
       <w:numFmt w:val="bullet"/>
       <w:lvlText w:val="●"/>
@@ -21967,7 +22021,7 @@
         <w:ind w:left="2880" w:hanging="360"/>
       </w:pPr>
     </w:lvl>
-    <w:lvl w:ilvl="4" w:tplc="680AE944">
+    <w:lvl w:ilvl="4" w:tplc="F54C04D2">
       <w:start w:val="1"/>
       <w:numFmt w:val="bullet"/>
       <w:lvlText w:val="○"/>
@@ -21976,7 +22030,7 @@
         <w:ind w:left="3600" w:hanging="360"/>
       </w:pPr>
     </w:lvl>
-    <w:lvl w:ilvl="5" w:tplc="5BEA8CAA">
+    <w:lvl w:ilvl="5" w:tplc="40068A92">
       <w:start w:val="1"/>
       <w:numFmt w:val="bullet"/>
       <w:lvlText w:val="■"/>
@@ -21985,7 +22039,7 @@
         <w:ind w:left="4320" w:hanging="360"/>
       </w:pPr>
     </w:lvl>
-    <w:lvl w:ilvl="6" w:tplc="E47A9EAC">
+    <w:lvl w:ilvl="6" w:tplc="7BFABFCC">
       <w:start w:val="1"/>
       <w:numFmt w:val="bullet"/>
       <w:lvlText w:val="●"/>
@@ -21994,7 +22048,7 @@
         <w:ind w:left="5040" w:hanging="360"/>
       </w:pPr>
     </w:lvl>
-    <w:lvl w:ilvl="7" w:tplc="DA14B112">
+    <w:lvl w:ilvl="7" w:tplc="6C821534">
       <w:start w:val="1"/>
       <w:numFmt w:val="bullet"/>
       <w:lvlText w:val="●"/>
@@ -22003,7 +22057,7 @@
         <w:ind w:left="5760" w:hanging="360"/>
       </w:pPr>
     </w:lvl>
-    <w:lvl w:ilvl="8" w:tplc="8A849618">
+    <w:lvl w:ilvl="8" w:tplc="EC8C6FCC">
       <w:start w:val="1"/>
       <w:numFmt w:val="bullet"/>
       <w:lvlText w:val="●"/>
@@ -22013,65 +22067,11 @@
       </w:pPr>
     </w:lvl>
   </w:abstractNum>
-  <w:abstractNum w:abstractNumId="1" w15:restartNumberingAfterBreak="0">
-    <w:nsid w:val="24E77CB7"/>
+  <w:abstractNum w:abstractNumId="2" w15:restartNumberingAfterBreak="0">
+    <w:nsid w:val="72B5532C"/>
     <w:multiLevelType w:val="hybridMultilevel"/>
-    <w:tmpl w:val="A718DB02"/>
-    <w:lvl w:ilvl="0" w:tplc="76C02390">
-      <w:start w:val="1"/>
-      <w:numFmt w:val="decimal"/>
-      <w:lvlText w:val="%1."/>
-      <w:lvlJc w:val="left"/>
-      <w:pPr>
-        <w:ind w:left="560" w:hanging="340"/>
-      </w:pPr>
-    </w:lvl>
-    <w:lvl w:ilvl="1" w:tplc="8EAA9654">
-      <w:numFmt w:val="decimal"/>
-      <w:lvlText w:val=""/>
-      <w:lvlJc w:val="left"/>
-    </w:lvl>
-    <w:lvl w:ilvl="2" w:tplc="7BAE4598">
-      <w:numFmt w:val="decimal"/>
-      <w:lvlText w:val=""/>
-      <w:lvlJc w:val="left"/>
-    </w:lvl>
-    <w:lvl w:ilvl="3" w:tplc="3496A46C">
-      <w:numFmt w:val="decimal"/>
-      <w:lvlText w:val=""/>
-      <w:lvlJc w:val="left"/>
-    </w:lvl>
-    <w:lvl w:ilvl="4" w:tplc="42BA5086">
-      <w:numFmt w:val="decimal"/>
-      <w:lvlText w:val=""/>
-      <w:lvlJc w:val="left"/>
-    </w:lvl>
-    <w:lvl w:ilvl="5" w:tplc="835CCD34">
-      <w:numFmt w:val="decimal"/>
-      <w:lvlText w:val=""/>
-      <w:lvlJc w:val="left"/>
-    </w:lvl>
-    <w:lvl w:ilvl="6" w:tplc="FB7C7D38">
-      <w:numFmt w:val="decimal"/>
-      <w:lvlText w:val=""/>
-      <w:lvlJc w:val="left"/>
-    </w:lvl>
-    <w:lvl w:ilvl="7" w:tplc="5CF8F85C">
-      <w:numFmt w:val="decimal"/>
-      <w:lvlText w:val=""/>
-      <w:lvlJc w:val="left"/>
-    </w:lvl>
-    <w:lvl w:ilvl="8" w:tplc="AC4449A0">
-      <w:numFmt w:val="decimal"/>
-      <w:lvlText w:val=""/>
-      <w:lvlJc w:val="left"/>
-    </w:lvl>
-  </w:abstractNum>
-  <w:abstractNum w:abstractNumId="2" w15:restartNumberingAfterBreak="0">
-    <w:nsid w:val="613737C2"/>
-    <w:multiLevelType w:val="hybridMultilevel"/>
-    <w:tmpl w:val="7CC27BCA"/>
-    <w:lvl w:ilvl="0" w:tplc="65049F4A">
+    <w:tmpl w:val="26FE2E52"/>
+    <w:lvl w:ilvl="0" w:tplc="66D6AAB6">
       <w:start w:val="1"/>
       <w:numFmt w:val="bullet"/>
       <w:lvlText w:val="•"/>
@@ -22080,55 +22080,55 @@
         <w:ind w:left="560" w:hanging="280"/>
       </w:pPr>
     </w:lvl>
-    <w:lvl w:ilvl="1" w:tplc="4AA2A062">
+    <w:lvl w:ilvl="1" w:tplc="921221C6">
       <w:numFmt w:val="decimal"/>
       <w:lvlText w:val=""/>
       <w:lvlJc w:val="left"/>
     </w:lvl>
-    <w:lvl w:ilvl="2" w:tplc="46766B8A">
+    <w:lvl w:ilvl="2" w:tplc="278436AC">
       <w:numFmt w:val="decimal"/>
       <w:lvlText w:val=""/>
       <w:lvlJc w:val="left"/>
     </w:lvl>
-    <w:lvl w:ilvl="3" w:tplc="FF72450E">
+    <w:lvl w:ilvl="3" w:tplc="D5CCAF26">
       <w:numFmt w:val="decimal"/>
       <w:lvlText w:val=""/>
       <w:lvlJc w:val="left"/>
     </w:lvl>
-    <w:lvl w:ilvl="4" w:tplc="9398D5F4">
+    <w:lvl w:ilvl="4" w:tplc="DD327538">
       <w:numFmt w:val="decimal"/>
       <w:lvlText w:val=""/>
       <w:lvlJc w:val="left"/>
     </w:lvl>
-    <w:lvl w:ilvl="5" w:tplc="7506E220">
+    <w:lvl w:ilvl="5" w:tplc="4EA451E6">
       <w:numFmt w:val="decimal"/>
       <w:lvlText w:val=""/>
       <w:lvlJc w:val="left"/>
     </w:lvl>
-    <w:lvl w:ilvl="6" w:tplc="7D0E1472">
+    <w:lvl w:ilvl="6" w:tplc="6A1E70B8">
       <w:numFmt w:val="decimal"/>
       <w:lvlText w:val=""/>
       <w:lvlJc w:val="left"/>
     </w:lvl>
-    <w:lvl w:ilvl="7" w:tplc="D95EA192">
+    <w:lvl w:ilvl="7" w:tplc="C30C5960">
       <w:numFmt w:val="decimal"/>
       <w:lvlText w:val=""/>
       <w:lvlJc w:val="left"/>
     </w:lvl>
-    <w:lvl w:ilvl="8" w:tplc="088E7A7E">
+    <w:lvl w:ilvl="8" w:tplc="47B693C4">
       <w:numFmt w:val="decimal"/>
       <w:lvlText w:val=""/>
       <w:lvlJc w:val="left"/>
     </w:lvl>
   </w:abstractNum>
-  <w:num w:numId="1" w16cid:durableId="983781096">
-    <w:abstractNumId w:val="0"/>
+  <w:num w:numId="1" w16cid:durableId="1870490928">
+    <w:abstractNumId w:val="1"/>
     <w:lvlOverride w:ilvl="0">
       <w:startOverride w:val="1"/>
     </w:lvlOverride>
   </w:num>
-  <w:num w:numId="2" w16cid:durableId="646670990">
-    <w:abstractNumId w:val="1"/>
+  <w:num w:numId="2" w16cid:durableId="2102752950">
+    <w:abstractNumId w:val="0"/>
     <w:lvlOverride w:ilvl="0">
       <w:startOverride w:val="1"/>
     </w:lvlOverride>
@@ -22721,7 +22721,7 @@
     <w:autoRedefine/>
     <w:uiPriority w:val="39"/>
     <w:unhideWhenUsed/>
-    <w:rsid w:val="001B07F1"/>
+    <w:rsid w:val="00AF3E1A"/>
     <w:pPr>
       <w:spacing w:after="100"/>
     </w:pPr>

--- a/public/documentos/INT-01-registro-y-analisis-de-interesados.docx
+++ b/public/documentos/INT-01-registro-y-analisis-de-interesados.docx
@@ -18,7 +18,7 @@
           <w:left w:w="10" w:type="dxa"/>
           <w:right w:w="10" w:type="dxa"/>
         </w:tblCellMar>
-        <w:tblLook w:val="0000" w:firstRow="0" w:lastRow="0" w:firstColumn="0" w:lastColumn="0" w:noHBand="0" w:noVBand="0"/>
+        <w:tblLook w:val="04A0" w:firstRow="1" w:lastRow="0" w:firstColumn="1" w:lastColumn="0" w:noHBand="0" w:noVBand="1"/>
       </w:tblPr>
       <w:tblGrid>
         <w:gridCol w:w="1757"/>
@@ -52,7 +52,7 @@
                 <w:noProof/>
               </w:rPr>
               <w:drawing>
-                <wp:inline distT="0" distB="0" distL="0" distR="0" wp14:anchorId="79C7646D" wp14:editId="716496C4">
+                <wp:inline distT="0" distB="0" distL="0" distR="0" wp14:anchorId="3F8D9465" wp14:editId="3582B18C">
                   <wp:extent cx="990600" cy="990600"/>
                   <wp:effectExtent l="0" t="0" r="0" b="0"/>
                   <wp:docPr id="1" name="Imagen 1"/>
@@ -171,10 +171,10 @@
                 <w:noProof/>
               </w:rPr>
               <w:drawing>
-                <wp:inline distT="0" distB="0" distL="0" distR="0" wp14:anchorId="3AF8D012" wp14:editId="7653078C">
+                <wp:inline distT="0" distB="0" distL="0" distR="0" wp14:anchorId="71E20CF1" wp14:editId="08176587">
                   <wp:extent cx="800100" cy="800100"/>
                   <wp:effectExtent l="0" t="0" r="0" b="0"/>
-                  <wp:docPr id="1283854973" name="Imagen 1283854973"/>
+                  <wp:docPr id="2079321155" name="Imagen 2079321155"/>
                   <wp:cNvGraphicFramePr>
                     <a:graphicFrameLocks xmlns:a="http://schemas.openxmlformats.org/drawingml/2006/main" noChangeAspect="1"/>
                   </wp:cNvGraphicFramePr>
@@ -308,7 +308,7 @@
           <w:left w:w="10" w:type="dxa"/>
           <w:right w:w="10" w:type="dxa"/>
         </w:tblCellMar>
-        <w:tblLook w:val="0000" w:firstRow="0" w:lastRow="0" w:firstColumn="0" w:lastColumn="0" w:noHBand="0" w:noVBand="0"/>
+        <w:tblLook w:val="04A0" w:firstRow="1" w:lastRow="0" w:firstColumn="1" w:lastColumn="0" w:noHBand="0" w:noVBand="1"/>
       </w:tblPr>
       <w:tblGrid>
         <w:gridCol w:w="2636"/>
@@ -786,7 +786,7 @@
           <w:left w:w="10" w:type="dxa"/>
           <w:right w:w="10" w:type="dxa"/>
         </w:tblCellMar>
-        <w:tblLook w:val="0000" w:firstRow="0" w:lastRow="0" w:firstColumn="0" w:lastColumn="0" w:noHBand="0" w:noVBand="0"/>
+        <w:tblLook w:val="04A0" w:firstRow="1" w:lastRow="0" w:firstColumn="1" w:lastColumn="0" w:noHBand="0" w:noVBand="1"/>
       </w:tblPr>
       <w:tblGrid>
         <w:gridCol w:w="4042"/>
@@ -1399,7 +1399,7 @@
           <w:left w:w="10" w:type="dxa"/>
           <w:right w:w="10" w:type="dxa"/>
         </w:tblCellMar>
-        <w:tblLook w:val="0000" w:firstRow="0" w:lastRow="0" w:firstColumn="0" w:lastColumn="0" w:noHBand="0" w:noVBand="0"/>
+        <w:tblLook w:val="04A0" w:firstRow="1" w:lastRow="0" w:firstColumn="1" w:lastColumn="0" w:noHBand="0" w:noVBand="1"/>
       </w:tblPr>
       <w:tblGrid>
         <w:gridCol w:w="2636"/>
@@ -1817,7 +1817,7 @@
           <w:left w:w="10" w:type="dxa"/>
           <w:right w:w="10" w:type="dxa"/>
         </w:tblCellMar>
-        <w:tblLook w:val="0000" w:firstRow="0" w:lastRow="0" w:firstColumn="0" w:lastColumn="0" w:noHBand="0" w:noVBand="0"/>
+        <w:tblLook w:val="04A0" w:firstRow="1" w:lastRow="0" w:firstColumn="1" w:lastColumn="0" w:noHBand="0" w:noVBand="1"/>
       </w:tblPr>
       <w:tblGrid>
         <w:gridCol w:w="1054"/>
@@ -2158,7 +2158,7 @@
           <w:left w:w="10" w:type="dxa"/>
           <w:right w:w="10" w:type="dxa"/>
         </w:tblCellMar>
-        <w:tblLook w:val="0000" w:firstRow="0" w:lastRow="0" w:firstColumn="0" w:lastColumn="0" w:noHBand="0" w:noVBand="0"/>
+        <w:tblLook w:val="04A0" w:firstRow="1" w:lastRow="0" w:firstColumn="1" w:lastColumn="0" w:noHBand="0" w:noVBand="1"/>
       </w:tblPr>
       <w:tblGrid>
         <w:gridCol w:w="2636"/>
@@ -2498,7 +2498,7 @@
           <w:left w:w="10" w:type="dxa"/>
           <w:right w:w="10" w:type="dxa"/>
         </w:tblCellMar>
-        <w:tblLook w:val="0000" w:firstRow="0" w:lastRow="0" w:firstColumn="0" w:lastColumn="0" w:noHBand="0" w:noVBand="0"/>
+        <w:tblLook w:val="04A0" w:firstRow="1" w:lastRow="0" w:firstColumn="1" w:lastColumn="0" w:noHBand="0" w:noVBand="1"/>
       </w:tblPr>
       <w:tblGrid>
         <w:gridCol w:w="8787"/>
@@ -2585,7 +2585,7 @@
     <w:sdt>
       <w:sdtPr>
         <w:alias w:val="Contenido"/>
-        <w:id w:val="-646359452"/>
+        <w:id w:val="1471473154"/>
       </w:sdtPr>
       <w:sdtEndPr/>
       <w:sdtContent>
@@ -2611,7 +2611,7 @@
           <w:r>
             <w:fldChar w:fldCharType="separate"/>
           </w:r>
-          <w:hyperlink w:anchor="_Toc242543367" w:history="1">
+          <w:hyperlink w:anchor="_Toc242545395" w:history="1">
             <w:r>
               <w:rPr>
                 <w:rStyle w:val="Hipervnculo"/>
@@ -2635,7 +2635,7 @@
               <w:rPr>
                 <w:noProof/>
               </w:rPr>
-              <w:instrText xml:space="preserve"> PAGEREF _Toc242543367 \h </w:instrText>
+              <w:instrText xml:space="preserve"> PAGEREF _Toc242545395 \h </w:instrText>
             </w:r>
             <w:r>
               <w:rPr>
@@ -2675,7 +2675,7 @@
               <w14:ligatures w14:val="standardContextual"/>
             </w:rPr>
           </w:pPr>
-          <w:hyperlink w:anchor="_Toc242543368" w:history="1">
+          <w:hyperlink w:anchor="_Toc242545396" w:history="1">
             <w:r>
               <w:rPr>
                 <w:rStyle w:val="Hipervnculo"/>
@@ -2699,7 +2699,7 @@
               <w:rPr>
                 <w:noProof/>
               </w:rPr>
-              <w:instrText xml:space="preserve"> PAGEREF _Toc242543368 \h </w:instrText>
+              <w:instrText xml:space="preserve"> PAGEREF _Toc242545396 \h </w:instrText>
             </w:r>
             <w:r>
               <w:rPr>
@@ -2739,7 +2739,7 @@
               <w14:ligatures w14:val="standardContextual"/>
             </w:rPr>
           </w:pPr>
-          <w:hyperlink w:anchor="_Toc242543369" w:history="1">
+          <w:hyperlink w:anchor="_Toc242545397" w:history="1">
             <w:r>
               <w:rPr>
                 <w:rStyle w:val="Hipervnculo"/>
@@ -2763,7 +2763,7 @@
               <w:rPr>
                 <w:noProof/>
               </w:rPr>
-              <w:instrText xml:space="preserve"> PAGEREF _Toc242543369 \h </w:instrText>
+              <w:instrText xml:space="preserve"> PAGEREF _Toc242545397 \h </w:instrText>
             </w:r>
             <w:r>
               <w:rPr>
@@ -2803,7 +2803,7 @@
               <w14:ligatures w14:val="standardContextual"/>
             </w:rPr>
           </w:pPr>
-          <w:hyperlink w:anchor="_Toc242543370" w:history="1">
+          <w:hyperlink w:anchor="_Toc242545398" w:history="1">
             <w:r>
               <w:rPr>
                 <w:rStyle w:val="Hipervnculo"/>
@@ -2827,7 +2827,7 @@
               <w:rPr>
                 <w:noProof/>
               </w:rPr>
-              <w:instrText xml:space="preserve"> PAGEREF _Toc242543370 \h </w:instrText>
+              <w:instrText xml:space="preserve"> PAGEREF _Toc242545398 \h </w:instrText>
             </w:r>
             <w:r>
               <w:rPr>
@@ -2867,7 +2867,7 @@
               <w14:ligatures w14:val="standardContextual"/>
             </w:rPr>
           </w:pPr>
-          <w:hyperlink w:anchor="_Toc242543371" w:history="1">
+          <w:hyperlink w:anchor="_Toc242545399" w:history="1">
             <w:r>
               <w:rPr>
                 <w:rStyle w:val="Hipervnculo"/>
@@ -2891,7 +2891,7 @@
               <w:rPr>
                 <w:noProof/>
               </w:rPr>
-              <w:instrText xml:space="preserve"> PAGEREF _Toc242543371 \h </w:instrText>
+              <w:instrText xml:space="preserve"> PAGEREF _Toc242545399 \h </w:instrText>
             </w:r>
             <w:r>
               <w:rPr>
@@ -2931,7 +2931,7 @@
               <w14:ligatures w14:val="standardContextual"/>
             </w:rPr>
           </w:pPr>
-          <w:hyperlink w:anchor="_Toc242543372" w:history="1">
+          <w:hyperlink w:anchor="_Toc242545400" w:history="1">
             <w:r>
               <w:rPr>
                 <w:rStyle w:val="Hipervnculo"/>
@@ -2955,7 +2955,7 @@
               <w:rPr>
                 <w:noProof/>
               </w:rPr>
-              <w:instrText xml:space="preserve"> PAGEREF _Toc242543372 \h </w:instrText>
+              <w:instrText xml:space="preserve"> PAGEREF _Toc242545400 \h </w:instrText>
             </w:r>
             <w:r>
               <w:rPr>
@@ -2995,7 +2995,7 @@
               <w14:ligatures w14:val="standardContextual"/>
             </w:rPr>
           </w:pPr>
-          <w:hyperlink w:anchor="_Toc242543373" w:history="1">
+          <w:hyperlink w:anchor="_Toc242545401" w:history="1">
             <w:r>
               <w:rPr>
                 <w:rStyle w:val="Hipervnculo"/>
@@ -3019,7 +3019,7 @@
               <w:rPr>
                 <w:noProof/>
               </w:rPr>
-              <w:instrText xml:space="preserve"> PAGEREF _Toc242543373 \h </w:instrText>
+              <w:instrText xml:space="preserve"> PAGEREF _Toc242545401 \h </w:instrText>
             </w:r>
             <w:r>
               <w:rPr>
@@ -3059,7 +3059,7 @@
               <w14:ligatures w14:val="standardContextual"/>
             </w:rPr>
           </w:pPr>
-          <w:hyperlink w:anchor="_Toc242543374" w:history="1">
+          <w:hyperlink w:anchor="_Toc242545402" w:history="1">
             <w:r>
               <w:rPr>
                 <w:rStyle w:val="Hipervnculo"/>
@@ -3083,7 +3083,7 @@
               <w:rPr>
                 <w:noProof/>
               </w:rPr>
-              <w:instrText xml:space="preserve"> PAGEREF _Toc242543374 \h </w:instrText>
+              <w:instrText xml:space="preserve"> PAGEREF _Toc242545402 \h </w:instrText>
             </w:r>
             <w:r>
               <w:rPr>
@@ -3123,7 +3123,7 @@
               <w14:ligatures w14:val="standardContextual"/>
             </w:rPr>
           </w:pPr>
-          <w:hyperlink w:anchor="_Toc242543375" w:history="1">
+          <w:hyperlink w:anchor="_Toc242545403" w:history="1">
             <w:r>
               <w:rPr>
                 <w:rStyle w:val="Hipervnculo"/>
@@ -3147,7 +3147,7 @@
               <w:rPr>
                 <w:noProof/>
               </w:rPr>
-              <w:instrText xml:space="preserve"> PAGEREF _Toc242543375 \h </w:instrText>
+              <w:instrText xml:space="preserve"> PAGEREF _Toc242545403 \h </w:instrText>
             </w:r>
             <w:r>
               <w:rPr>
@@ -3197,7 +3197,7 @@
       <w:pPr>
         <w:pStyle w:val="Ttulo1"/>
       </w:pPr>
-      <w:bookmarkStart w:id="0" w:name="_Toc242543367"/>
+      <w:bookmarkStart w:id="0" w:name="_Toc242545395"/>
       <w:r>
         <w:lastRenderedPageBreak/>
         <w:t>1. Cómo se identificó a los interesados</w:t>
@@ -3246,7 +3246,7 @@
           <w:left w:w="10" w:type="dxa"/>
           <w:right w:w="10" w:type="dxa"/>
         </w:tblCellMar>
-        <w:tblLook w:val="0000" w:firstRow="0" w:lastRow="0" w:firstColumn="0" w:lastColumn="0" w:noHBand="0" w:noVBand="0"/>
+        <w:tblLook w:val="04A0" w:firstRow="1" w:lastRow="0" w:firstColumn="1" w:lastColumn="0" w:noHBand="0" w:noVBand="1"/>
       </w:tblPr>
       <w:tblGrid>
         <w:gridCol w:w="3205"/>
@@ -3933,7 +3933,7 @@
       <w:pPr>
         <w:pStyle w:val="Ttulo1"/>
       </w:pPr>
-      <w:bookmarkStart w:id="1" w:name="_Toc242543368"/>
+      <w:bookmarkStart w:id="1" w:name="_Toc242545396"/>
       <w:r>
         <w:t>2. Registro de interesados</w:t>
       </w:r>
@@ -3981,7 +3981,7 @@
           <w:left w:w="10" w:type="dxa"/>
           <w:right w:w="10" w:type="dxa"/>
         </w:tblCellMar>
-        <w:tblLook w:val="0000" w:firstRow="0" w:lastRow="0" w:firstColumn="0" w:lastColumn="0" w:noHBand="0" w:noVBand="0"/>
+        <w:tblLook w:val="04A0" w:firstRow="1" w:lastRow="0" w:firstColumn="1" w:lastColumn="0" w:noHBand="0" w:noVBand="1"/>
       </w:tblPr>
       <w:tblGrid>
         <w:gridCol w:w="728"/>
@@ -8334,7 +8334,7 @@
       <w:pPr>
         <w:pStyle w:val="Ttulo1"/>
       </w:pPr>
-      <w:bookmarkStart w:id="2" w:name="_Toc242543369"/>
+      <w:bookmarkStart w:id="2" w:name="_Toc242545397"/>
       <w:r>
         <w:lastRenderedPageBreak/>
         <w:t>3. Evaluación</w:t>
@@ -8383,7 +8383,7 @@
           <w:left w:w="10" w:type="dxa"/>
           <w:right w:w="10" w:type="dxa"/>
         </w:tblCellMar>
-        <w:tblLook w:val="0000" w:firstRow="0" w:lastRow="0" w:firstColumn="0" w:lastColumn="0" w:noHBand="0" w:noVBand="0"/>
+        <w:tblLook w:val="04A0" w:firstRow="1" w:lastRow="0" w:firstColumn="1" w:lastColumn="0" w:noHBand="0" w:noVBand="1"/>
       </w:tblPr>
       <w:tblGrid>
         <w:gridCol w:w="874"/>
@@ -13411,7 +13411,7 @@
       <w:pPr>
         <w:pStyle w:val="Ttulo1"/>
       </w:pPr>
-      <w:bookmarkStart w:id="3" w:name="_Toc242543370"/>
+      <w:bookmarkStart w:id="3" w:name="_Toc242545398"/>
       <w:r>
         <w:lastRenderedPageBreak/>
         <w:t>4. Matriz de poder e interés</w:t>
@@ -13460,7 +13460,7 @@
           <w:left w:w="10" w:type="dxa"/>
           <w:right w:w="10" w:type="dxa"/>
         </w:tblCellMar>
-        <w:tblLook w:val="0000" w:firstRow="0" w:lastRow="0" w:firstColumn="0" w:lastColumn="0" w:noHBand="0" w:noVBand="0"/>
+        <w:tblLook w:val="04A0" w:firstRow="1" w:lastRow="0" w:firstColumn="1" w:lastColumn="0" w:noHBand="0" w:noVBand="1"/>
       </w:tblPr>
       <w:tblGrid>
         <w:gridCol w:w="2039"/>
@@ -14065,7 +14065,7 @@
       <w:pPr>
         <w:pStyle w:val="Ttulo1"/>
       </w:pPr>
-      <w:bookmarkStart w:id="4" w:name="_Toc242543371"/>
+      <w:bookmarkStart w:id="4" w:name="_Toc242545399"/>
       <w:r>
         <w:t>5. Cubo de interesados</w:t>
       </w:r>
@@ -14122,7 +14122,7 @@
           <w:left w:w="10" w:type="dxa"/>
           <w:right w:w="10" w:type="dxa"/>
         </w:tblCellMar>
-        <w:tblLook w:val="0000" w:firstRow="0" w:lastRow="0" w:firstColumn="0" w:lastColumn="0" w:noHBand="0" w:noVBand="0"/>
+        <w:tblLook w:val="04A0" w:firstRow="1" w:lastRow="0" w:firstColumn="1" w:lastColumn="0" w:noHBand="0" w:noVBand="1"/>
       </w:tblPr>
       <w:tblGrid>
         <w:gridCol w:w="1457"/>
@@ -15387,7 +15387,7 @@
       <w:pPr>
         <w:pStyle w:val="Ttulo1"/>
       </w:pPr>
-      <w:bookmarkStart w:id="5" w:name="_Toc242543372"/>
+      <w:bookmarkStart w:id="5" w:name="_Toc242545400"/>
       <w:r>
         <w:t>6. Dirección de la influencia</w:t>
       </w:r>
@@ -15435,7 +15435,7 @@
           <w:left w:w="10" w:type="dxa"/>
           <w:right w:w="10" w:type="dxa"/>
         </w:tblCellMar>
-        <w:tblLook w:val="0000" w:firstRow="0" w:lastRow="0" w:firstColumn="0" w:lastColumn="0" w:noHBand="0" w:noVBand="0"/>
+        <w:tblLook w:val="04A0" w:firstRow="1" w:lastRow="0" w:firstColumn="1" w:lastColumn="0" w:noHBand="0" w:noVBand="1"/>
       </w:tblPr>
       <w:tblGrid>
         <w:gridCol w:w="2331"/>
@@ -16016,7 +16016,7 @@
       <w:pPr>
         <w:pStyle w:val="Ttulo1"/>
       </w:pPr>
-      <w:bookmarkStart w:id="6" w:name="_Toc242543373"/>
+      <w:bookmarkStart w:id="6" w:name="_Toc242545401"/>
       <w:r>
         <w:t>7. Modelo de prominencia</w:t>
       </w:r>
@@ -16074,7 +16074,7 @@
           <w:left w:w="10" w:type="dxa"/>
           <w:right w:w="10" w:type="dxa"/>
         </w:tblCellMar>
-        <w:tblLook w:val="0000" w:firstRow="0" w:lastRow="0" w:firstColumn="0" w:lastColumn="0" w:noHBand="0" w:noVBand="0"/>
+        <w:tblLook w:val="04A0" w:firstRow="1" w:lastRow="0" w:firstColumn="1" w:lastColumn="0" w:noHBand="0" w:noVBand="1"/>
       </w:tblPr>
       <w:tblGrid>
         <w:gridCol w:w="1165"/>
@@ -19936,7 +19936,7 @@
           <w:left w:w="10" w:type="dxa"/>
           <w:right w:w="10" w:type="dxa"/>
         </w:tblCellMar>
-        <w:tblLook w:val="0000" w:firstRow="0" w:lastRow="0" w:firstColumn="0" w:lastColumn="0" w:noHBand="0" w:noVBand="0"/>
+        <w:tblLook w:val="04A0" w:firstRow="1" w:lastRow="0" w:firstColumn="1" w:lastColumn="0" w:noHBand="0" w:noVBand="1"/>
       </w:tblPr>
       <w:tblGrid>
         <w:gridCol w:w="2331"/>
@@ -20855,7 +20855,7 @@
       <w:pPr>
         <w:pStyle w:val="Ttulo1"/>
       </w:pPr>
-      <w:bookmarkStart w:id="7" w:name="_Toc242543374"/>
+      <w:bookmarkStart w:id="7" w:name="_Toc242545402"/>
       <w:r>
         <w:t>8. Priorización</w:t>
       </w:r>
@@ -21014,7 +21014,7 @@
       <w:pPr>
         <w:pStyle w:val="Ttulo1"/>
       </w:pPr>
-      <w:bookmarkStart w:id="8" w:name="_Toc242543375"/>
+      <w:bookmarkStart w:id="8" w:name="_Toc242545403"/>
       <w:r>
         <w:t>9. Cambios respecto al registro anterior</w:t>
       </w:r>
@@ -21062,7 +21062,7 @@
           <w:left w:w="10" w:type="dxa"/>
           <w:right w:w="10" w:type="dxa"/>
         </w:tblCellMar>
-        <w:tblLook w:val="0000" w:firstRow="0" w:lastRow="0" w:firstColumn="0" w:lastColumn="0" w:noHBand="0" w:noVBand="0"/>
+        <w:tblLook w:val="04A0" w:firstRow="1" w:lastRow="0" w:firstColumn="1" w:lastColumn="0" w:noHBand="0" w:noVBand="1"/>
       </w:tblPr>
       <w:tblGrid>
         <w:gridCol w:w="7285"/>
@@ -21928,10 +21928,10 @@
 <file path=word/numbering.xml><?xml version="1.0" encoding="utf-8"?>
 <w:numbering xmlns:wpc="http://schemas.microsoft.com/office/word/2010/wordprocessingCanvas" xmlns:cx="http://schemas.microsoft.com/office/drawing/2014/chartex" xmlns:cx1="http://schemas.microsoft.com/office/drawing/2015/9/8/chartex" xmlns:cx2="http://schemas.microsoft.com/office/drawing/2015/10/21/chartex" xmlns:cx3="http://schemas.microsoft.com/office/drawing/2016/5/9/chartex" xmlns:cx4="http://schemas.microsoft.com/office/drawing/2016/5/10/chartex" xmlns:cx5="http://schemas.microsoft.com/office/drawing/2016/5/11/chartex" xmlns:cx6="http://schemas.microsoft.com/office/drawing/2016/5/12/chartex" xmlns:cx7="http://schemas.microsoft.com/office/drawing/2016/5/13/chartex" xmlns:cx8="http://schemas.microsoft.com/office/drawing/2016/5/14/chartex" xmlns:mc="http://schemas.openxmlformats.org/markup-compatibility/2006" xmlns:aink="http://schemas.microsoft.com/office/drawing/2016/ink" xmlns:am3d="http://schemas.microsoft.com/office/drawing/2017/model3d" xmlns:o="urn:schemas-microsoft-com:office:office" xmlns:oel="http://schemas.microsoft.com/office/2019/extlst" xmlns:r="http://schemas.openxmlformats.org/officeDocument/2006/relationships" xmlns:m="http://schemas.openxmlformats.org/officeDocument/2006/math" xmlns:v="urn:schemas-microsoft-com:vml" xmlns:wp14="http://schemas.microsoft.com/office/word/2010/wordprocessingDrawing" xmlns:wp="http://schemas.openxmlformats.org/drawingml/2006/wordprocessingDrawing" xmlns:w10="urn:schemas-microsoft-com:office:word" xmlns:w="http://schemas.openxmlformats.org/wordprocessingml/2006/main" xmlns:w14="http://schemas.microsoft.com/office/word/2010/wordml" xmlns:w15="http://schemas.microsoft.com/office/word/2012/wordml" xmlns:w16cex="http://schemas.microsoft.com/office/word/2018/wordml/cex" xmlns:w16cid="http://schemas.microsoft.com/office/word/2016/wordml/cid" xmlns:w16="http://schemas.microsoft.com/office/word/2018/wordml" xmlns:w16du="http://schemas.microsoft.com/office/word/2023/wordml/word16du" xmlns:w16sdtdh="http://schemas.microsoft.com/office/word/2020/wordml/sdtdatahash" xmlns:w16sdtfl="http://schemas.microsoft.com/office/word/2024/wordml/sdtformatlock" xmlns:w16se="http://schemas.microsoft.com/office/word/2015/wordml/symex" xmlns:wpg="http://schemas.microsoft.com/office/word/2010/wordprocessingGroup" xmlns:wpi="http://schemas.microsoft.com/office/word/2010/wordprocessingInk" xmlns:wne="http://schemas.microsoft.com/office/word/2006/wordml" xmlns:wps="http://schemas.microsoft.com/office/word/2010/wordprocessingShape" mc:Ignorable="w14 w15 w16se w16cid w16 w16cex w16sdtdh w16sdtfl w16du wp14">
   <w:abstractNum w:abstractNumId="0" w15:restartNumberingAfterBreak="0">
-    <w:nsid w:val="4BBC30D2"/>
+    <w:nsid w:val="30945CDF"/>
     <w:multiLevelType w:val="hybridMultilevel"/>
-    <w:tmpl w:val="666E1370"/>
-    <w:lvl w:ilvl="0" w:tplc="0772E2B0">
+    <w:tmpl w:val="5F383CAC"/>
+    <w:lvl w:ilvl="0" w:tplc="DC009E96">
       <w:start w:val="1"/>
       <w:numFmt w:val="decimal"/>
       <w:lvlText w:val="%1."/>
@@ -21940,52 +21940,52 @@
         <w:ind w:left="560" w:hanging="340"/>
       </w:pPr>
     </w:lvl>
-    <w:lvl w:ilvl="1" w:tplc="FCD65326">
+    <w:lvl w:ilvl="1" w:tplc="9080F6AE">
       <w:numFmt w:val="decimal"/>
       <w:lvlText w:val=""/>
       <w:lvlJc w:val="left"/>
     </w:lvl>
-    <w:lvl w:ilvl="2" w:tplc="6C241DEA">
+    <w:lvl w:ilvl="2" w:tplc="0306431C">
       <w:numFmt w:val="decimal"/>
       <w:lvlText w:val=""/>
       <w:lvlJc w:val="left"/>
     </w:lvl>
-    <w:lvl w:ilvl="3" w:tplc="1C54145C">
+    <w:lvl w:ilvl="3" w:tplc="0FACA456">
       <w:numFmt w:val="decimal"/>
       <w:lvlText w:val=""/>
       <w:lvlJc w:val="left"/>
     </w:lvl>
-    <w:lvl w:ilvl="4" w:tplc="8ABE3AB6">
+    <w:lvl w:ilvl="4" w:tplc="2A429164">
       <w:numFmt w:val="decimal"/>
       <w:lvlText w:val=""/>
       <w:lvlJc w:val="left"/>
     </w:lvl>
-    <w:lvl w:ilvl="5" w:tplc="B9822E3C">
+    <w:lvl w:ilvl="5" w:tplc="12328398">
       <w:numFmt w:val="decimal"/>
       <w:lvlText w:val=""/>
       <w:lvlJc w:val="left"/>
     </w:lvl>
-    <w:lvl w:ilvl="6" w:tplc="10A85DB6">
+    <w:lvl w:ilvl="6" w:tplc="F6F23ABA">
       <w:numFmt w:val="decimal"/>
       <w:lvlText w:val=""/>
       <w:lvlJc w:val="left"/>
     </w:lvl>
-    <w:lvl w:ilvl="7" w:tplc="915607A2">
+    <w:lvl w:ilvl="7" w:tplc="6ED0B2BC">
       <w:numFmt w:val="decimal"/>
       <w:lvlText w:val=""/>
       <w:lvlJc w:val="left"/>
     </w:lvl>
-    <w:lvl w:ilvl="8" w:tplc="2FFA0864">
+    <w:lvl w:ilvl="8" w:tplc="8B085824">
       <w:numFmt w:val="decimal"/>
       <w:lvlText w:val=""/>
       <w:lvlJc w:val="left"/>
     </w:lvl>
   </w:abstractNum>
   <w:abstractNum w:abstractNumId="1" w15:restartNumberingAfterBreak="0">
-    <w:nsid w:val="4CE64A96"/>
+    <w:nsid w:val="4CD66207"/>
     <w:multiLevelType w:val="hybridMultilevel"/>
-    <w:tmpl w:val="4A60BE76"/>
-    <w:lvl w:ilvl="0" w:tplc="64E655D8">
+    <w:tmpl w:val="D1426FBA"/>
+    <w:lvl w:ilvl="0" w:tplc="C984878A">
       <w:start w:val="1"/>
       <w:numFmt w:val="bullet"/>
       <w:lvlText w:val="●"/>
@@ -21994,7 +21994,7 @@
         <w:ind w:left="720" w:hanging="360"/>
       </w:pPr>
     </w:lvl>
-    <w:lvl w:ilvl="1" w:tplc="A45E488C">
+    <w:lvl w:ilvl="1" w:tplc="2E1C4628">
       <w:start w:val="1"/>
       <w:numFmt w:val="bullet"/>
       <w:lvlText w:val="○"/>
@@ -22003,7 +22003,7 @@
         <w:ind w:left="1440" w:hanging="360"/>
       </w:pPr>
     </w:lvl>
-    <w:lvl w:ilvl="2" w:tplc="96B0657E">
+    <w:lvl w:ilvl="2" w:tplc="B822939E">
       <w:start w:val="1"/>
       <w:numFmt w:val="bullet"/>
       <w:lvlText w:val="■"/>
@@ -22012,7 +22012,7 @@
         <w:ind w:left="2160" w:hanging="360"/>
       </w:pPr>
     </w:lvl>
-    <w:lvl w:ilvl="3" w:tplc="FDEABB88">
+    <w:lvl w:ilvl="3" w:tplc="B186F4CE">
       <w:start w:val="1"/>
       <w:numFmt w:val="bullet"/>
       <w:lvlText w:val="●"/>
@@ -22021,7 +22021,7 @@
         <w:ind w:left="2880" w:hanging="360"/>
       </w:pPr>
     </w:lvl>
-    <w:lvl w:ilvl="4" w:tplc="F54C04D2">
+    <w:lvl w:ilvl="4" w:tplc="3AF88640">
       <w:start w:val="1"/>
       <w:numFmt w:val="bullet"/>
       <w:lvlText w:val="○"/>
@@ -22030,7 +22030,7 @@
         <w:ind w:left="3600" w:hanging="360"/>
       </w:pPr>
     </w:lvl>
-    <w:lvl w:ilvl="5" w:tplc="40068A92">
+    <w:lvl w:ilvl="5" w:tplc="E0B4EBC4">
       <w:start w:val="1"/>
       <w:numFmt w:val="bullet"/>
       <w:lvlText w:val="■"/>
@@ -22039,7 +22039,7 @@
         <w:ind w:left="4320" w:hanging="360"/>
       </w:pPr>
     </w:lvl>
-    <w:lvl w:ilvl="6" w:tplc="7BFABFCC">
+    <w:lvl w:ilvl="6" w:tplc="59F0C332">
       <w:start w:val="1"/>
       <w:numFmt w:val="bullet"/>
       <w:lvlText w:val="●"/>
@@ -22048,7 +22048,7 @@
         <w:ind w:left="5040" w:hanging="360"/>
       </w:pPr>
     </w:lvl>
-    <w:lvl w:ilvl="7" w:tplc="6C821534">
+    <w:lvl w:ilvl="7" w:tplc="F8F46AD6">
       <w:start w:val="1"/>
       <w:numFmt w:val="bullet"/>
       <w:lvlText w:val="●"/>
@@ -22057,7 +22057,7 @@
         <w:ind w:left="5760" w:hanging="360"/>
       </w:pPr>
     </w:lvl>
-    <w:lvl w:ilvl="8" w:tplc="EC8C6FCC">
+    <w:lvl w:ilvl="8" w:tplc="32567A28">
       <w:start w:val="1"/>
       <w:numFmt w:val="bullet"/>
       <w:lvlText w:val="●"/>
@@ -22068,10 +22068,10 @@
     </w:lvl>
   </w:abstractNum>
   <w:abstractNum w:abstractNumId="2" w15:restartNumberingAfterBreak="0">
-    <w:nsid w:val="72B5532C"/>
+    <w:nsid w:val="5DDF1038"/>
     <w:multiLevelType w:val="hybridMultilevel"/>
-    <w:tmpl w:val="26FE2E52"/>
-    <w:lvl w:ilvl="0" w:tplc="66D6AAB6">
+    <w:tmpl w:val="BBB46A18"/>
+    <w:lvl w:ilvl="0" w:tplc="8A9E63EE">
       <w:start w:val="1"/>
       <w:numFmt w:val="bullet"/>
       <w:lvlText w:val="•"/>
@@ -22080,54 +22080,54 @@
         <w:ind w:left="560" w:hanging="280"/>
       </w:pPr>
     </w:lvl>
-    <w:lvl w:ilvl="1" w:tplc="921221C6">
+    <w:lvl w:ilvl="1" w:tplc="2A0C800E">
       <w:numFmt w:val="decimal"/>
       <w:lvlText w:val=""/>
       <w:lvlJc w:val="left"/>
     </w:lvl>
-    <w:lvl w:ilvl="2" w:tplc="278436AC">
+    <w:lvl w:ilvl="2" w:tplc="3F7866C2">
       <w:numFmt w:val="decimal"/>
       <w:lvlText w:val=""/>
       <w:lvlJc w:val="left"/>
     </w:lvl>
-    <w:lvl w:ilvl="3" w:tplc="D5CCAF26">
+    <w:lvl w:ilvl="3" w:tplc="910AB4A8">
       <w:numFmt w:val="decimal"/>
       <w:lvlText w:val=""/>
       <w:lvlJc w:val="left"/>
     </w:lvl>
-    <w:lvl w:ilvl="4" w:tplc="DD327538">
+    <w:lvl w:ilvl="4" w:tplc="0BF2AB1A">
       <w:numFmt w:val="decimal"/>
       <w:lvlText w:val=""/>
       <w:lvlJc w:val="left"/>
     </w:lvl>
-    <w:lvl w:ilvl="5" w:tplc="4EA451E6">
+    <w:lvl w:ilvl="5" w:tplc="A76EA498">
       <w:numFmt w:val="decimal"/>
       <w:lvlText w:val=""/>
       <w:lvlJc w:val="left"/>
     </w:lvl>
-    <w:lvl w:ilvl="6" w:tplc="6A1E70B8">
+    <w:lvl w:ilvl="6" w:tplc="E2660874">
       <w:numFmt w:val="decimal"/>
       <w:lvlText w:val=""/>
       <w:lvlJc w:val="left"/>
     </w:lvl>
-    <w:lvl w:ilvl="7" w:tplc="C30C5960">
+    <w:lvl w:ilvl="7" w:tplc="B838E1AA">
       <w:numFmt w:val="decimal"/>
       <w:lvlText w:val=""/>
       <w:lvlJc w:val="left"/>
     </w:lvl>
-    <w:lvl w:ilvl="8" w:tplc="47B693C4">
+    <w:lvl w:ilvl="8" w:tplc="FB1E454C">
       <w:numFmt w:val="decimal"/>
       <w:lvlText w:val=""/>
       <w:lvlJc w:val="left"/>
     </w:lvl>
   </w:abstractNum>
-  <w:num w:numId="1" w16cid:durableId="1870490928">
+  <w:num w:numId="1" w16cid:durableId="1120146631">
     <w:abstractNumId w:val="1"/>
     <w:lvlOverride w:ilvl="0">
       <w:startOverride w:val="1"/>
     </w:lvlOverride>
   </w:num>
-  <w:num w:numId="2" w16cid:durableId="2102752950">
+  <w:num w:numId="2" w16cid:durableId="1254631151">
     <w:abstractNumId w:val="0"/>
     <w:lvlOverride w:ilvl="0">
       <w:startOverride w:val="1"/>
@@ -22721,7 +22721,7 @@
     <w:autoRedefine/>
     <w:uiPriority w:val="39"/>
     <w:unhideWhenUsed/>
-    <w:rsid w:val="00AF3E1A"/>
+    <w:rsid w:val="00224C54"/>
     <w:pPr>
       <w:spacing w:after="100"/>
     </w:pPr>

--- a/public/documentos/INT-01-registro-y-analisis-de-interesados.docx
+++ b/public/documentos/INT-01-registro-y-analisis-de-interesados.docx
@@ -52,7 +52,7 @@
                 <w:noProof/>
               </w:rPr>
               <w:drawing>
-                <wp:inline distT="0" distB="0" distL="0" distR="0" wp14:anchorId="3F8D9465" wp14:editId="3582B18C">
+                <wp:inline distT="0" distB="0" distL="0" distR="0" wp14:anchorId="2CF8E113" wp14:editId="62DF5B36">
                   <wp:extent cx="990600" cy="990600"/>
                   <wp:effectExtent l="0" t="0" r="0" b="0"/>
                   <wp:docPr id="1" name="Imagen 1"/>
@@ -171,10 +171,10 @@
                 <w:noProof/>
               </w:rPr>
               <w:drawing>
-                <wp:inline distT="0" distB="0" distL="0" distR="0" wp14:anchorId="71E20CF1" wp14:editId="08176587">
+                <wp:inline distT="0" distB="0" distL="0" distR="0" wp14:anchorId="2DBB0122" wp14:editId="7A273902">
                   <wp:extent cx="800100" cy="800100"/>
                   <wp:effectExtent l="0" t="0" r="0" b="0"/>
-                  <wp:docPr id="2079321155" name="Imagen 2079321155"/>
+                  <wp:docPr id="294976060" name="Imagen 294976060"/>
                   <wp:cNvGraphicFramePr>
                     <a:graphicFrameLocks xmlns:a="http://schemas.openxmlformats.org/drawingml/2006/main" noChangeAspect="1"/>
                   </wp:cNvGraphicFramePr>
@@ -2585,7 +2585,7 @@
     <w:sdt>
       <w:sdtPr>
         <w:alias w:val="Contenido"/>
-        <w:id w:val="1471473154"/>
+        <w:id w:val="-553155215"/>
       </w:sdtPr>
       <w:sdtEndPr/>
       <w:sdtContent>
@@ -2611,7 +2611,7 @@
           <w:r>
             <w:fldChar w:fldCharType="separate"/>
           </w:r>
-          <w:hyperlink w:anchor="_Toc242545395" w:history="1">
+          <w:hyperlink w:anchor="_Toc242549609" w:history="1">
             <w:r>
               <w:rPr>
                 <w:rStyle w:val="Hipervnculo"/>
@@ -2635,7 +2635,7 @@
               <w:rPr>
                 <w:noProof/>
               </w:rPr>
-              <w:instrText xml:space="preserve"> PAGEREF _Toc242545395 \h </w:instrText>
+              <w:instrText xml:space="preserve"> PAGEREF _Toc242549609 \h </w:instrText>
             </w:r>
             <w:r>
               <w:rPr>
@@ -2675,7 +2675,7 @@
               <w14:ligatures w14:val="standardContextual"/>
             </w:rPr>
           </w:pPr>
-          <w:hyperlink w:anchor="_Toc242545396" w:history="1">
+          <w:hyperlink w:anchor="_Toc242549610" w:history="1">
             <w:r>
               <w:rPr>
                 <w:rStyle w:val="Hipervnculo"/>
@@ -2699,7 +2699,7 @@
               <w:rPr>
                 <w:noProof/>
               </w:rPr>
-              <w:instrText xml:space="preserve"> PAGEREF _Toc242545396 \h </w:instrText>
+              <w:instrText xml:space="preserve"> PAGEREF _Toc242549610 \h </w:instrText>
             </w:r>
             <w:r>
               <w:rPr>
@@ -2739,7 +2739,7 @@
               <w14:ligatures w14:val="standardContextual"/>
             </w:rPr>
           </w:pPr>
-          <w:hyperlink w:anchor="_Toc242545397" w:history="1">
+          <w:hyperlink w:anchor="_Toc242549611" w:history="1">
             <w:r>
               <w:rPr>
                 <w:rStyle w:val="Hipervnculo"/>
@@ -2763,7 +2763,7 @@
               <w:rPr>
                 <w:noProof/>
               </w:rPr>
-              <w:instrText xml:space="preserve"> PAGEREF _Toc242545397 \h </w:instrText>
+              <w:instrText xml:space="preserve"> PAGEREF _Toc242549611 \h </w:instrText>
             </w:r>
             <w:r>
               <w:rPr>
@@ -2803,7 +2803,7 @@
               <w14:ligatures w14:val="standardContextual"/>
             </w:rPr>
           </w:pPr>
-          <w:hyperlink w:anchor="_Toc242545398" w:history="1">
+          <w:hyperlink w:anchor="_Toc242549612" w:history="1">
             <w:r>
               <w:rPr>
                 <w:rStyle w:val="Hipervnculo"/>
@@ -2827,7 +2827,7 @@
               <w:rPr>
                 <w:noProof/>
               </w:rPr>
-              <w:instrText xml:space="preserve"> PAGEREF _Toc242545398 \h </w:instrText>
+              <w:instrText xml:space="preserve"> PAGEREF _Toc242549612 \h </w:instrText>
             </w:r>
             <w:r>
               <w:rPr>
@@ -2867,7 +2867,7 @@
               <w14:ligatures w14:val="standardContextual"/>
             </w:rPr>
           </w:pPr>
-          <w:hyperlink w:anchor="_Toc242545399" w:history="1">
+          <w:hyperlink w:anchor="_Toc242549613" w:history="1">
             <w:r>
               <w:rPr>
                 <w:rStyle w:val="Hipervnculo"/>
@@ -2891,7 +2891,7 @@
               <w:rPr>
                 <w:noProof/>
               </w:rPr>
-              <w:instrText xml:space="preserve"> PAGEREF _Toc242545399 \h </w:instrText>
+              <w:instrText xml:space="preserve"> PAGEREF _Toc242549613 \h </w:instrText>
             </w:r>
             <w:r>
               <w:rPr>
@@ -2931,7 +2931,7 @@
               <w14:ligatures w14:val="standardContextual"/>
             </w:rPr>
           </w:pPr>
-          <w:hyperlink w:anchor="_Toc242545400" w:history="1">
+          <w:hyperlink w:anchor="_Toc242549614" w:history="1">
             <w:r>
               <w:rPr>
                 <w:rStyle w:val="Hipervnculo"/>
@@ -2955,7 +2955,7 @@
               <w:rPr>
                 <w:noProof/>
               </w:rPr>
-              <w:instrText xml:space="preserve"> PAGEREF _Toc242545400 \h </w:instrText>
+              <w:instrText xml:space="preserve"> PAGEREF _Toc242549614 \h </w:instrText>
             </w:r>
             <w:r>
               <w:rPr>
@@ -2995,7 +2995,7 @@
               <w14:ligatures w14:val="standardContextual"/>
             </w:rPr>
           </w:pPr>
-          <w:hyperlink w:anchor="_Toc242545401" w:history="1">
+          <w:hyperlink w:anchor="_Toc242549615" w:history="1">
             <w:r>
               <w:rPr>
                 <w:rStyle w:val="Hipervnculo"/>
@@ -3019,7 +3019,7 @@
               <w:rPr>
                 <w:noProof/>
               </w:rPr>
-              <w:instrText xml:space="preserve"> PAGEREF _Toc242545401 \h </w:instrText>
+              <w:instrText xml:space="preserve"> PAGEREF _Toc242549615 \h </w:instrText>
             </w:r>
             <w:r>
               <w:rPr>
@@ -3059,7 +3059,7 @@
               <w14:ligatures w14:val="standardContextual"/>
             </w:rPr>
           </w:pPr>
-          <w:hyperlink w:anchor="_Toc242545402" w:history="1">
+          <w:hyperlink w:anchor="_Toc242549616" w:history="1">
             <w:r>
               <w:rPr>
                 <w:rStyle w:val="Hipervnculo"/>
@@ -3083,7 +3083,7 @@
               <w:rPr>
                 <w:noProof/>
               </w:rPr>
-              <w:instrText xml:space="preserve"> PAGEREF _Toc242545402 \h </w:instrText>
+              <w:instrText xml:space="preserve"> PAGEREF _Toc242549616 \h </w:instrText>
             </w:r>
             <w:r>
               <w:rPr>
@@ -3123,7 +3123,7 @@
               <w14:ligatures w14:val="standardContextual"/>
             </w:rPr>
           </w:pPr>
-          <w:hyperlink w:anchor="_Toc242545403" w:history="1">
+          <w:hyperlink w:anchor="_Toc242549617" w:history="1">
             <w:r>
               <w:rPr>
                 <w:rStyle w:val="Hipervnculo"/>
@@ -3147,7 +3147,7 @@
               <w:rPr>
                 <w:noProof/>
               </w:rPr>
-              <w:instrText xml:space="preserve"> PAGEREF _Toc242545403 \h </w:instrText>
+              <w:instrText xml:space="preserve"> PAGEREF _Toc242549617 \h </w:instrText>
             </w:r>
             <w:r>
               <w:rPr>
@@ -3197,7 +3197,7 @@
       <w:pPr>
         <w:pStyle w:val="Ttulo1"/>
       </w:pPr>
-      <w:bookmarkStart w:id="0" w:name="_Toc242545395"/>
+      <w:bookmarkStart w:id="0" w:name="_Toc242549609"/>
       <w:r>
         <w:lastRenderedPageBreak/>
         <w:t>1. Cómo se identificó a los interesados</w:t>
@@ -3933,7 +3933,7 @@
       <w:pPr>
         <w:pStyle w:val="Ttulo1"/>
       </w:pPr>
-      <w:bookmarkStart w:id="1" w:name="_Toc242545396"/>
+      <w:bookmarkStart w:id="1" w:name="_Toc242549610"/>
       <w:r>
         <w:t>2. Registro de interesados</w:t>
       </w:r>
@@ -8334,7 +8334,7 @@
       <w:pPr>
         <w:pStyle w:val="Ttulo1"/>
       </w:pPr>
-      <w:bookmarkStart w:id="2" w:name="_Toc242545397"/>
+      <w:bookmarkStart w:id="2" w:name="_Toc242549611"/>
       <w:r>
         <w:lastRenderedPageBreak/>
         <w:t>3. Evaluación</w:t>
@@ -13411,7 +13411,7 @@
       <w:pPr>
         <w:pStyle w:val="Ttulo1"/>
       </w:pPr>
-      <w:bookmarkStart w:id="3" w:name="_Toc242545398"/>
+      <w:bookmarkStart w:id="3" w:name="_Toc242549612"/>
       <w:r>
         <w:lastRenderedPageBreak/>
         <w:t>4. Matriz de poder e interés</w:t>
@@ -14065,7 +14065,7 @@
       <w:pPr>
         <w:pStyle w:val="Ttulo1"/>
       </w:pPr>
-      <w:bookmarkStart w:id="4" w:name="_Toc242545399"/>
+      <w:bookmarkStart w:id="4" w:name="_Toc242549613"/>
       <w:r>
         <w:t>5. Cubo de interesados</w:t>
       </w:r>
@@ -15387,7 +15387,7 @@
       <w:pPr>
         <w:pStyle w:val="Ttulo1"/>
       </w:pPr>
-      <w:bookmarkStart w:id="5" w:name="_Toc242545400"/>
+      <w:bookmarkStart w:id="5" w:name="_Toc242549614"/>
       <w:r>
         <w:t>6. Dirección de la influencia</w:t>
       </w:r>
@@ -16016,7 +16016,7 @@
       <w:pPr>
         <w:pStyle w:val="Ttulo1"/>
       </w:pPr>
-      <w:bookmarkStart w:id="6" w:name="_Toc242545401"/>
+      <w:bookmarkStart w:id="6" w:name="_Toc242549615"/>
       <w:r>
         <w:t>7. Modelo de prominencia</w:t>
       </w:r>
@@ -20855,7 +20855,7 @@
       <w:pPr>
         <w:pStyle w:val="Ttulo1"/>
       </w:pPr>
-      <w:bookmarkStart w:id="7" w:name="_Toc242545402"/>
+      <w:bookmarkStart w:id="7" w:name="_Toc242549616"/>
       <w:r>
         <w:t>8. Priorización</w:t>
       </w:r>
@@ -21014,7 +21014,7 @@
       <w:pPr>
         <w:pStyle w:val="Ttulo1"/>
       </w:pPr>
-      <w:bookmarkStart w:id="8" w:name="_Toc242545403"/>
+      <w:bookmarkStart w:id="8" w:name="_Toc242549617"/>
       <w:r>
         <w:t>9. Cambios respecto al registro anterior</w:t>
       </w:r>
@@ -21928,64 +21928,10 @@
 <file path=word/numbering.xml><?xml version="1.0" encoding="utf-8"?>
 <w:numbering xmlns:wpc="http://schemas.microsoft.com/office/word/2010/wordprocessingCanvas" xmlns:cx="http://schemas.microsoft.com/office/drawing/2014/chartex" xmlns:cx1="http://schemas.microsoft.com/office/drawing/2015/9/8/chartex" xmlns:cx2="http://schemas.microsoft.com/office/drawing/2015/10/21/chartex" xmlns:cx3="http://schemas.microsoft.com/office/drawing/2016/5/9/chartex" xmlns:cx4="http://schemas.microsoft.com/office/drawing/2016/5/10/chartex" xmlns:cx5="http://schemas.microsoft.com/office/drawing/2016/5/11/chartex" xmlns:cx6="http://schemas.microsoft.com/office/drawing/2016/5/12/chartex" xmlns:cx7="http://schemas.microsoft.com/office/drawing/2016/5/13/chartex" xmlns:cx8="http://schemas.microsoft.com/office/drawing/2016/5/14/chartex" xmlns:mc="http://schemas.openxmlformats.org/markup-compatibility/2006" xmlns:aink="http://schemas.microsoft.com/office/drawing/2016/ink" xmlns:am3d="http://schemas.microsoft.com/office/drawing/2017/model3d" xmlns:o="urn:schemas-microsoft-com:office:office" xmlns:oel="http://schemas.microsoft.com/office/2019/extlst" xmlns:r="http://schemas.openxmlformats.org/officeDocument/2006/relationships" xmlns:m="http://schemas.openxmlformats.org/officeDocument/2006/math" xmlns:v="urn:schemas-microsoft-com:vml" xmlns:wp14="http://schemas.microsoft.com/office/word/2010/wordprocessingDrawing" xmlns:wp="http://schemas.openxmlformats.org/drawingml/2006/wordprocessingDrawing" xmlns:w10="urn:schemas-microsoft-com:office:word" xmlns:w="http://schemas.openxmlformats.org/wordprocessingml/2006/main" xmlns:w14="http://schemas.microsoft.com/office/word/2010/wordml" xmlns:w15="http://schemas.microsoft.com/office/word/2012/wordml" xmlns:w16cex="http://schemas.microsoft.com/office/word/2018/wordml/cex" xmlns:w16cid="http://schemas.microsoft.com/office/word/2016/wordml/cid" xmlns:w16="http://schemas.microsoft.com/office/word/2018/wordml" xmlns:w16du="http://schemas.microsoft.com/office/word/2023/wordml/word16du" xmlns:w16sdtdh="http://schemas.microsoft.com/office/word/2020/wordml/sdtdatahash" xmlns:w16sdtfl="http://schemas.microsoft.com/office/word/2024/wordml/sdtformatlock" xmlns:w16se="http://schemas.microsoft.com/office/word/2015/wordml/symex" xmlns:wpg="http://schemas.microsoft.com/office/word/2010/wordprocessingGroup" xmlns:wpi="http://schemas.microsoft.com/office/word/2010/wordprocessingInk" xmlns:wne="http://schemas.microsoft.com/office/word/2006/wordml" xmlns:wps="http://schemas.microsoft.com/office/word/2010/wordprocessingShape" mc:Ignorable="w14 w15 w16se w16cid w16 w16cex w16sdtdh w16sdtfl w16du wp14">
   <w:abstractNum w:abstractNumId="0" w15:restartNumberingAfterBreak="0">
-    <w:nsid w:val="30945CDF"/>
+    <w:nsid w:val="03FC13B2"/>
     <w:multiLevelType w:val="hybridMultilevel"/>
-    <w:tmpl w:val="5F383CAC"/>
-    <w:lvl w:ilvl="0" w:tplc="DC009E96">
-      <w:start w:val="1"/>
-      <w:numFmt w:val="decimal"/>
-      <w:lvlText w:val="%1."/>
-      <w:lvlJc w:val="left"/>
-      <w:pPr>
-        <w:ind w:left="560" w:hanging="340"/>
-      </w:pPr>
-    </w:lvl>
-    <w:lvl w:ilvl="1" w:tplc="9080F6AE">
-      <w:numFmt w:val="decimal"/>
-      <w:lvlText w:val=""/>
-      <w:lvlJc w:val="left"/>
-    </w:lvl>
-    <w:lvl w:ilvl="2" w:tplc="0306431C">
-      <w:numFmt w:val="decimal"/>
-      <w:lvlText w:val=""/>
-      <w:lvlJc w:val="left"/>
-    </w:lvl>
-    <w:lvl w:ilvl="3" w:tplc="0FACA456">
-      <w:numFmt w:val="decimal"/>
-      <w:lvlText w:val=""/>
-      <w:lvlJc w:val="left"/>
-    </w:lvl>
-    <w:lvl w:ilvl="4" w:tplc="2A429164">
-      <w:numFmt w:val="decimal"/>
-      <w:lvlText w:val=""/>
-      <w:lvlJc w:val="left"/>
-    </w:lvl>
-    <w:lvl w:ilvl="5" w:tplc="12328398">
-      <w:numFmt w:val="decimal"/>
-      <w:lvlText w:val=""/>
-      <w:lvlJc w:val="left"/>
-    </w:lvl>
-    <w:lvl w:ilvl="6" w:tplc="F6F23ABA">
-      <w:numFmt w:val="decimal"/>
-      <w:lvlText w:val=""/>
-      <w:lvlJc w:val="left"/>
-    </w:lvl>
-    <w:lvl w:ilvl="7" w:tplc="6ED0B2BC">
-      <w:numFmt w:val="decimal"/>
-      <w:lvlText w:val=""/>
-      <w:lvlJc w:val="left"/>
-    </w:lvl>
-    <w:lvl w:ilvl="8" w:tplc="8B085824">
-      <w:numFmt w:val="decimal"/>
-      <w:lvlText w:val=""/>
-      <w:lvlJc w:val="left"/>
-    </w:lvl>
-  </w:abstractNum>
-  <w:abstractNum w:abstractNumId="1" w15:restartNumberingAfterBreak="0">
-    <w:nsid w:val="4CD66207"/>
-    <w:multiLevelType w:val="hybridMultilevel"/>
-    <w:tmpl w:val="D1426FBA"/>
-    <w:lvl w:ilvl="0" w:tplc="C984878A">
+    <w:tmpl w:val="AA3AE01E"/>
+    <w:lvl w:ilvl="0" w:tplc="8F30BF58">
       <w:start w:val="1"/>
       <w:numFmt w:val="bullet"/>
       <w:lvlText w:val="●"/>
@@ -21994,7 +21940,7 @@
         <w:ind w:left="720" w:hanging="360"/>
       </w:pPr>
     </w:lvl>
-    <w:lvl w:ilvl="1" w:tplc="2E1C4628">
+    <w:lvl w:ilvl="1" w:tplc="2B2A6486">
       <w:start w:val="1"/>
       <w:numFmt w:val="bullet"/>
       <w:lvlText w:val="○"/>
@@ -22003,7 +21949,7 @@
         <w:ind w:left="1440" w:hanging="360"/>
       </w:pPr>
     </w:lvl>
-    <w:lvl w:ilvl="2" w:tplc="B822939E">
+    <w:lvl w:ilvl="2" w:tplc="F3B867A0">
       <w:start w:val="1"/>
       <w:numFmt w:val="bullet"/>
       <w:lvlText w:val="■"/>
@@ -22012,7 +21958,7 @@
         <w:ind w:left="2160" w:hanging="360"/>
       </w:pPr>
     </w:lvl>
-    <w:lvl w:ilvl="3" w:tplc="B186F4CE">
+    <w:lvl w:ilvl="3" w:tplc="E780C6A6">
       <w:start w:val="1"/>
       <w:numFmt w:val="bullet"/>
       <w:lvlText w:val="●"/>
@@ -22021,7 +21967,7 @@
         <w:ind w:left="2880" w:hanging="360"/>
       </w:pPr>
     </w:lvl>
-    <w:lvl w:ilvl="4" w:tplc="3AF88640">
+    <w:lvl w:ilvl="4" w:tplc="5462A124">
       <w:start w:val="1"/>
       <w:numFmt w:val="bullet"/>
       <w:lvlText w:val="○"/>
@@ -22030,7 +21976,7 @@
         <w:ind w:left="3600" w:hanging="360"/>
       </w:pPr>
     </w:lvl>
-    <w:lvl w:ilvl="5" w:tplc="E0B4EBC4">
+    <w:lvl w:ilvl="5" w:tplc="5984817C">
       <w:start w:val="1"/>
       <w:numFmt w:val="bullet"/>
       <w:lvlText w:val="■"/>
@@ -22039,7 +21985,7 @@
         <w:ind w:left="4320" w:hanging="360"/>
       </w:pPr>
     </w:lvl>
-    <w:lvl w:ilvl="6" w:tplc="59F0C332">
+    <w:lvl w:ilvl="6" w:tplc="0D608194">
       <w:start w:val="1"/>
       <w:numFmt w:val="bullet"/>
       <w:lvlText w:val="●"/>
@@ -22048,7 +21994,7 @@
         <w:ind w:left="5040" w:hanging="360"/>
       </w:pPr>
     </w:lvl>
-    <w:lvl w:ilvl="7" w:tplc="F8F46AD6">
+    <w:lvl w:ilvl="7" w:tplc="7FD23796">
       <w:start w:val="1"/>
       <w:numFmt w:val="bullet"/>
       <w:lvlText w:val="●"/>
@@ -22057,7 +22003,7 @@
         <w:ind w:left="5760" w:hanging="360"/>
       </w:pPr>
     </w:lvl>
-    <w:lvl w:ilvl="8" w:tplc="32567A28">
+    <w:lvl w:ilvl="8" w:tplc="F7D091EC">
       <w:start w:val="1"/>
       <w:numFmt w:val="bullet"/>
       <w:lvlText w:val="●"/>
@@ -22067,11 +22013,65 @@
       </w:pPr>
     </w:lvl>
   </w:abstractNum>
+  <w:abstractNum w:abstractNumId="1" w15:restartNumberingAfterBreak="0">
+    <w:nsid w:val="0BF31E45"/>
+    <w:multiLevelType w:val="hybridMultilevel"/>
+    <w:tmpl w:val="FEBAD31E"/>
+    <w:lvl w:ilvl="0" w:tplc="E5301312">
+      <w:start w:val="1"/>
+      <w:numFmt w:val="decimal"/>
+      <w:lvlText w:val="%1."/>
+      <w:lvlJc w:val="left"/>
+      <w:pPr>
+        <w:ind w:left="560" w:hanging="340"/>
+      </w:pPr>
+    </w:lvl>
+    <w:lvl w:ilvl="1" w:tplc="130C200C">
+      <w:numFmt w:val="decimal"/>
+      <w:lvlText w:val=""/>
+      <w:lvlJc w:val="left"/>
+    </w:lvl>
+    <w:lvl w:ilvl="2" w:tplc="C89C8002">
+      <w:numFmt w:val="decimal"/>
+      <w:lvlText w:val=""/>
+      <w:lvlJc w:val="left"/>
+    </w:lvl>
+    <w:lvl w:ilvl="3" w:tplc="44D28454">
+      <w:numFmt w:val="decimal"/>
+      <w:lvlText w:val=""/>
+      <w:lvlJc w:val="left"/>
+    </w:lvl>
+    <w:lvl w:ilvl="4" w:tplc="03204078">
+      <w:numFmt w:val="decimal"/>
+      <w:lvlText w:val=""/>
+      <w:lvlJc w:val="left"/>
+    </w:lvl>
+    <w:lvl w:ilvl="5" w:tplc="9D78A366">
+      <w:numFmt w:val="decimal"/>
+      <w:lvlText w:val=""/>
+      <w:lvlJc w:val="left"/>
+    </w:lvl>
+    <w:lvl w:ilvl="6" w:tplc="2D1C1484">
+      <w:numFmt w:val="decimal"/>
+      <w:lvlText w:val=""/>
+      <w:lvlJc w:val="left"/>
+    </w:lvl>
+    <w:lvl w:ilvl="7" w:tplc="4A8AE820">
+      <w:numFmt w:val="decimal"/>
+      <w:lvlText w:val=""/>
+      <w:lvlJc w:val="left"/>
+    </w:lvl>
+    <w:lvl w:ilvl="8" w:tplc="C0364D60">
+      <w:numFmt w:val="decimal"/>
+      <w:lvlText w:val=""/>
+      <w:lvlJc w:val="left"/>
+    </w:lvl>
+  </w:abstractNum>
   <w:abstractNum w:abstractNumId="2" w15:restartNumberingAfterBreak="0">
-    <w:nsid w:val="5DDF1038"/>
+    <w:nsid w:val="77C506DA"/>
     <w:multiLevelType w:val="hybridMultilevel"/>
-    <w:tmpl w:val="BBB46A18"/>
-    <w:lvl w:ilvl="0" w:tplc="8A9E63EE">
+    <w:tmpl w:val="2C7638A0"/>
+    <w:lvl w:ilvl="0" w:tplc="D388A816">
       <w:start w:val="1"/>
       <w:numFmt w:val="bullet"/>
       <w:lvlText w:val="•"/>
@@ -22080,55 +22080,55 @@
         <w:ind w:left="560" w:hanging="280"/>
       </w:pPr>
     </w:lvl>
-    <w:lvl w:ilvl="1" w:tplc="2A0C800E">
+    <w:lvl w:ilvl="1" w:tplc="064AA87E">
       <w:numFmt w:val="decimal"/>
       <w:lvlText w:val=""/>
       <w:lvlJc w:val="left"/>
     </w:lvl>
-    <w:lvl w:ilvl="2" w:tplc="3F7866C2">
+    <w:lvl w:ilvl="2" w:tplc="8E76BA70">
       <w:numFmt w:val="decimal"/>
       <w:lvlText w:val=""/>
       <w:lvlJc w:val="left"/>
     </w:lvl>
-    <w:lvl w:ilvl="3" w:tplc="910AB4A8">
+    <w:lvl w:ilvl="3" w:tplc="088EAD3C">
       <w:numFmt w:val="decimal"/>
       <w:lvlText w:val=""/>
       <w:lvlJc w:val="left"/>
     </w:lvl>
-    <w:lvl w:ilvl="4" w:tplc="0BF2AB1A">
+    <w:lvl w:ilvl="4" w:tplc="62D4CFC6">
       <w:numFmt w:val="decimal"/>
       <w:lvlText w:val=""/>
       <w:lvlJc w:val="left"/>
     </w:lvl>
-    <w:lvl w:ilvl="5" w:tplc="A76EA498">
+    <w:lvl w:ilvl="5" w:tplc="83F251D6">
       <w:numFmt w:val="decimal"/>
       <w:lvlText w:val=""/>
       <w:lvlJc w:val="left"/>
     </w:lvl>
-    <w:lvl w:ilvl="6" w:tplc="E2660874">
+    <w:lvl w:ilvl="6" w:tplc="CDB42C7A">
       <w:numFmt w:val="decimal"/>
       <w:lvlText w:val=""/>
       <w:lvlJc w:val="left"/>
     </w:lvl>
-    <w:lvl w:ilvl="7" w:tplc="B838E1AA">
+    <w:lvl w:ilvl="7" w:tplc="993C1226">
       <w:numFmt w:val="decimal"/>
       <w:lvlText w:val=""/>
       <w:lvlJc w:val="left"/>
     </w:lvl>
-    <w:lvl w:ilvl="8" w:tplc="FB1E454C">
+    <w:lvl w:ilvl="8" w:tplc="8632AD02">
       <w:numFmt w:val="decimal"/>
       <w:lvlText w:val=""/>
       <w:lvlJc w:val="left"/>
     </w:lvl>
   </w:abstractNum>
-  <w:num w:numId="1" w16cid:durableId="1120146631">
-    <w:abstractNumId w:val="1"/>
+  <w:num w:numId="1" w16cid:durableId="875197968">
+    <w:abstractNumId w:val="0"/>
     <w:lvlOverride w:ilvl="0">
       <w:startOverride w:val="1"/>
     </w:lvlOverride>
   </w:num>
-  <w:num w:numId="2" w16cid:durableId="1254631151">
-    <w:abstractNumId w:val="0"/>
+  <w:num w:numId="2" w16cid:durableId="1106000333">
+    <w:abstractNumId w:val="1"/>
     <w:lvlOverride w:ilvl="0">
       <w:startOverride w:val="1"/>
     </w:lvlOverride>
@@ -22721,7 +22721,7 @@
     <w:autoRedefine/>
     <w:uiPriority w:val="39"/>
     <w:unhideWhenUsed/>
-    <w:rsid w:val="00224C54"/>
+    <w:rsid w:val="00DF5811"/>
     <w:pPr>
       <w:spacing w:after="100"/>
     </w:pPr>

--- a/public/documentos/INT-01-registro-y-analisis-de-interesados.docx
+++ b/public/documentos/INT-01-registro-y-analisis-de-interesados.docx
@@ -52,7 +52,7 @@
                 <w:noProof/>
               </w:rPr>
               <w:drawing>
-                <wp:inline distT="0" distB="0" distL="0" distR="0" wp14:anchorId="2CF8E113" wp14:editId="62DF5B36">
+                <wp:inline distT="0" distB="0" distL="0" distR="0" wp14:anchorId="64C7D5F7" wp14:editId="61683F2B">
                   <wp:extent cx="990600" cy="990600"/>
                   <wp:effectExtent l="0" t="0" r="0" b="0"/>
                   <wp:docPr id="1" name="Imagen 1"/>
@@ -171,10 +171,10 @@
                 <w:noProof/>
               </w:rPr>
               <w:drawing>
-                <wp:inline distT="0" distB="0" distL="0" distR="0" wp14:anchorId="2DBB0122" wp14:editId="7A273902">
+                <wp:inline distT="0" distB="0" distL="0" distR="0" wp14:anchorId="774C37AC" wp14:editId="4200C6A2">
                   <wp:extent cx="800100" cy="800100"/>
                   <wp:effectExtent l="0" t="0" r="0" b="0"/>
-                  <wp:docPr id="294976060" name="Imagen 294976060"/>
+                  <wp:docPr id="1141412924" name="Imagen 1141412924"/>
                   <wp:cNvGraphicFramePr>
                     <a:graphicFrameLocks xmlns:a="http://schemas.openxmlformats.org/drawingml/2006/main" noChangeAspect="1"/>
                   </wp:cNvGraphicFramePr>
@@ -1117,7 +1117,7 @@
                 <w:sz w:val="17"/>
                 <w:szCs w:val="17"/>
               </w:rPr>
-              <w:t>Responsable del modelo de Machine Learning</w:t>
+              <w:t>Responsable del modelo de Machine Learning y Product Owner</w:t>
             </w:r>
           </w:p>
         </w:tc>
@@ -2585,7 +2585,7 @@
     <w:sdt>
       <w:sdtPr>
         <w:alias w:val="Contenido"/>
-        <w:id w:val="-553155215"/>
+        <w:id w:val="311838963"/>
       </w:sdtPr>
       <w:sdtEndPr/>
       <w:sdtContent>
@@ -2611,7 +2611,7 @@
           <w:r>
             <w:fldChar w:fldCharType="separate"/>
           </w:r>
-          <w:hyperlink w:anchor="_Toc242549609" w:history="1">
+          <w:hyperlink w:anchor="_Toc243091669" w:history="1">
             <w:r>
               <w:rPr>
                 <w:rStyle w:val="Hipervnculo"/>
@@ -2635,7 +2635,7 @@
               <w:rPr>
                 <w:noProof/>
               </w:rPr>
-              <w:instrText xml:space="preserve"> PAGEREF _Toc242549609 \h </w:instrText>
+              <w:instrText xml:space="preserve"> PAGEREF _Toc243091669 \h </w:instrText>
             </w:r>
             <w:r>
               <w:rPr>
@@ -2675,7 +2675,7 @@
               <w14:ligatures w14:val="standardContextual"/>
             </w:rPr>
           </w:pPr>
-          <w:hyperlink w:anchor="_Toc242549610" w:history="1">
+          <w:hyperlink w:anchor="_Toc243091670" w:history="1">
             <w:r>
               <w:rPr>
                 <w:rStyle w:val="Hipervnculo"/>
@@ -2699,7 +2699,7 @@
               <w:rPr>
                 <w:noProof/>
               </w:rPr>
-              <w:instrText xml:space="preserve"> PAGEREF _Toc242549610 \h </w:instrText>
+              <w:instrText xml:space="preserve"> PAGEREF _Toc243091670 \h </w:instrText>
             </w:r>
             <w:r>
               <w:rPr>
@@ -2739,7 +2739,7 @@
               <w14:ligatures w14:val="standardContextual"/>
             </w:rPr>
           </w:pPr>
-          <w:hyperlink w:anchor="_Toc242549611" w:history="1">
+          <w:hyperlink w:anchor="_Toc243091671" w:history="1">
             <w:r>
               <w:rPr>
                 <w:rStyle w:val="Hipervnculo"/>
@@ -2763,7 +2763,7 @@
               <w:rPr>
                 <w:noProof/>
               </w:rPr>
-              <w:instrText xml:space="preserve"> PAGEREF _Toc242549611 \h </w:instrText>
+              <w:instrText xml:space="preserve"> PAGEREF _Toc243091671 \h </w:instrText>
             </w:r>
             <w:r>
               <w:rPr>
@@ -2803,7 +2803,7 @@
               <w14:ligatures w14:val="standardContextual"/>
             </w:rPr>
           </w:pPr>
-          <w:hyperlink w:anchor="_Toc242549612" w:history="1">
+          <w:hyperlink w:anchor="_Toc243091672" w:history="1">
             <w:r>
               <w:rPr>
                 <w:rStyle w:val="Hipervnculo"/>
@@ -2827,7 +2827,7 @@
               <w:rPr>
                 <w:noProof/>
               </w:rPr>
-              <w:instrText xml:space="preserve"> PAGEREF _Toc242549612 \h </w:instrText>
+              <w:instrText xml:space="preserve"> PAGEREF _Toc243091672 \h </w:instrText>
             </w:r>
             <w:r>
               <w:rPr>
@@ -2867,7 +2867,7 @@
               <w14:ligatures w14:val="standardContextual"/>
             </w:rPr>
           </w:pPr>
-          <w:hyperlink w:anchor="_Toc242549613" w:history="1">
+          <w:hyperlink w:anchor="_Toc243091673" w:history="1">
             <w:r>
               <w:rPr>
                 <w:rStyle w:val="Hipervnculo"/>
@@ -2891,7 +2891,7 @@
               <w:rPr>
                 <w:noProof/>
               </w:rPr>
-              <w:instrText xml:space="preserve"> PAGEREF _Toc242549613 \h </w:instrText>
+              <w:instrText xml:space="preserve"> PAGEREF _Toc243091673 \h </w:instrText>
             </w:r>
             <w:r>
               <w:rPr>
@@ -2931,7 +2931,7 @@
               <w14:ligatures w14:val="standardContextual"/>
             </w:rPr>
           </w:pPr>
-          <w:hyperlink w:anchor="_Toc242549614" w:history="1">
+          <w:hyperlink w:anchor="_Toc243091674" w:history="1">
             <w:r>
               <w:rPr>
                 <w:rStyle w:val="Hipervnculo"/>
@@ -2955,7 +2955,7 @@
               <w:rPr>
                 <w:noProof/>
               </w:rPr>
-              <w:instrText xml:space="preserve"> PAGEREF _Toc242549614 \h </w:instrText>
+              <w:instrText xml:space="preserve"> PAGEREF _Toc243091674 \h </w:instrText>
             </w:r>
             <w:r>
               <w:rPr>
@@ -2995,7 +2995,7 @@
               <w14:ligatures w14:val="standardContextual"/>
             </w:rPr>
           </w:pPr>
-          <w:hyperlink w:anchor="_Toc242549615" w:history="1">
+          <w:hyperlink w:anchor="_Toc243091675" w:history="1">
             <w:r>
               <w:rPr>
                 <w:rStyle w:val="Hipervnculo"/>
@@ -3019,7 +3019,7 @@
               <w:rPr>
                 <w:noProof/>
               </w:rPr>
-              <w:instrText xml:space="preserve"> PAGEREF _Toc242549615 \h </w:instrText>
+              <w:instrText xml:space="preserve"> PAGEREF _Toc243091675 \h </w:instrText>
             </w:r>
             <w:r>
               <w:rPr>
@@ -3059,7 +3059,7 @@
               <w14:ligatures w14:val="standardContextual"/>
             </w:rPr>
           </w:pPr>
-          <w:hyperlink w:anchor="_Toc242549616" w:history="1">
+          <w:hyperlink w:anchor="_Toc243091676" w:history="1">
             <w:r>
               <w:rPr>
                 <w:rStyle w:val="Hipervnculo"/>
@@ -3083,7 +3083,7 @@
               <w:rPr>
                 <w:noProof/>
               </w:rPr>
-              <w:instrText xml:space="preserve"> PAGEREF _Toc242549616 \h </w:instrText>
+              <w:instrText xml:space="preserve"> PAGEREF _Toc243091676 \h </w:instrText>
             </w:r>
             <w:r>
               <w:rPr>
@@ -3123,7 +3123,7 @@
               <w14:ligatures w14:val="standardContextual"/>
             </w:rPr>
           </w:pPr>
-          <w:hyperlink w:anchor="_Toc242549617" w:history="1">
+          <w:hyperlink w:anchor="_Toc243091677" w:history="1">
             <w:r>
               <w:rPr>
                 <w:rStyle w:val="Hipervnculo"/>
@@ -3147,7 +3147,7 @@
               <w:rPr>
                 <w:noProof/>
               </w:rPr>
-              <w:instrText xml:space="preserve"> PAGEREF _Toc242549617 \h </w:instrText>
+              <w:instrText xml:space="preserve"> PAGEREF _Toc243091677 \h </w:instrText>
             </w:r>
             <w:r>
               <w:rPr>
@@ -3197,7 +3197,7 @@
       <w:pPr>
         <w:pStyle w:val="Ttulo1"/>
       </w:pPr>
-      <w:bookmarkStart w:id="0" w:name="_Toc242549609"/>
+      <w:bookmarkStart w:id="0" w:name="_Toc243091669"/>
       <w:r>
         <w:lastRenderedPageBreak/>
         <w:t>1. Cómo se identificó a los interesados</w:t>
@@ -3933,7 +3933,7 @@
       <w:pPr>
         <w:pStyle w:val="Ttulo1"/>
       </w:pPr>
-      <w:bookmarkStart w:id="1" w:name="_Toc242549610"/>
+      <w:bookmarkStart w:id="1" w:name="_Toc243091670"/>
       <w:r>
         <w:t>2. Registro de interesados</w:t>
       </w:r>
@@ -8334,7 +8334,7 @@
       <w:pPr>
         <w:pStyle w:val="Ttulo1"/>
       </w:pPr>
-      <w:bookmarkStart w:id="2" w:name="_Toc242549611"/>
+      <w:bookmarkStart w:id="2" w:name="_Toc243091671"/>
       <w:r>
         <w:lastRenderedPageBreak/>
         <w:t>3. Evaluación</w:t>
@@ -13411,7 +13411,7 @@
       <w:pPr>
         <w:pStyle w:val="Ttulo1"/>
       </w:pPr>
-      <w:bookmarkStart w:id="3" w:name="_Toc242549612"/>
+      <w:bookmarkStart w:id="3" w:name="_Toc243091672"/>
       <w:r>
         <w:lastRenderedPageBreak/>
         <w:t>4. Matriz de poder e interés</w:t>
@@ -14065,7 +14065,7 @@
       <w:pPr>
         <w:pStyle w:val="Ttulo1"/>
       </w:pPr>
-      <w:bookmarkStart w:id="4" w:name="_Toc242549613"/>
+      <w:bookmarkStart w:id="4" w:name="_Toc243091673"/>
       <w:r>
         <w:t>5. Cubo de interesados</w:t>
       </w:r>
@@ -15387,7 +15387,7 @@
       <w:pPr>
         <w:pStyle w:val="Ttulo1"/>
       </w:pPr>
-      <w:bookmarkStart w:id="5" w:name="_Toc242549614"/>
+      <w:bookmarkStart w:id="5" w:name="_Toc243091674"/>
       <w:r>
         <w:t>6. Dirección de la influencia</w:t>
       </w:r>
@@ -16016,7 +16016,7 @@
       <w:pPr>
         <w:pStyle w:val="Ttulo1"/>
       </w:pPr>
-      <w:bookmarkStart w:id="6" w:name="_Toc242549615"/>
+      <w:bookmarkStart w:id="6" w:name="_Toc243091675"/>
       <w:r>
         <w:t>7. Modelo de prominencia</w:t>
       </w:r>
@@ -20855,7 +20855,7 @@
       <w:pPr>
         <w:pStyle w:val="Ttulo1"/>
       </w:pPr>
-      <w:bookmarkStart w:id="7" w:name="_Toc242549616"/>
+      <w:bookmarkStart w:id="7" w:name="_Toc243091676"/>
       <w:r>
         <w:t>8. Priorización</w:t>
       </w:r>
@@ -21014,7 +21014,7 @@
       <w:pPr>
         <w:pStyle w:val="Ttulo1"/>
       </w:pPr>
-      <w:bookmarkStart w:id="8" w:name="_Toc242549617"/>
+      <w:bookmarkStart w:id="8" w:name="_Toc243091677"/>
       <w:r>
         <w:t>9. Cambios respecto al registro anterior</w:t>
       </w:r>
@@ -21928,10 +21928,10 @@
 <file path=word/numbering.xml><?xml version="1.0" encoding="utf-8"?>
 <w:numbering xmlns:wpc="http://schemas.microsoft.com/office/word/2010/wordprocessingCanvas" xmlns:cx="http://schemas.microsoft.com/office/drawing/2014/chartex" xmlns:cx1="http://schemas.microsoft.com/office/drawing/2015/9/8/chartex" xmlns:cx2="http://schemas.microsoft.com/office/drawing/2015/10/21/chartex" xmlns:cx3="http://schemas.microsoft.com/office/drawing/2016/5/9/chartex" xmlns:cx4="http://schemas.microsoft.com/office/drawing/2016/5/10/chartex" xmlns:cx5="http://schemas.microsoft.com/office/drawing/2016/5/11/chartex" xmlns:cx6="http://schemas.microsoft.com/office/drawing/2016/5/12/chartex" xmlns:cx7="http://schemas.microsoft.com/office/drawing/2016/5/13/chartex" xmlns:cx8="http://schemas.microsoft.com/office/drawing/2016/5/14/chartex" xmlns:mc="http://schemas.openxmlformats.org/markup-compatibility/2006" xmlns:aink="http://schemas.microsoft.com/office/drawing/2016/ink" xmlns:am3d="http://schemas.microsoft.com/office/drawing/2017/model3d" xmlns:o="urn:schemas-microsoft-com:office:office" xmlns:oel="http://schemas.microsoft.com/office/2019/extlst" xmlns:r="http://schemas.openxmlformats.org/officeDocument/2006/relationships" xmlns:m="http://schemas.openxmlformats.org/officeDocument/2006/math" xmlns:v="urn:schemas-microsoft-com:vml" xmlns:wp14="http://schemas.microsoft.com/office/word/2010/wordprocessingDrawing" xmlns:wp="http://schemas.openxmlformats.org/drawingml/2006/wordprocessingDrawing" xmlns:w10="urn:schemas-microsoft-com:office:word" xmlns:w="http://schemas.openxmlformats.org/wordprocessingml/2006/main" xmlns:w14="http://schemas.microsoft.com/office/word/2010/wordml" xmlns:w15="http://schemas.microsoft.com/office/word/2012/wordml" xmlns:w16cex="http://schemas.microsoft.com/office/word/2018/wordml/cex" xmlns:w16cid="http://schemas.microsoft.com/office/word/2016/wordml/cid" xmlns:w16="http://schemas.microsoft.com/office/word/2018/wordml" xmlns:w16du="http://schemas.microsoft.com/office/word/2023/wordml/word16du" xmlns:w16sdtdh="http://schemas.microsoft.com/office/word/2020/wordml/sdtdatahash" xmlns:w16sdtfl="http://schemas.microsoft.com/office/word/2024/wordml/sdtformatlock" xmlns:w16se="http://schemas.microsoft.com/office/word/2015/wordml/symex" xmlns:wpg="http://schemas.microsoft.com/office/word/2010/wordprocessingGroup" xmlns:wpi="http://schemas.microsoft.com/office/word/2010/wordprocessingInk" xmlns:wne="http://schemas.microsoft.com/office/word/2006/wordml" xmlns:wps="http://schemas.microsoft.com/office/word/2010/wordprocessingShape" mc:Ignorable="w14 w15 w16se w16cid w16 w16cex w16sdtdh w16sdtfl w16du wp14">
   <w:abstractNum w:abstractNumId="0" w15:restartNumberingAfterBreak="0">
-    <w:nsid w:val="03FC13B2"/>
+    <w:nsid w:val="038E7F06"/>
     <w:multiLevelType w:val="hybridMultilevel"/>
-    <w:tmpl w:val="AA3AE01E"/>
-    <w:lvl w:ilvl="0" w:tplc="8F30BF58">
+    <w:tmpl w:val="D2885CF6"/>
+    <w:lvl w:ilvl="0" w:tplc="DB2CC654">
       <w:start w:val="1"/>
       <w:numFmt w:val="bullet"/>
       <w:lvlText w:val="●"/>
@@ -21940,7 +21940,7 @@
         <w:ind w:left="720" w:hanging="360"/>
       </w:pPr>
     </w:lvl>
-    <w:lvl w:ilvl="1" w:tplc="2B2A6486">
+    <w:lvl w:ilvl="1" w:tplc="11DECF72">
       <w:start w:val="1"/>
       <w:numFmt w:val="bullet"/>
       <w:lvlText w:val="○"/>
@@ -21949,7 +21949,7 @@
         <w:ind w:left="1440" w:hanging="360"/>
       </w:pPr>
     </w:lvl>
-    <w:lvl w:ilvl="2" w:tplc="F3B867A0">
+    <w:lvl w:ilvl="2" w:tplc="CF625CB4">
       <w:start w:val="1"/>
       <w:numFmt w:val="bullet"/>
       <w:lvlText w:val="■"/>
@@ -21958,7 +21958,7 @@
         <w:ind w:left="2160" w:hanging="360"/>
       </w:pPr>
     </w:lvl>
-    <w:lvl w:ilvl="3" w:tplc="E780C6A6">
+    <w:lvl w:ilvl="3" w:tplc="FFA4001A">
       <w:start w:val="1"/>
       <w:numFmt w:val="bullet"/>
       <w:lvlText w:val="●"/>
@@ -21967,7 +21967,7 @@
         <w:ind w:left="2880" w:hanging="360"/>
       </w:pPr>
     </w:lvl>
-    <w:lvl w:ilvl="4" w:tplc="5462A124">
+    <w:lvl w:ilvl="4" w:tplc="42DEA09A">
       <w:start w:val="1"/>
       <w:numFmt w:val="bullet"/>
       <w:lvlText w:val="○"/>
@@ -21976,7 +21976,7 @@
         <w:ind w:left="3600" w:hanging="360"/>
       </w:pPr>
     </w:lvl>
-    <w:lvl w:ilvl="5" w:tplc="5984817C">
+    <w:lvl w:ilvl="5" w:tplc="C57A9392">
       <w:start w:val="1"/>
       <w:numFmt w:val="bullet"/>
       <w:lvlText w:val="■"/>
@@ -21985,7 +21985,7 @@
         <w:ind w:left="4320" w:hanging="360"/>
       </w:pPr>
     </w:lvl>
-    <w:lvl w:ilvl="6" w:tplc="0D608194">
+    <w:lvl w:ilvl="6" w:tplc="BCCEB6A8">
       <w:start w:val="1"/>
       <w:numFmt w:val="bullet"/>
       <w:lvlText w:val="●"/>
@@ -21994,7 +21994,7 @@
         <w:ind w:left="5040" w:hanging="360"/>
       </w:pPr>
     </w:lvl>
-    <w:lvl w:ilvl="7" w:tplc="7FD23796">
+    <w:lvl w:ilvl="7" w:tplc="B8D44EF4">
       <w:start w:val="1"/>
       <w:numFmt w:val="bullet"/>
       <w:lvlText w:val="●"/>
@@ -22003,7 +22003,7 @@
         <w:ind w:left="5760" w:hanging="360"/>
       </w:pPr>
     </w:lvl>
-    <w:lvl w:ilvl="8" w:tplc="F7D091EC">
+    <w:lvl w:ilvl="8" w:tplc="794AADB4">
       <w:start w:val="1"/>
       <w:numFmt w:val="bullet"/>
       <w:lvlText w:val="●"/>
@@ -22014,10 +22014,10 @@
     </w:lvl>
   </w:abstractNum>
   <w:abstractNum w:abstractNumId="1" w15:restartNumberingAfterBreak="0">
-    <w:nsid w:val="0BF31E45"/>
+    <w:nsid w:val="0EA03963"/>
     <w:multiLevelType w:val="hybridMultilevel"/>
-    <w:tmpl w:val="FEBAD31E"/>
-    <w:lvl w:ilvl="0" w:tplc="E5301312">
+    <w:tmpl w:val="9814A574"/>
+    <w:lvl w:ilvl="0" w:tplc="E084CF86">
       <w:start w:val="1"/>
       <w:numFmt w:val="decimal"/>
       <w:lvlText w:val="%1."/>
@@ -22026,52 +22026,52 @@
         <w:ind w:left="560" w:hanging="340"/>
       </w:pPr>
     </w:lvl>
-    <w:lvl w:ilvl="1" w:tplc="130C200C">
+    <w:lvl w:ilvl="1" w:tplc="E4B22564">
       <w:numFmt w:val="decimal"/>
       <w:lvlText w:val=""/>
       <w:lvlJc w:val="left"/>
     </w:lvl>
-    <w:lvl w:ilvl="2" w:tplc="C89C8002">
+    <w:lvl w:ilvl="2" w:tplc="D0887E34">
       <w:numFmt w:val="decimal"/>
       <w:lvlText w:val=""/>
       <w:lvlJc w:val="left"/>
     </w:lvl>
-    <w:lvl w:ilvl="3" w:tplc="44D28454">
+    <w:lvl w:ilvl="3" w:tplc="1310B548">
       <w:numFmt w:val="decimal"/>
       <w:lvlText w:val=""/>
       <w:lvlJc w:val="left"/>
     </w:lvl>
-    <w:lvl w:ilvl="4" w:tplc="03204078">
+    <w:lvl w:ilvl="4" w:tplc="F7FAEF52">
       <w:numFmt w:val="decimal"/>
       <w:lvlText w:val=""/>
       <w:lvlJc w:val="left"/>
     </w:lvl>
-    <w:lvl w:ilvl="5" w:tplc="9D78A366">
+    <w:lvl w:ilvl="5" w:tplc="D4FA0454">
       <w:numFmt w:val="decimal"/>
       <w:lvlText w:val=""/>
       <w:lvlJc w:val="left"/>
     </w:lvl>
-    <w:lvl w:ilvl="6" w:tplc="2D1C1484">
+    <w:lvl w:ilvl="6" w:tplc="75769B84">
       <w:numFmt w:val="decimal"/>
       <w:lvlText w:val=""/>
       <w:lvlJc w:val="left"/>
     </w:lvl>
-    <w:lvl w:ilvl="7" w:tplc="4A8AE820">
+    <w:lvl w:ilvl="7" w:tplc="B8867458">
       <w:numFmt w:val="decimal"/>
       <w:lvlText w:val=""/>
       <w:lvlJc w:val="left"/>
     </w:lvl>
-    <w:lvl w:ilvl="8" w:tplc="C0364D60">
+    <w:lvl w:ilvl="8" w:tplc="D5BE67EA">
       <w:numFmt w:val="decimal"/>
       <w:lvlText w:val=""/>
       <w:lvlJc w:val="left"/>
     </w:lvl>
   </w:abstractNum>
   <w:abstractNum w:abstractNumId="2" w15:restartNumberingAfterBreak="0">
-    <w:nsid w:val="77C506DA"/>
+    <w:nsid w:val="79D65541"/>
     <w:multiLevelType w:val="hybridMultilevel"/>
-    <w:tmpl w:val="2C7638A0"/>
-    <w:lvl w:ilvl="0" w:tplc="D388A816">
+    <w:tmpl w:val="D506D30A"/>
+    <w:lvl w:ilvl="0" w:tplc="D868C6B0">
       <w:start w:val="1"/>
       <w:numFmt w:val="bullet"/>
       <w:lvlText w:val="•"/>
@@ -22080,54 +22080,54 @@
         <w:ind w:left="560" w:hanging="280"/>
       </w:pPr>
     </w:lvl>
-    <w:lvl w:ilvl="1" w:tplc="064AA87E">
+    <w:lvl w:ilvl="1" w:tplc="F08A9738">
       <w:numFmt w:val="decimal"/>
       <w:lvlText w:val=""/>
       <w:lvlJc w:val="left"/>
     </w:lvl>
-    <w:lvl w:ilvl="2" w:tplc="8E76BA70">
+    <w:lvl w:ilvl="2" w:tplc="C57A7ADE">
       <w:numFmt w:val="decimal"/>
       <w:lvlText w:val=""/>
       <w:lvlJc w:val="left"/>
     </w:lvl>
-    <w:lvl w:ilvl="3" w:tplc="088EAD3C">
+    <w:lvl w:ilvl="3" w:tplc="FAC26E24">
       <w:numFmt w:val="decimal"/>
       <w:lvlText w:val=""/>
       <w:lvlJc w:val="left"/>
     </w:lvl>
-    <w:lvl w:ilvl="4" w:tplc="62D4CFC6">
+    <w:lvl w:ilvl="4" w:tplc="BEF2DD04">
       <w:numFmt w:val="decimal"/>
       <w:lvlText w:val=""/>
       <w:lvlJc w:val="left"/>
     </w:lvl>
-    <w:lvl w:ilvl="5" w:tplc="83F251D6">
+    <w:lvl w:ilvl="5" w:tplc="96606FE6">
       <w:numFmt w:val="decimal"/>
       <w:lvlText w:val=""/>
       <w:lvlJc w:val="left"/>
     </w:lvl>
-    <w:lvl w:ilvl="6" w:tplc="CDB42C7A">
+    <w:lvl w:ilvl="6" w:tplc="5D58555C">
       <w:numFmt w:val="decimal"/>
       <w:lvlText w:val=""/>
       <w:lvlJc w:val="left"/>
     </w:lvl>
-    <w:lvl w:ilvl="7" w:tplc="993C1226">
+    <w:lvl w:ilvl="7" w:tplc="009839CC">
       <w:numFmt w:val="decimal"/>
       <w:lvlText w:val=""/>
       <w:lvlJc w:val="left"/>
     </w:lvl>
-    <w:lvl w:ilvl="8" w:tplc="8632AD02">
+    <w:lvl w:ilvl="8" w:tplc="B058B87A">
       <w:numFmt w:val="decimal"/>
       <w:lvlText w:val=""/>
       <w:lvlJc w:val="left"/>
     </w:lvl>
   </w:abstractNum>
-  <w:num w:numId="1" w16cid:durableId="875197968">
+  <w:num w:numId="1" w16cid:durableId="746732638">
     <w:abstractNumId w:val="0"/>
     <w:lvlOverride w:ilvl="0">
       <w:startOverride w:val="1"/>
     </w:lvlOverride>
   </w:num>
-  <w:num w:numId="2" w16cid:durableId="1106000333">
+  <w:num w:numId="2" w16cid:durableId="292254829">
     <w:abstractNumId w:val="1"/>
     <w:lvlOverride w:ilvl="0">
       <w:startOverride w:val="1"/>
@@ -22721,7 +22721,7 @@
     <w:autoRedefine/>
     <w:uiPriority w:val="39"/>
     <w:unhideWhenUsed/>
-    <w:rsid w:val="00DF5811"/>
+    <w:rsid w:val="00651CA0"/>
     <w:pPr>
       <w:spacing w:after="100"/>
     </w:pPr>

--- a/public/documentos/INT-01-registro-y-analisis-de-interesados.docx
+++ b/public/documentos/INT-01-registro-y-analisis-de-interesados.docx
@@ -52,7 +52,7 @@
                 <w:noProof/>
               </w:rPr>
               <w:drawing>
-                <wp:inline distT="0" distB="0" distL="0" distR="0" wp14:anchorId="64C7D5F7" wp14:editId="61683F2B">
+                <wp:inline distT="0" distB="0" distL="0" distR="0" wp14:anchorId="5DC25CB6" wp14:editId="046B88F7">
                   <wp:extent cx="990600" cy="990600"/>
                   <wp:effectExtent l="0" t="0" r="0" b="0"/>
                   <wp:docPr id="1" name="Imagen 1"/>
@@ -171,10 +171,10 @@
                 <w:noProof/>
               </w:rPr>
               <w:drawing>
-                <wp:inline distT="0" distB="0" distL="0" distR="0" wp14:anchorId="774C37AC" wp14:editId="4200C6A2">
+                <wp:inline distT="0" distB="0" distL="0" distR="0" wp14:anchorId="2C720CDA" wp14:editId="2E63C59D">
                   <wp:extent cx="800100" cy="800100"/>
                   <wp:effectExtent l="0" t="0" r="0" b="0"/>
-                  <wp:docPr id="1141412924" name="Imagen 1141412924"/>
+                  <wp:docPr id="1310625106" name="Imagen 1310625106"/>
                   <wp:cNvGraphicFramePr>
                     <a:graphicFrameLocks xmlns:a="http://schemas.openxmlformats.org/drawingml/2006/main" noChangeAspect="1"/>
                   </wp:cNvGraphicFramePr>
@@ -2585,7 +2585,7 @@
     <w:sdt>
       <w:sdtPr>
         <w:alias w:val="Contenido"/>
-        <w:id w:val="311838963"/>
+        <w:id w:val="-1218197347"/>
       </w:sdtPr>
       <w:sdtEndPr/>
       <w:sdtContent>
@@ -2611,7 +2611,7 @@
           <w:r>
             <w:fldChar w:fldCharType="separate"/>
           </w:r>
-          <w:hyperlink w:anchor="_Toc243091669" w:history="1">
+          <w:hyperlink w:anchor="_Toc243093482" w:history="1">
             <w:r>
               <w:rPr>
                 <w:rStyle w:val="Hipervnculo"/>
@@ -2635,7 +2635,7 @@
               <w:rPr>
                 <w:noProof/>
               </w:rPr>
-              <w:instrText xml:space="preserve"> PAGEREF _Toc243091669 \h </w:instrText>
+              <w:instrText xml:space="preserve"> PAGEREF _Toc243093482 \h </w:instrText>
             </w:r>
             <w:r>
               <w:rPr>
@@ -2675,7 +2675,7 @@
               <w14:ligatures w14:val="standardContextual"/>
             </w:rPr>
           </w:pPr>
-          <w:hyperlink w:anchor="_Toc243091670" w:history="1">
+          <w:hyperlink w:anchor="_Toc243093483" w:history="1">
             <w:r>
               <w:rPr>
                 <w:rStyle w:val="Hipervnculo"/>
@@ -2699,7 +2699,7 @@
               <w:rPr>
                 <w:noProof/>
               </w:rPr>
-              <w:instrText xml:space="preserve"> PAGEREF _Toc243091670 \h </w:instrText>
+              <w:instrText xml:space="preserve"> PAGEREF _Toc243093483 \h </w:instrText>
             </w:r>
             <w:r>
               <w:rPr>
@@ -2739,7 +2739,7 @@
               <w14:ligatures w14:val="standardContextual"/>
             </w:rPr>
           </w:pPr>
-          <w:hyperlink w:anchor="_Toc243091671" w:history="1">
+          <w:hyperlink w:anchor="_Toc243093484" w:history="1">
             <w:r>
               <w:rPr>
                 <w:rStyle w:val="Hipervnculo"/>
@@ -2763,7 +2763,7 @@
               <w:rPr>
                 <w:noProof/>
               </w:rPr>
-              <w:instrText xml:space="preserve"> PAGEREF _Toc243091671 \h </w:instrText>
+              <w:instrText xml:space="preserve"> PAGEREF _Toc243093484 \h </w:instrText>
             </w:r>
             <w:r>
               <w:rPr>
@@ -2803,7 +2803,7 @@
               <w14:ligatures w14:val="standardContextual"/>
             </w:rPr>
           </w:pPr>
-          <w:hyperlink w:anchor="_Toc243091672" w:history="1">
+          <w:hyperlink w:anchor="_Toc243093485" w:history="1">
             <w:r>
               <w:rPr>
                 <w:rStyle w:val="Hipervnculo"/>
@@ -2827,7 +2827,7 @@
               <w:rPr>
                 <w:noProof/>
               </w:rPr>
-              <w:instrText xml:space="preserve"> PAGEREF _Toc243091672 \h </w:instrText>
+              <w:instrText xml:space="preserve"> PAGEREF _Toc243093485 \h </w:instrText>
             </w:r>
             <w:r>
               <w:rPr>
@@ -2867,7 +2867,7 @@
               <w14:ligatures w14:val="standardContextual"/>
             </w:rPr>
           </w:pPr>
-          <w:hyperlink w:anchor="_Toc243091673" w:history="1">
+          <w:hyperlink w:anchor="_Toc243093486" w:history="1">
             <w:r>
               <w:rPr>
                 <w:rStyle w:val="Hipervnculo"/>
@@ -2891,7 +2891,7 @@
               <w:rPr>
                 <w:noProof/>
               </w:rPr>
-              <w:instrText xml:space="preserve"> PAGEREF _Toc243091673 \h </w:instrText>
+              <w:instrText xml:space="preserve"> PAGEREF _Toc243093486 \h </w:instrText>
             </w:r>
             <w:r>
               <w:rPr>
@@ -2931,7 +2931,7 @@
               <w14:ligatures w14:val="standardContextual"/>
             </w:rPr>
           </w:pPr>
-          <w:hyperlink w:anchor="_Toc243091674" w:history="1">
+          <w:hyperlink w:anchor="_Toc243093487" w:history="1">
             <w:r>
               <w:rPr>
                 <w:rStyle w:val="Hipervnculo"/>
@@ -2955,7 +2955,7 @@
               <w:rPr>
                 <w:noProof/>
               </w:rPr>
-              <w:instrText xml:space="preserve"> PAGEREF _Toc243091674 \h </w:instrText>
+              <w:instrText xml:space="preserve"> PAGEREF _Toc243093487 \h </w:instrText>
             </w:r>
             <w:r>
               <w:rPr>
@@ -2995,7 +2995,7 @@
               <w14:ligatures w14:val="standardContextual"/>
             </w:rPr>
           </w:pPr>
-          <w:hyperlink w:anchor="_Toc243091675" w:history="1">
+          <w:hyperlink w:anchor="_Toc243093488" w:history="1">
             <w:r>
               <w:rPr>
                 <w:rStyle w:val="Hipervnculo"/>
@@ -3019,7 +3019,7 @@
               <w:rPr>
                 <w:noProof/>
               </w:rPr>
-              <w:instrText xml:space="preserve"> PAGEREF _Toc243091675 \h </w:instrText>
+              <w:instrText xml:space="preserve"> PAGEREF _Toc243093488 \h </w:instrText>
             </w:r>
             <w:r>
               <w:rPr>
@@ -3059,7 +3059,7 @@
               <w14:ligatures w14:val="standardContextual"/>
             </w:rPr>
           </w:pPr>
-          <w:hyperlink w:anchor="_Toc243091676" w:history="1">
+          <w:hyperlink w:anchor="_Toc243093489" w:history="1">
             <w:r>
               <w:rPr>
                 <w:rStyle w:val="Hipervnculo"/>
@@ -3083,7 +3083,7 @@
               <w:rPr>
                 <w:noProof/>
               </w:rPr>
-              <w:instrText xml:space="preserve"> PAGEREF _Toc243091676 \h </w:instrText>
+              <w:instrText xml:space="preserve"> PAGEREF _Toc243093489 \h </w:instrText>
             </w:r>
             <w:r>
               <w:rPr>
@@ -3123,7 +3123,7 @@
               <w14:ligatures w14:val="standardContextual"/>
             </w:rPr>
           </w:pPr>
-          <w:hyperlink w:anchor="_Toc243091677" w:history="1">
+          <w:hyperlink w:anchor="_Toc243093490" w:history="1">
             <w:r>
               <w:rPr>
                 <w:rStyle w:val="Hipervnculo"/>
@@ -3147,7 +3147,7 @@
               <w:rPr>
                 <w:noProof/>
               </w:rPr>
-              <w:instrText xml:space="preserve"> PAGEREF _Toc243091677 \h </w:instrText>
+              <w:instrText xml:space="preserve"> PAGEREF _Toc243093490 \h </w:instrText>
             </w:r>
             <w:r>
               <w:rPr>
@@ -3197,7 +3197,7 @@
       <w:pPr>
         <w:pStyle w:val="Ttulo1"/>
       </w:pPr>
-      <w:bookmarkStart w:id="0" w:name="_Toc243091669"/>
+      <w:bookmarkStart w:id="0" w:name="_Toc243093482"/>
       <w:r>
         <w:lastRenderedPageBreak/>
         <w:t>1. Cómo se identificó a los interesados</w:t>
@@ -3933,7 +3933,7 @@
       <w:pPr>
         <w:pStyle w:val="Ttulo1"/>
       </w:pPr>
-      <w:bookmarkStart w:id="1" w:name="_Toc243091670"/>
+      <w:bookmarkStart w:id="1" w:name="_Toc243093483"/>
       <w:r>
         <w:t>2. Registro de interesados</w:t>
       </w:r>
@@ -8334,7 +8334,7 @@
       <w:pPr>
         <w:pStyle w:val="Ttulo1"/>
       </w:pPr>
-      <w:bookmarkStart w:id="2" w:name="_Toc243091671"/>
+      <w:bookmarkStart w:id="2" w:name="_Toc243093484"/>
       <w:r>
         <w:lastRenderedPageBreak/>
         <w:t>3. Evaluación</w:t>
@@ -13411,7 +13411,7 @@
       <w:pPr>
         <w:pStyle w:val="Ttulo1"/>
       </w:pPr>
-      <w:bookmarkStart w:id="3" w:name="_Toc243091672"/>
+      <w:bookmarkStart w:id="3" w:name="_Toc243093485"/>
       <w:r>
         <w:lastRenderedPageBreak/>
         <w:t>4. Matriz de poder e interés</w:t>
@@ -14065,7 +14065,7 @@
       <w:pPr>
         <w:pStyle w:val="Ttulo1"/>
       </w:pPr>
-      <w:bookmarkStart w:id="4" w:name="_Toc243091673"/>
+      <w:bookmarkStart w:id="4" w:name="_Toc243093486"/>
       <w:r>
         <w:t>5. Cubo de interesados</w:t>
       </w:r>
@@ -15387,7 +15387,7 @@
       <w:pPr>
         <w:pStyle w:val="Ttulo1"/>
       </w:pPr>
-      <w:bookmarkStart w:id="5" w:name="_Toc243091674"/>
+      <w:bookmarkStart w:id="5" w:name="_Toc243093487"/>
       <w:r>
         <w:t>6. Dirección de la influencia</w:t>
       </w:r>
@@ -16016,7 +16016,7 @@
       <w:pPr>
         <w:pStyle w:val="Ttulo1"/>
       </w:pPr>
-      <w:bookmarkStart w:id="6" w:name="_Toc243091675"/>
+      <w:bookmarkStart w:id="6" w:name="_Toc243093488"/>
       <w:r>
         <w:t>7. Modelo de prominencia</w:t>
       </w:r>
@@ -20855,7 +20855,7 @@
       <w:pPr>
         <w:pStyle w:val="Ttulo1"/>
       </w:pPr>
-      <w:bookmarkStart w:id="7" w:name="_Toc243091676"/>
+      <w:bookmarkStart w:id="7" w:name="_Toc243093489"/>
       <w:r>
         <w:t>8. Priorización</w:t>
       </w:r>
@@ -21014,7 +21014,7 @@
       <w:pPr>
         <w:pStyle w:val="Ttulo1"/>
       </w:pPr>
-      <w:bookmarkStart w:id="8" w:name="_Toc243091677"/>
+      <w:bookmarkStart w:id="8" w:name="_Toc243093490"/>
       <w:r>
         <w:t>9. Cambios respecto al registro anterior</w:t>
       </w:r>
@@ -21928,10 +21928,118 @@
 <file path=word/numbering.xml><?xml version="1.0" encoding="utf-8"?>
 <w:numbering xmlns:wpc="http://schemas.microsoft.com/office/word/2010/wordprocessingCanvas" xmlns:cx="http://schemas.microsoft.com/office/drawing/2014/chartex" xmlns:cx1="http://schemas.microsoft.com/office/drawing/2015/9/8/chartex" xmlns:cx2="http://schemas.microsoft.com/office/drawing/2015/10/21/chartex" xmlns:cx3="http://schemas.microsoft.com/office/drawing/2016/5/9/chartex" xmlns:cx4="http://schemas.microsoft.com/office/drawing/2016/5/10/chartex" xmlns:cx5="http://schemas.microsoft.com/office/drawing/2016/5/11/chartex" xmlns:cx6="http://schemas.microsoft.com/office/drawing/2016/5/12/chartex" xmlns:cx7="http://schemas.microsoft.com/office/drawing/2016/5/13/chartex" xmlns:cx8="http://schemas.microsoft.com/office/drawing/2016/5/14/chartex" xmlns:mc="http://schemas.openxmlformats.org/markup-compatibility/2006" xmlns:aink="http://schemas.microsoft.com/office/drawing/2016/ink" xmlns:am3d="http://schemas.microsoft.com/office/drawing/2017/model3d" xmlns:o="urn:schemas-microsoft-com:office:office" xmlns:oel="http://schemas.microsoft.com/office/2019/extlst" xmlns:r="http://schemas.openxmlformats.org/officeDocument/2006/relationships" xmlns:m="http://schemas.openxmlformats.org/officeDocument/2006/math" xmlns:v="urn:schemas-microsoft-com:vml" xmlns:wp14="http://schemas.microsoft.com/office/word/2010/wordprocessingDrawing" xmlns:wp="http://schemas.openxmlformats.org/drawingml/2006/wordprocessingDrawing" xmlns:w10="urn:schemas-microsoft-com:office:word" xmlns:w="http://schemas.openxmlformats.org/wordprocessingml/2006/main" xmlns:w14="http://schemas.microsoft.com/office/word/2010/wordml" xmlns:w15="http://schemas.microsoft.com/office/word/2012/wordml" xmlns:w16cex="http://schemas.microsoft.com/office/word/2018/wordml/cex" xmlns:w16cid="http://schemas.microsoft.com/office/word/2016/wordml/cid" xmlns:w16="http://schemas.microsoft.com/office/word/2018/wordml" xmlns:w16du="http://schemas.microsoft.com/office/word/2023/wordml/word16du" xmlns:w16sdtdh="http://schemas.microsoft.com/office/word/2020/wordml/sdtdatahash" xmlns:w16sdtfl="http://schemas.microsoft.com/office/word/2024/wordml/sdtformatlock" xmlns:w16se="http://schemas.microsoft.com/office/word/2015/wordml/symex" xmlns:wpg="http://schemas.microsoft.com/office/word/2010/wordprocessingGroup" xmlns:wpi="http://schemas.microsoft.com/office/word/2010/wordprocessingInk" xmlns:wne="http://schemas.microsoft.com/office/word/2006/wordml" xmlns:wps="http://schemas.microsoft.com/office/word/2010/wordprocessingShape" mc:Ignorable="w14 w15 w16se w16cid w16 w16cex w16sdtdh w16sdtfl w16du wp14">
   <w:abstractNum w:abstractNumId="0" w15:restartNumberingAfterBreak="0">
-    <w:nsid w:val="038E7F06"/>
+    <w:nsid w:val="2F4A5B50"/>
     <w:multiLevelType w:val="hybridMultilevel"/>
-    <w:tmpl w:val="D2885CF6"/>
-    <w:lvl w:ilvl="0" w:tplc="DB2CC654">
+    <w:tmpl w:val="C78A6B32"/>
+    <w:lvl w:ilvl="0" w:tplc="F3D25940">
+      <w:start w:val="1"/>
+      <w:numFmt w:val="bullet"/>
+      <w:lvlText w:val="•"/>
+      <w:lvlJc w:val="left"/>
+      <w:pPr>
+        <w:ind w:left="560" w:hanging="280"/>
+      </w:pPr>
+    </w:lvl>
+    <w:lvl w:ilvl="1" w:tplc="5EFA2F2C">
+      <w:numFmt w:val="decimal"/>
+      <w:lvlText w:val=""/>
+      <w:lvlJc w:val="left"/>
+    </w:lvl>
+    <w:lvl w:ilvl="2" w:tplc="F92A7470">
+      <w:numFmt w:val="decimal"/>
+      <w:lvlText w:val=""/>
+      <w:lvlJc w:val="left"/>
+    </w:lvl>
+    <w:lvl w:ilvl="3" w:tplc="49D83FB0">
+      <w:numFmt w:val="decimal"/>
+      <w:lvlText w:val=""/>
+      <w:lvlJc w:val="left"/>
+    </w:lvl>
+    <w:lvl w:ilvl="4" w:tplc="9FC26A5E">
+      <w:numFmt w:val="decimal"/>
+      <w:lvlText w:val=""/>
+      <w:lvlJc w:val="left"/>
+    </w:lvl>
+    <w:lvl w:ilvl="5" w:tplc="2A22B0A6">
+      <w:numFmt w:val="decimal"/>
+      <w:lvlText w:val=""/>
+      <w:lvlJc w:val="left"/>
+    </w:lvl>
+    <w:lvl w:ilvl="6" w:tplc="4FDE8E4C">
+      <w:numFmt w:val="decimal"/>
+      <w:lvlText w:val=""/>
+      <w:lvlJc w:val="left"/>
+    </w:lvl>
+    <w:lvl w:ilvl="7" w:tplc="8878CADE">
+      <w:numFmt w:val="decimal"/>
+      <w:lvlText w:val=""/>
+      <w:lvlJc w:val="left"/>
+    </w:lvl>
+    <w:lvl w:ilvl="8" w:tplc="4DD0BCD8">
+      <w:numFmt w:val="decimal"/>
+      <w:lvlText w:val=""/>
+      <w:lvlJc w:val="left"/>
+    </w:lvl>
+  </w:abstractNum>
+  <w:abstractNum w:abstractNumId="1" w15:restartNumberingAfterBreak="0">
+    <w:nsid w:val="4AA60A7B"/>
+    <w:multiLevelType w:val="hybridMultilevel"/>
+    <w:tmpl w:val="A6CA16A0"/>
+    <w:lvl w:ilvl="0" w:tplc="6F34B798">
+      <w:start w:val="1"/>
+      <w:numFmt w:val="decimal"/>
+      <w:lvlText w:val="%1."/>
+      <w:lvlJc w:val="left"/>
+      <w:pPr>
+        <w:ind w:left="560" w:hanging="340"/>
+      </w:pPr>
+    </w:lvl>
+    <w:lvl w:ilvl="1" w:tplc="C680C6CE">
+      <w:numFmt w:val="decimal"/>
+      <w:lvlText w:val=""/>
+      <w:lvlJc w:val="left"/>
+    </w:lvl>
+    <w:lvl w:ilvl="2" w:tplc="73389B90">
+      <w:numFmt w:val="decimal"/>
+      <w:lvlText w:val=""/>
+      <w:lvlJc w:val="left"/>
+    </w:lvl>
+    <w:lvl w:ilvl="3" w:tplc="90603FDC">
+      <w:numFmt w:val="decimal"/>
+      <w:lvlText w:val=""/>
+      <w:lvlJc w:val="left"/>
+    </w:lvl>
+    <w:lvl w:ilvl="4" w:tplc="5830A036">
+      <w:numFmt w:val="decimal"/>
+      <w:lvlText w:val=""/>
+      <w:lvlJc w:val="left"/>
+    </w:lvl>
+    <w:lvl w:ilvl="5" w:tplc="AC5E04CC">
+      <w:numFmt w:val="decimal"/>
+      <w:lvlText w:val=""/>
+      <w:lvlJc w:val="left"/>
+    </w:lvl>
+    <w:lvl w:ilvl="6" w:tplc="887EAAB0">
+      <w:numFmt w:val="decimal"/>
+      <w:lvlText w:val=""/>
+      <w:lvlJc w:val="left"/>
+    </w:lvl>
+    <w:lvl w:ilvl="7" w:tplc="BA583E08">
+      <w:numFmt w:val="decimal"/>
+      <w:lvlText w:val=""/>
+      <w:lvlJc w:val="left"/>
+    </w:lvl>
+    <w:lvl w:ilvl="8" w:tplc="12AEE832">
+      <w:numFmt w:val="decimal"/>
+      <w:lvlText w:val=""/>
+      <w:lvlJc w:val="left"/>
+    </w:lvl>
+  </w:abstractNum>
+  <w:abstractNum w:abstractNumId="2" w15:restartNumberingAfterBreak="0">
+    <w:nsid w:val="6D041419"/>
+    <w:multiLevelType w:val="hybridMultilevel"/>
+    <w:tmpl w:val="6340F80E"/>
+    <w:lvl w:ilvl="0" w:tplc="EC2285F8">
       <w:start w:val="1"/>
       <w:numFmt w:val="bullet"/>
       <w:lvlText w:val="●"/>
@@ -21940,7 +22048,7 @@
         <w:ind w:left="720" w:hanging="360"/>
       </w:pPr>
     </w:lvl>
-    <w:lvl w:ilvl="1" w:tplc="11DECF72">
+    <w:lvl w:ilvl="1" w:tplc="16A2A89E">
       <w:start w:val="1"/>
       <w:numFmt w:val="bullet"/>
       <w:lvlText w:val="○"/>
@@ -21949,7 +22057,7 @@
         <w:ind w:left="1440" w:hanging="360"/>
       </w:pPr>
     </w:lvl>
-    <w:lvl w:ilvl="2" w:tplc="CF625CB4">
+    <w:lvl w:ilvl="2" w:tplc="392A7396">
       <w:start w:val="1"/>
       <w:numFmt w:val="bullet"/>
       <w:lvlText w:val="■"/>
@@ -21958,7 +22066,7 @@
         <w:ind w:left="2160" w:hanging="360"/>
       </w:pPr>
     </w:lvl>
-    <w:lvl w:ilvl="3" w:tplc="FFA4001A">
+    <w:lvl w:ilvl="3" w:tplc="A6DA7FCE">
       <w:start w:val="1"/>
       <w:numFmt w:val="bullet"/>
       <w:lvlText w:val="●"/>
@@ -21967,7 +22075,7 @@
         <w:ind w:left="2880" w:hanging="360"/>
       </w:pPr>
     </w:lvl>
-    <w:lvl w:ilvl="4" w:tplc="42DEA09A">
+    <w:lvl w:ilvl="4" w:tplc="5EC2CD26">
       <w:start w:val="1"/>
       <w:numFmt w:val="bullet"/>
       <w:lvlText w:val="○"/>
@@ -21976,7 +22084,7 @@
         <w:ind w:left="3600" w:hanging="360"/>
       </w:pPr>
     </w:lvl>
-    <w:lvl w:ilvl="5" w:tplc="C57A9392">
+    <w:lvl w:ilvl="5" w:tplc="AEBE49E4">
       <w:start w:val="1"/>
       <w:numFmt w:val="bullet"/>
       <w:lvlText w:val="■"/>
@@ -21985,7 +22093,7 @@
         <w:ind w:left="4320" w:hanging="360"/>
       </w:pPr>
     </w:lvl>
-    <w:lvl w:ilvl="6" w:tplc="BCCEB6A8">
+    <w:lvl w:ilvl="6" w:tplc="330225EE">
       <w:start w:val="1"/>
       <w:numFmt w:val="bullet"/>
       <w:lvlText w:val="●"/>
@@ -21994,7 +22102,7 @@
         <w:ind w:left="5040" w:hanging="360"/>
       </w:pPr>
     </w:lvl>
-    <w:lvl w:ilvl="7" w:tplc="B8D44EF4">
+    <w:lvl w:ilvl="7" w:tplc="8FC4CFE8">
       <w:start w:val="1"/>
       <w:numFmt w:val="bullet"/>
       <w:lvlText w:val="●"/>
@@ -22003,7 +22111,7 @@
         <w:ind w:left="5760" w:hanging="360"/>
       </w:pPr>
     </w:lvl>
-    <w:lvl w:ilvl="8" w:tplc="794AADB4">
+    <w:lvl w:ilvl="8" w:tplc="70B0A424">
       <w:start w:val="1"/>
       <w:numFmt w:val="bullet"/>
       <w:lvlText w:val="●"/>
@@ -22013,121 +22121,13 @@
       </w:pPr>
     </w:lvl>
   </w:abstractNum>
-  <w:abstractNum w:abstractNumId="1" w15:restartNumberingAfterBreak="0">
-    <w:nsid w:val="0EA03963"/>
-    <w:multiLevelType w:val="hybridMultilevel"/>
-    <w:tmpl w:val="9814A574"/>
-    <w:lvl w:ilvl="0" w:tplc="E084CF86">
-      <w:start w:val="1"/>
-      <w:numFmt w:val="decimal"/>
-      <w:lvlText w:val="%1."/>
-      <w:lvlJc w:val="left"/>
-      <w:pPr>
-        <w:ind w:left="560" w:hanging="340"/>
-      </w:pPr>
-    </w:lvl>
-    <w:lvl w:ilvl="1" w:tplc="E4B22564">
-      <w:numFmt w:val="decimal"/>
-      <w:lvlText w:val=""/>
-      <w:lvlJc w:val="left"/>
-    </w:lvl>
-    <w:lvl w:ilvl="2" w:tplc="D0887E34">
-      <w:numFmt w:val="decimal"/>
-      <w:lvlText w:val=""/>
-      <w:lvlJc w:val="left"/>
-    </w:lvl>
-    <w:lvl w:ilvl="3" w:tplc="1310B548">
-      <w:numFmt w:val="decimal"/>
-      <w:lvlText w:val=""/>
-      <w:lvlJc w:val="left"/>
-    </w:lvl>
-    <w:lvl w:ilvl="4" w:tplc="F7FAEF52">
-      <w:numFmt w:val="decimal"/>
-      <w:lvlText w:val=""/>
-      <w:lvlJc w:val="left"/>
-    </w:lvl>
-    <w:lvl w:ilvl="5" w:tplc="D4FA0454">
-      <w:numFmt w:val="decimal"/>
-      <w:lvlText w:val=""/>
-      <w:lvlJc w:val="left"/>
-    </w:lvl>
-    <w:lvl w:ilvl="6" w:tplc="75769B84">
-      <w:numFmt w:val="decimal"/>
-      <w:lvlText w:val=""/>
-      <w:lvlJc w:val="left"/>
-    </w:lvl>
-    <w:lvl w:ilvl="7" w:tplc="B8867458">
-      <w:numFmt w:val="decimal"/>
-      <w:lvlText w:val=""/>
-      <w:lvlJc w:val="left"/>
-    </w:lvl>
-    <w:lvl w:ilvl="8" w:tplc="D5BE67EA">
-      <w:numFmt w:val="decimal"/>
-      <w:lvlText w:val=""/>
-      <w:lvlJc w:val="left"/>
-    </w:lvl>
-  </w:abstractNum>
-  <w:abstractNum w:abstractNumId="2" w15:restartNumberingAfterBreak="0">
-    <w:nsid w:val="79D65541"/>
-    <w:multiLevelType w:val="hybridMultilevel"/>
-    <w:tmpl w:val="D506D30A"/>
-    <w:lvl w:ilvl="0" w:tplc="D868C6B0">
-      <w:start w:val="1"/>
-      <w:numFmt w:val="bullet"/>
-      <w:lvlText w:val="•"/>
-      <w:lvlJc w:val="left"/>
-      <w:pPr>
-        <w:ind w:left="560" w:hanging="280"/>
-      </w:pPr>
-    </w:lvl>
-    <w:lvl w:ilvl="1" w:tplc="F08A9738">
-      <w:numFmt w:val="decimal"/>
-      <w:lvlText w:val=""/>
-      <w:lvlJc w:val="left"/>
-    </w:lvl>
-    <w:lvl w:ilvl="2" w:tplc="C57A7ADE">
-      <w:numFmt w:val="decimal"/>
-      <w:lvlText w:val=""/>
-      <w:lvlJc w:val="left"/>
-    </w:lvl>
-    <w:lvl w:ilvl="3" w:tplc="FAC26E24">
-      <w:numFmt w:val="decimal"/>
-      <w:lvlText w:val=""/>
-      <w:lvlJc w:val="left"/>
-    </w:lvl>
-    <w:lvl w:ilvl="4" w:tplc="BEF2DD04">
-      <w:numFmt w:val="decimal"/>
-      <w:lvlText w:val=""/>
-      <w:lvlJc w:val="left"/>
-    </w:lvl>
-    <w:lvl w:ilvl="5" w:tplc="96606FE6">
-      <w:numFmt w:val="decimal"/>
-      <w:lvlText w:val=""/>
-      <w:lvlJc w:val="left"/>
-    </w:lvl>
-    <w:lvl w:ilvl="6" w:tplc="5D58555C">
-      <w:numFmt w:val="decimal"/>
-      <w:lvlText w:val=""/>
-      <w:lvlJc w:val="left"/>
-    </w:lvl>
-    <w:lvl w:ilvl="7" w:tplc="009839CC">
-      <w:numFmt w:val="decimal"/>
-      <w:lvlText w:val=""/>
-      <w:lvlJc w:val="left"/>
-    </w:lvl>
-    <w:lvl w:ilvl="8" w:tplc="B058B87A">
-      <w:numFmt w:val="decimal"/>
-      <w:lvlText w:val=""/>
-      <w:lvlJc w:val="left"/>
-    </w:lvl>
-  </w:abstractNum>
-  <w:num w:numId="1" w16cid:durableId="746732638">
-    <w:abstractNumId w:val="0"/>
+  <w:num w:numId="1" w16cid:durableId="1793136751">
+    <w:abstractNumId w:val="2"/>
     <w:lvlOverride w:ilvl="0">
       <w:startOverride w:val="1"/>
     </w:lvlOverride>
   </w:num>
-  <w:num w:numId="2" w16cid:durableId="292254829">
+  <w:num w:numId="2" w16cid:durableId="2025667155">
     <w:abstractNumId w:val="1"/>
     <w:lvlOverride w:ilvl="0">
       <w:startOverride w:val="1"/>
@@ -22721,7 +22721,7 @@
     <w:autoRedefine/>
     <w:uiPriority w:val="39"/>
     <w:unhideWhenUsed/>
-    <w:rsid w:val="00651CA0"/>
+    <w:rsid w:val="00C4083B"/>
     <w:pPr>
       <w:spacing w:after="100"/>
     </w:pPr>
